--- a/data/Baiyu Shi_cv.docx
+++ b/data/Baiyu Shi_cv.docx
@@ -1,6 +1,6 @@
 
 <file path=word/document.xml><?xml version="1.0" encoding="utf-8"?>
-<w:document xmlns:wpc="http://schemas.microsoft.com/office/word/2010/wordprocessingCanvas" xmlns:cx="http://schemas.microsoft.com/office/drawing/2014/chartex" xmlns:cx1="http://schemas.microsoft.com/office/drawing/2015/9/8/chartex" xmlns:cx2="http://schemas.microsoft.com/office/drawing/2015/10/21/chartex" xmlns:cx3="http://schemas.microsoft.com/office/drawing/2016/5/9/chartex" xmlns:cx4="http://schemas.microsoft.com/office/drawing/2016/5/10/chartex" xmlns:cx5="http://schemas.microsoft.com/office/drawing/2016/5/11/chartex" xmlns:cx6="http://schemas.microsoft.com/office/drawing/2016/5/12/chartex" xmlns:cx7="http://schemas.microsoft.com/office/drawing/2016/5/13/chartex" xmlns:cx8="http://schemas.microsoft.com/office/drawing/2016/5/14/chartex" xmlns:mc="http://schemas.openxmlformats.org/markup-compatibility/2006" xmlns:aink="http://schemas.microsoft.com/office/drawing/2016/ink" xmlns:am3d="http://schemas.microsoft.com/office/drawing/2017/model3d" xmlns:o="urn:schemas-microsoft-com:office:office" xmlns:oel="http://schemas.microsoft.com/office/2019/extlst" xmlns:r="http://schemas.openxmlformats.org/officeDocument/2006/relationships" xmlns:m="http://schemas.openxmlformats.org/officeDocument/2006/math" xmlns:v="urn:schemas-microsoft-com:vml" xmlns:wp14="http://schemas.microsoft.com/office/word/2010/wordprocessingDrawing" xmlns:wp="http://schemas.openxmlformats.org/drawingml/2006/wordprocessingDrawing" xmlns:w10="urn:schemas-microsoft-com:office:word" xmlns:w="http://schemas.openxmlformats.org/wordprocessingml/2006/main" xmlns:w14="http://schemas.microsoft.com/office/word/2010/wordml" xmlns:w15="http://schemas.microsoft.com/office/word/2012/wordml" xmlns:w16cex="http://schemas.microsoft.com/office/word/2018/wordml/cex" xmlns:w16cid="http://schemas.microsoft.com/office/word/2016/wordml/cid" xmlns:w16="http://schemas.microsoft.com/office/word/2018/wordml" xmlns:w16du="http://schemas.microsoft.com/office/word/2023/wordml/word16du" xmlns:w16sdtdh="http://schemas.microsoft.com/office/word/2020/wordml/sdtdatahash" xmlns:w16se="http://schemas.microsoft.com/office/word/2015/wordml/symex" xmlns:wpg="http://schemas.microsoft.com/office/word/2010/wordprocessingGroup" xmlns:wpi="http://schemas.microsoft.com/office/word/2010/wordprocessingInk" xmlns:wne="http://schemas.microsoft.com/office/word/2006/wordml" xmlns:wps="http://schemas.microsoft.com/office/word/2010/wordprocessingShape" mc:Ignorable="w14 w15 w16se w16cid w16 w16cex w16sdtdh w16du wp14">
+<w:document xmlns:wpc="http://schemas.microsoft.com/office/word/2010/wordprocessingCanvas" xmlns:cx="http://schemas.microsoft.com/office/drawing/2014/chartex" xmlns:cx1="http://schemas.microsoft.com/office/drawing/2015/9/8/chartex" xmlns:cx2="http://schemas.microsoft.com/office/drawing/2015/10/21/chartex" xmlns:cx3="http://schemas.microsoft.com/office/drawing/2016/5/9/chartex" xmlns:cx4="http://schemas.microsoft.com/office/drawing/2016/5/10/chartex" xmlns:cx5="http://schemas.microsoft.com/office/drawing/2016/5/11/chartex" xmlns:cx6="http://schemas.microsoft.com/office/drawing/2016/5/12/chartex" xmlns:cx7="http://schemas.microsoft.com/office/drawing/2016/5/13/chartex" xmlns:cx8="http://schemas.microsoft.com/office/drawing/2016/5/14/chartex" xmlns:mc="http://schemas.openxmlformats.org/markup-compatibility/2006" xmlns:aink="http://schemas.microsoft.com/office/drawing/2016/ink" xmlns:am3d="http://schemas.microsoft.com/office/drawing/2017/model3d" xmlns:o="urn:schemas-microsoft-com:office:office" xmlns:oel="http://schemas.microsoft.com/office/2019/extlst" xmlns:r="http://schemas.openxmlformats.org/officeDocument/2006/relationships" xmlns:m="http://schemas.openxmlformats.org/officeDocument/2006/math" xmlns:v="urn:schemas-microsoft-com:vml" xmlns:wp14="http://schemas.microsoft.com/office/word/2010/wordprocessingDrawing" xmlns:wp="http://schemas.openxmlformats.org/drawingml/2006/wordprocessingDrawing" xmlns:w10="urn:schemas-microsoft-com:office:word" xmlns:w="http://schemas.openxmlformats.org/wordprocessingml/2006/main" xmlns:w14="http://schemas.microsoft.com/office/word/2010/wordml" xmlns:w15="http://schemas.microsoft.com/office/word/2012/wordml" xmlns:w16cex="http://schemas.microsoft.com/office/word/2018/wordml/cex" xmlns:w16cid="http://schemas.microsoft.com/office/word/2016/wordml/cid" xmlns:w16="http://schemas.microsoft.com/office/word/2018/wordml" xmlns:w16du="http://schemas.microsoft.com/office/word/2023/wordml/word16du" xmlns:w16sdtdh="http://schemas.microsoft.com/office/word/2020/wordml/sdtdatahash" xmlns:w16sdtfl="http://schemas.microsoft.com/office/word/2024/wordml/sdtformatlock" xmlns:w16se="http://schemas.microsoft.com/office/word/2015/wordml/symex" xmlns:wpg="http://schemas.microsoft.com/office/word/2010/wordprocessingGroup" xmlns:wpi="http://schemas.microsoft.com/office/word/2010/wordprocessingInk" xmlns:wne="http://schemas.microsoft.com/office/word/2006/wordml" xmlns:wps="http://schemas.microsoft.com/office/word/2010/wordprocessingShape" mc:Ignorable="w14 w15 w16se w16cid w16 w16cex w16sdtdh w16sdtfl w16du wp14">
   <w:body>
     <w:p>
       <w:pPr>
@@ -90,7 +90,7 @@
     </w:p>
     <w:p>
       <w:pPr>
-        <w:spacing w:line="240" w:lineRule="auto"/>
+        <w:spacing w:beforeLines="40" w:before="96" w:line="240" w:lineRule="auto"/>
         <w:ind w:firstLine="0"/>
         <w:rPr>
           <w:rFonts w:cs="Times New Roman"/>
@@ -103,7 +103,7 @@
           <w:b/>
           <w:sz w:val="22"/>
         </w:rPr>
-        <w:t>R</w:t>
+        <w:t>E</w:t>
       </w:r>
       <w:r>
         <w:rPr>
@@ -111,23 +111,7 @@
           <w:b/>
           <w:sz w:val="22"/>
         </w:rPr>
-        <w:t>ESEARCH</w:t>
-      </w:r>
-      <w:r>
-        <w:rPr>
-          <w:rFonts w:cs="Times New Roman"/>
-          <w:b/>
-          <w:sz w:val="22"/>
-        </w:rPr>
-        <w:t xml:space="preserve"> I</w:t>
-      </w:r>
-      <w:r>
-        <w:rPr>
-          <w:rFonts w:cs="Times New Roman"/>
-          <w:b/>
-          <w:sz w:val="22"/>
-        </w:rPr>
-        <w:t>NTERESTS</w:t>
+        <w:t>DUCATION</w:t>
       </w:r>
       <w:r>
         <w:rPr>
@@ -135,221 +119,8 @@
           <w:noProof/>
           <w:sz w:val="4"/>
         </w:rPr>
-        <w:pict w14:anchorId="0E3BA041">
-          <v:rect id="_x0000_i1025" alt="" style="width:540pt;height:1pt;mso-width-percent:0;mso-height-percent:0;mso-width-percent:0;mso-height-percent:0" o:hralign="center" o:hrstd="t" o:hrnoshade="t" o:hr="t" fillcolor="black [3213]" stroked="f"/>
-        </w:pict>
-      </w:r>
-    </w:p>
-    <w:p>
-      <w:pPr>
-        <w:spacing w:line="240" w:lineRule="auto"/>
-        <w:ind w:firstLine="0"/>
-        <w:rPr>
-          <w:rFonts w:eastAsia="宋体" w:cs="Times New Roman"/>
-          <w:sz w:val="22"/>
-        </w:rPr>
-      </w:pPr>
-      <w:r>
-        <w:rPr>
-          <w:rFonts w:eastAsia="宋体" w:cs="Times New Roman" w:hint="eastAsia"/>
-          <w:b/>
-          <w:bCs/>
-          <w:sz w:val="22"/>
-        </w:rPr>
-        <w:t>R</w:t>
-      </w:r>
-      <w:r>
-        <w:rPr>
-          <w:rFonts w:eastAsia="宋体" w:cs="Times New Roman"/>
-          <w:b/>
-          <w:bCs/>
-          <w:sz w:val="22"/>
-        </w:rPr>
-        <w:t>obotics</w:t>
-      </w:r>
-      <w:r>
-        <w:rPr>
-          <w:rFonts w:eastAsia="宋体" w:cs="Times New Roman"/>
-          <w:sz w:val="22"/>
-        </w:rPr>
-        <w:t xml:space="preserve">: </w:t>
-      </w:r>
-      <w:r>
-        <w:rPr>
-          <w:rFonts w:eastAsia="宋体" w:cs="Times New Roman"/>
-          <w:sz w:val="22"/>
-        </w:rPr>
-        <w:t xml:space="preserve">Chemical and Haptics Sensing, </w:t>
-      </w:r>
-      <w:r>
-        <w:rPr>
-          <w:rFonts w:eastAsia="宋体" w:cs="Times New Roman"/>
-          <w:sz w:val="22"/>
-        </w:rPr>
-        <w:t>Human</w:t>
-      </w:r>
-      <w:r>
-        <w:rPr>
-          <w:rFonts w:eastAsia="宋体" w:cs="Times New Roman"/>
-          <w:sz w:val="22"/>
-        </w:rPr>
-        <w:t>-r</w:t>
-      </w:r>
-      <w:r>
-        <w:rPr>
-          <w:rFonts w:eastAsia="宋体" w:cs="Times New Roman"/>
-          <w:sz w:val="22"/>
-        </w:rPr>
-        <w:t xml:space="preserve">obot Interaction, </w:t>
-      </w:r>
-      <w:r>
-        <w:rPr>
-          <w:rFonts w:eastAsia="宋体" w:cs="Times New Roman"/>
-          <w:sz w:val="22"/>
-        </w:rPr>
-        <w:t>Medical Robotics</w:t>
-      </w:r>
-      <w:r>
-        <w:rPr>
-          <w:rFonts w:eastAsia="宋体" w:cs="Times New Roman"/>
-          <w:sz w:val="22"/>
-        </w:rPr>
-        <w:t xml:space="preserve">, </w:t>
-      </w:r>
-      <w:r>
-        <w:rPr>
-          <w:rFonts w:eastAsia="宋体" w:cs="Times New Roman"/>
-          <w:sz w:val="22"/>
-        </w:rPr>
-        <w:t>Robot Learning and Manipulation</w:t>
-      </w:r>
-      <w:r>
-        <w:rPr>
-          <w:rFonts w:eastAsia="宋体" w:cs="Times New Roman"/>
-          <w:sz w:val="22"/>
-        </w:rPr>
-        <w:t>.</w:t>
-      </w:r>
-    </w:p>
-    <w:p>
-      <w:pPr>
-        <w:spacing w:line="240" w:lineRule="auto"/>
-        <w:ind w:firstLine="0"/>
-        <w:rPr>
-          <w:rFonts w:eastAsia="宋体" w:cs="Times New Roman"/>
-          <w:b/>
-          <w:bCs/>
-          <w:sz w:val="22"/>
-        </w:rPr>
-      </w:pPr>
-      <w:r>
-        <w:rPr>
-          <w:rFonts w:eastAsia="宋体" w:cs="Times New Roman"/>
-          <w:b/>
-          <w:bCs/>
-          <w:sz w:val="22"/>
-        </w:rPr>
-        <w:t>Wellness Monitoring</w:t>
-      </w:r>
-      <w:r>
-        <w:rPr>
-          <w:rFonts w:eastAsia="宋体" w:cs="Times New Roman"/>
-          <w:b/>
-          <w:bCs/>
-          <w:sz w:val="22"/>
-        </w:rPr>
-        <w:t xml:space="preserve">: </w:t>
-      </w:r>
-      <w:r>
-        <w:rPr>
-          <w:rFonts w:eastAsia="宋体" w:cs="Times New Roman"/>
-          <w:sz w:val="22"/>
-        </w:rPr>
-        <w:t>Biosensors</w:t>
-      </w:r>
-      <w:r>
-        <w:rPr>
-          <w:rFonts w:eastAsia="宋体" w:cs="Times New Roman"/>
-          <w:sz w:val="22"/>
-        </w:rPr>
-        <w:t xml:space="preserve">, </w:t>
-      </w:r>
-      <w:r>
-        <w:rPr>
-          <w:rFonts w:eastAsia="宋体" w:cs="Times New Roman"/>
-          <w:sz w:val="22"/>
-        </w:rPr>
-        <w:t>BioMEMS</w:t>
-      </w:r>
-      <w:r>
-        <w:rPr>
-          <w:rFonts w:eastAsia="宋体" w:cs="Times New Roman" w:hint="eastAsia"/>
-          <w:sz w:val="22"/>
-        </w:rPr>
-        <w:t>,</w:t>
-      </w:r>
-      <w:r>
-        <w:rPr>
-          <w:rFonts w:eastAsia="宋体" w:cs="Times New Roman"/>
-          <w:sz w:val="22"/>
-        </w:rPr>
-        <w:t xml:space="preserve"> </w:t>
-      </w:r>
-      <w:r>
-        <w:rPr>
-          <w:rFonts w:eastAsia="宋体" w:cs="Times New Roman"/>
-          <w:sz w:val="22"/>
-        </w:rPr>
-        <w:t>Wearabl</w:t>
-      </w:r>
-      <w:r>
-        <w:rPr>
-          <w:rFonts w:eastAsia="宋体" w:cs="Times New Roman"/>
-          <w:sz w:val="22"/>
-        </w:rPr>
-        <w:t>es</w:t>
-      </w:r>
-      <w:r>
-        <w:rPr>
-          <w:rFonts w:eastAsia="宋体" w:cs="Times New Roman"/>
-          <w:sz w:val="22"/>
-        </w:rPr>
-        <w:t>.</w:t>
-      </w:r>
-    </w:p>
-    <w:p>
-      <w:pPr>
-        <w:spacing w:beforeLines="40" w:before="96" w:line="240" w:lineRule="auto"/>
-        <w:ind w:firstLine="0"/>
-        <w:rPr>
-          <w:rFonts w:cs="Times New Roman"/>
-          <w:b/>
-        </w:rPr>
-      </w:pPr>
-      <w:r>
-        <w:rPr>
-          <w:rFonts w:cs="Times New Roman"/>
-          <w:b/>
-          <w:sz w:val="22"/>
-        </w:rPr>
-        <w:t>E</w:t>
-      </w:r>
-      <w:r>
-        <w:rPr>
-          <w:rFonts w:cs="Times New Roman"/>
-          <w:b/>
-          <w:sz w:val="22"/>
-        </w:rPr>
-        <w:t>DUCATION</w:t>
-      </w:r>
-      <w:r>
-        <w:rPr>
-          <w:rFonts w:cs="Times New Roman"/>
-          <w:noProof/>
-          <w:sz w:val="4"/>
-        </w:rPr>
         <w:pict w14:anchorId="42D1B45B">
-          <v:rect id="_x0000_i1026" alt="" style="width:540pt;height:1pt;mso-width-percent:0;mso-height-percent:0;mso-width-percent:0;mso-height-percent:0" o:hralign="center" o:hrstd="t" o:hrnoshade="t" o:hr="t" fillcolor="black [3213]" stroked="f"/>
+          <v:rect id="_x0000_i1036" alt="" style="width:540pt;height:1pt;mso-width-percent:0;mso-height-percent:0;mso-width-percent:0;mso-height-percent:0" o:hralign="center" o:hrstd="t" o:hrnoshade="t" o:hr="t" fillcolor="black [3213]" stroked="f"/>
         </w:pict>
       </w:r>
     </w:p>
@@ -362,14 +133,16 @@
         <w:ind w:firstLine="0"/>
         <w:rPr>
           <w:rFonts w:cs="Times New Roman"/>
-          <w:sz w:val="20"/>
-        </w:rPr>
-      </w:pPr>
-      <w:r>
-        <w:rPr>
-          <w:rFonts w:cs="Times New Roman"/>
-          <w:b/>
-          <w:sz w:val="20"/>
+          <w:sz w:val="21"/>
+          <w:szCs w:val="21"/>
+        </w:rPr>
+      </w:pPr>
+      <w:r>
+        <w:rPr>
+          <w:rFonts w:cs="Times New Roman"/>
+          <w:b/>
+          <w:sz w:val="21"/>
+          <w:szCs w:val="21"/>
         </w:rPr>
         <w:t>Stanford University</w:t>
       </w:r>
@@ -377,25 +150,11 @@
         <w:rPr>
           <w:rFonts w:cs="Times New Roman"/>
           <w:b/>
-          <w:sz w:val="20"/>
+          <w:sz w:val="21"/>
+          <w:szCs w:val="21"/>
         </w:rPr>
         <w:tab/>
-      </w:r>
-      <w:r>
-        <w:rPr>
-          <w:rFonts w:cs="Times New Roman"/>
-          <w:b/>
-          <w:sz w:val="20"/>
-        </w:rPr>
-        <w:t>Stanford</w:t>
-      </w:r>
-      <w:r>
-        <w:rPr>
-          <w:rFonts w:cs="Times New Roman"/>
-          <w:b/>
-          <w:sz w:val="20"/>
-        </w:rPr>
-        <w:t>, CA</w:t>
+        <w:t>Stanford, CA</w:t>
       </w:r>
     </w:p>
     <w:p>
@@ -408,41 +167,66 @@
         <w:rPr>
           <w:rFonts w:cs="Times New Roman"/>
           <w:i/>
-          <w:sz w:val="20"/>
-        </w:rPr>
-      </w:pPr>
-      <w:r>
-        <w:rPr>
-          <w:rFonts w:cs="Times New Roman"/>
+          <w:sz w:val="21"/>
+          <w:szCs w:val="21"/>
+        </w:rPr>
+      </w:pPr>
+      <w:r>
+        <w:rPr>
+          <w:rFonts w:eastAsia="宋体" w:cs="Times New Roman" w:hint="eastAsia"/>
           <w:b/>
           <w:i/>
-          <w:sz w:val="20"/>
-        </w:rPr>
-        <w:t>1</w:t>
-      </w:r>
-      <w:r>
-        <w:rPr>
-          <w:rFonts w:cs="Times New Roman"/>
+          <w:sz w:val="21"/>
+          <w:szCs w:val="21"/>
+        </w:rPr>
+        <w:t>3</w:t>
+      </w:r>
+      <w:r>
+        <w:rPr>
+          <w:rFonts w:eastAsia="宋体" w:cs="Times New Roman" w:hint="eastAsia"/>
           <w:b/>
           <w:i/>
-          <w:sz w:val="20"/>
+          <w:sz w:val="21"/>
+          <w:szCs w:val="21"/>
           <w:vertAlign w:val="superscript"/>
         </w:rPr>
-        <w:t>st</w:t>
+        <w:t>rd</w:t>
       </w:r>
       <w:r>
         <w:rPr>
           <w:rFonts w:cs="Times New Roman"/>
           <w:b/>
           <w:i/>
-          <w:sz w:val="20"/>
-        </w:rPr>
-        <w:t xml:space="preserve"> year PhD. In Mechanical Engineering</w:t>
-      </w:r>
-      <w:r>
-        <w:rPr>
-          <w:rFonts w:cs="Times New Roman"/>
-          <w:sz w:val="20"/>
+          <w:sz w:val="21"/>
+          <w:szCs w:val="21"/>
+        </w:rPr>
+        <w:t xml:space="preserve"> year PhD. </w:t>
+      </w:r>
+      <w:r>
+        <w:rPr>
+          <w:rFonts w:eastAsia="宋体" w:cs="Times New Roman" w:hint="eastAsia"/>
+          <w:b/>
+          <w:i/>
+          <w:sz w:val="21"/>
+          <w:szCs w:val="21"/>
+        </w:rPr>
+        <w:t xml:space="preserve">Candidate </w:t>
+      </w:r>
+      <w:r>
+        <w:rPr>
+          <w:rFonts w:cs="Times New Roman"/>
+          <w:b/>
+          <w:i/>
+          <w:sz w:val="21"/>
+          <w:szCs w:val="21"/>
+        </w:rPr>
+        <w:t>In Mechanical Engineering</w:t>
+      </w:r>
+      <w:r>
+        <w:rPr>
+          <w:rFonts w:cs="Times New Roman"/>
+          <w:sz w:val="21"/>
+          <w:szCs w:val="21"/>
         </w:rPr>
         <w:tab/>
       </w:r>
@@ -451,7 +235,8 @@
           <w:rFonts w:cs="Times New Roman"/>
           <w:b/>
           <w:i/>
-          <w:sz w:val="20"/>
+          <w:sz w:val="21"/>
+          <w:szCs w:val="21"/>
         </w:rPr>
         <w:t>September 2023 - Present</w:t>
       </w:r>
@@ -467,13 +252,15 @@
         <w:ind w:left="360"/>
         <w:rPr>
           <w:rFonts w:cs="Times New Roman"/>
-          <w:sz w:val="20"/>
-        </w:rPr>
-      </w:pPr>
-      <w:r>
-        <w:rPr>
-          <w:rFonts w:cs="Times New Roman"/>
-          <w:sz w:val="20"/>
+          <w:sz w:val="21"/>
+          <w:szCs w:val="21"/>
+        </w:rPr>
+      </w:pPr>
+      <w:r>
+        <w:rPr>
+          <w:rFonts w:cs="Times New Roman"/>
+          <w:sz w:val="21"/>
+          <w:szCs w:val="21"/>
         </w:rPr>
         <w:t xml:space="preserve">GPA: </w:t>
       </w:r>
@@ -482,7 +269,8 @@
           <w:rFonts w:cs="Times New Roman"/>
           <w:b/>
           <w:bCs/>
-          <w:sz w:val="20"/>
+          <w:sz w:val="21"/>
+          <w:szCs w:val="21"/>
         </w:rPr>
         <w:t>4.</w:t>
       </w:r>
@@ -491,25 +279,38 @@
           <w:rFonts w:eastAsia="宋体" w:cs="Times New Roman" w:hint="eastAsia"/>
           <w:b/>
           <w:bCs/>
-          <w:sz w:val="20"/>
-        </w:rPr>
-        <w:t>18</w:t>
-      </w:r>
-      <w:r>
-        <w:rPr>
-          <w:rFonts w:eastAsia="宋体" w:cs="Times New Roman" w:hint="eastAsia"/>
-          <w:b/>
-          <w:bCs/>
-          <w:sz w:val="20"/>
-        </w:rPr>
-        <w:t>7</w:t>
-      </w:r>
-      <w:r>
-        <w:rPr>
-          <w:rFonts w:eastAsia="宋体" w:cs="Times New Roman" w:hint="eastAsia"/>
-          <w:b/>
-          <w:bCs/>
-          <w:sz w:val="20"/>
+          <w:sz w:val="21"/>
+          <w:szCs w:val="21"/>
+        </w:rPr>
+        <w:t>1</w:t>
+      </w:r>
+      <w:r>
+        <w:rPr>
+          <w:rFonts w:eastAsia="宋体" w:cs="Times New Roman" w:hint="eastAsia"/>
+          <w:b/>
+          <w:bCs/>
+          <w:sz w:val="21"/>
+          <w:szCs w:val="21"/>
+        </w:rPr>
+        <w:t>2</w:t>
+      </w:r>
+      <w:r>
+        <w:rPr>
+          <w:rFonts w:eastAsia="宋体" w:cs="Times New Roman" w:hint="eastAsia"/>
+          <w:b/>
+          <w:bCs/>
+          <w:sz w:val="21"/>
+          <w:szCs w:val="21"/>
+        </w:rPr>
+        <w:t>3</w:t>
+      </w:r>
+      <w:r>
+        <w:rPr>
+          <w:rFonts w:eastAsia="宋体" w:cs="Times New Roman" w:hint="eastAsia"/>
+          <w:b/>
+          <w:bCs/>
+          <w:sz w:val="21"/>
+          <w:szCs w:val="21"/>
         </w:rPr>
         <w:t>/4.3</w:t>
       </w:r>
@@ -518,7 +319,8 @@
           <w:rFonts w:cs="Times New Roman"/>
           <w:b/>
           <w:bCs/>
-          <w:sz w:val="20"/>
+          <w:sz w:val="21"/>
+          <w:szCs w:val="21"/>
         </w:rPr>
         <w:t>.</w:t>
       </w:r>
@@ -534,27 +336,31 @@
         <w:ind w:left="360"/>
         <w:rPr>
           <w:rFonts w:cs="Times New Roman"/>
-          <w:sz w:val="20"/>
-        </w:rPr>
-      </w:pPr>
-      <w:r>
-        <w:rPr>
-          <w:rFonts w:eastAsia="宋体" w:cs="Times New Roman" w:hint="eastAsia"/>
-          <w:sz w:val="20"/>
+          <w:sz w:val="21"/>
+          <w:szCs w:val="21"/>
+        </w:rPr>
+      </w:pPr>
+      <w:r>
+        <w:rPr>
+          <w:rFonts w:eastAsia="宋体" w:cs="Times New Roman" w:hint="eastAsia"/>
+          <w:sz w:val="21"/>
+          <w:szCs w:val="21"/>
         </w:rPr>
         <w:t xml:space="preserve">Advisor: </w:t>
       </w:r>
       <w:r>
         <w:rPr>
           <w:rFonts w:eastAsia="宋体" w:cs="Times New Roman" w:hint="eastAsia"/>
-          <w:sz w:val="20"/>
+          <w:sz w:val="21"/>
+          <w:szCs w:val="21"/>
         </w:rPr>
         <w:t xml:space="preserve">Professor </w:t>
       </w:r>
       <w:r>
         <w:rPr>
           <w:rFonts w:eastAsia="宋体" w:cs="Times New Roman" w:hint="eastAsia"/>
-          <w:sz w:val="20"/>
+          <w:sz w:val="21"/>
+          <w:szCs w:val="21"/>
         </w:rPr>
         <w:t>Zhenan Bao</w:t>
       </w:r>
@@ -568,14 +374,16 @@
         <w:ind w:firstLine="0"/>
         <w:rPr>
           <w:rFonts w:cs="Times New Roman"/>
-          <w:sz w:val="20"/>
-        </w:rPr>
-      </w:pPr>
-      <w:r>
-        <w:rPr>
-          <w:rFonts w:cs="Times New Roman"/>
-          <w:b/>
-          <w:sz w:val="20"/>
+          <w:sz w:val="21"/>
+          <w:szCs w:val="21"/>
+        </w:rPr>
+      </w:pPr>
+      <w:r>
+        <w:rPr>
+          <w:rFonts w:cs="Times New Roman"/>
+          <w:b/>
+          <w:sz w:val="21"/>
+          <w:szCs w:val="21"/>
         </w:rPr>
         <w:t xml:space="preserve">University of California, </w:t>
       </w:r>
@@ -583,7 +391,8 @@
         <w:rPr>
           <w:rFonts w:cs="Times New Roman"/>
           <w:b/>
-          <w:sz w:val="20"/>
+          <w:sz w:val="21"/>
+          <w:szCs w:val="21"/>
         </w:rPr>
         <w:t>Berkeley</w:t>
       </w:r>
@@ -591,25 +400,26 @@
         <w:rPr>
           <w:rFonts w:cs="Times New Roman"/>
           <w:b/>
-          <w:sz w:val="20"/>
+          <w:sz w:val="21"/>
+          <w:szCs w:val="21"/>
         </w:rPr>
         <w:tab/>
       </w:r>
-      <w:proofErr w:type="spellStart"/>
-      <w:r>
-        <w:rPr>
-          <w:rFonts w:cs="Times New Roman"/>
-          <w:b/>
-          <w:sz w:val="20"/>
+      <w:r>
+        <w:rPr>
+          <w:rFonts w:cs="Times New Roman"/>
+          <w:b/>
+          <w:sz w:val="21"/>
+          <w:szCs w:val="21"/>
         </w:rPr>
         <w:t>Berkeley</w:t>
       </w:r>
-      <w:proofErr w:type="spellEnd"/>
-      <w:r>
-        <w:rPr>
-          <w:rFonts w:cs="Times New Roman"/>
-          <w:b/>
-          <w:sz w:val="20"/>
+      <w:r>
+        <w:rPr>
+          <w:rFonts w:cs="Times New Roman"/>
+          <w:b/>
+          <w:sz w:val="21"/>
+          <w:szCs w:val="21"/>
         </w:rPr>
         <w:t>, CA</w:t>
       </w:r>
@@ -624,7 +434,8 @@
         <w:rPr>
           <w:rFonts w:cs="Times New Roman"/>
           <w:i/>
-          <w:sz w:val="20"/>
+          <w:sz w:val="21"/>
+          <w:szCs w:val="21"/>
         </w:rPr>
       </w:pPr>
       <w:r>
@@ -632,7 +443,8 @@
           <w:rFonts w:cs="Times New Roman"/>
           <w:b/>
           <w:i/>
-          <w:sz w:val="20"/>
+          <w:sz w:val="21"/>
+          <w:szCs w:val="21"/>
         </w:rPr>
         <w:t>B.S.</w:t>
       </w:r>
@@ -641,7 +453,8 @@
           <w:rFonts w:cs="Times New Roman"/>
           <w:b/>
           <w:i/>
-          <w:sz w:val="20"/>
+          <w:sz w:val="21"/>
+          <w:szCs w:val="21"/>
         </w:rPr>
         <w:t xml:space="preserve"> Bioengineering,</w:t>
       </w:r>
@@ -650,7 +463,8 @@
           <w:rFonts w:cs="Times New Roman"/>
           <w:b/>
           <w:i/>
-          <w:sz w:val="20"/>
+          <w:sz w:val="21"/>
+          <w:szCs w:val="21"/>
         </w:rPr>
         <w:t xml:space="preserve"> </w:t>
       </w:r>
@@ -659,7 +473,8 @@
           <w:rFonts w:cs="Times New Roman"/>
           <w:b/>
           <w:i/>
-          <w:sz w:val="20"/>
+          <w:sz w:val="21"/>
+          <w:szCs w:val="21"/>
         </w:rPr>
         <w:t>Electrical Engineering and Computer Science</w:t>
       </w:r>
@@ -668,14 +483,16 @@
           <w:rFonts w:cs="Times New Roman"/>
           <w:b/>
           <w:i/>
-          <w:sz w:val="20"/>
+          <w:sz w:val="21"/>
+          <w:szCs w:val="21"/>
         </w:rPr>
         <w:t xml:space="preserve"> (High Honors)</w:t>
       </w:r>
       <w:r>
         <w:rPr>
           <w:rFonts w:cs="Times New Roman"/>
-          <w:sz w:val="20"/>
+          <w:sz w:val="21"/>
+          <w:szCs w:val="21"/>
         </w:rPr>
         <w:tab/>
       </w:r>
@@ -684,7 +501,8 @@
           <w:rFonts w:cs="Times New Roman"/>
           <w:b/>
           <w:i/>
-          <w:sz w:val="20"/>
+          <w:sz w:val="21"/>
+          <w:szCs w:val="21"/>
         </w:rPr>
         <w:t>September</w:t>
       </w:r>
@@ -693,7 +511,8 @@
           <w:rFonts w:cs="Times New Roman"/>
           <w:b/>
           <w:i/>
-          <w:sz w:val="20"/>
+          <w:sz w:val="21"/>
+          <w:szCs w:val="21"/>
         </w:rPr>
         <w:t xml:space="preserve"> 201</w:t>
       </w:r>
@@ -702,7 +521,8 @@
           <w:rFonts w:cs="Times New Roman"/>
           <w:b/>
           <w:i/>
-          <w:sz w:val="20"/>
+          <w:sz w:val="21"/>
+          <w:szCs w:val="21"/>
         </w:rPr>
         <w:t>9</w:t>
       </w:r>
@@ -711,7 +531,8 @@
           <w:rFonts w:cs="Times New Roman"/>
           <w:b/>
           <w:i/>
-          <w:sz w:val="20"/>
+          <w:sz w:val="21"/>
+          <w:szCs w:val="21"/>
         </w:rPr>
         <w:t xml:space="preserve"> </w:t>
       </w:r>
@@ -720,7 +541,8 @@
           <w:rFonts w:cs="Times New Roman"/>
           <w:b/>
           <w:i/>
-          <w:sz w:val="20"/>
+          <w:sz w:val="21"/>
+          <w:szCs w:val="21"/>
         </w:rPr>
         <w:t>-</w:t>
       </w:r>
@@ -729,7 +551,8 @@
           <w:rFonts w:cs="Times New Roman"/>
           <w:b/>
           <w:i/>
-          <w:sz w:val="20"/>
+          <w:sz w:val="21"/>
+          <w:szCs w:val="21"/>
         </w:rPr>
         <w:t xml:space="preserve"> </w:t>
       </w:r>
@@ -738,7 +561,8 @@
           <w:rFonts w:cs="Times New Roman"/>
           <w:b/>
           <w:i/>
-          <w:sz w:val="20"/>
+          <w:sz w:val="21"/>
+          <w:szCs w:val="21"/>
         </w:rPr>
         <w:t>May 2023</w:t>
       </w:r>
@@ -754,13 +578,15 @@
         <w:ind w:left="360"/>
         <w:rPr>
           <w:rFonts w:cs="Times New Roman"/>
-          <w:sz w:val="20"/>
-        </w:rPr>
-      </w:pPr>
-      <w:r>
-        <w:rPr>
-          <w:rFonts w:cs="Times New Roman"/>
-          <w:sz w:val="20"/>
+          <w:sz w:val="21"/>
+          <w:szCs w:val="21"/>
+        </w:rPr>
+      </w:pPr>
+      <w:r>
+        <w:rPr>
+          <w:rFonts w:cs="Times New Roman"/>
+          <w:sz w:val="21"/>
+          <w:szCs w:val="21"/>
         </w:rPr>
         <w:t xml:space="preserve">GPA: </w:t>
       </w:r>
@@ -769,7 +595,8 @@
           <w:rFonts w:cs="Times New Roman"/>
           <w:b/>
           <w:bCs/>
-          <w:sz w:val="20"/>
+          <w:sz w:val="21"/>
+          <w:szCs w:val="21"/>
         </w:rPr>
         <w:t>3.9</w:t>
       </w:r>
@@ -778,21 +605,28 @@
           <w:rFonts w:cs="Times New Roman"/>
           <w:b/>
           <w:bCs/>
-          <w:sz w:val="20"/>
+          <w:sz w:val="21"/>
+          <w:szCs w:val="21"/>
         </w:rPr>
         <w:t>65</w:t>
       </w:r>
       <w:r>
         <w:rPr>
           <w:rFonts w:cs="Times New Roman"/>
-          <w:sz w:val="20"/>
+          <w:b/>
+          <w:bCs/>
+          <w:sz w:val="21"/>
+          <w:szCs w:val="21"/>
         </w:rPr>
         <w:t>/4.00</w:t>
       </w:r>
       <w:r>
         <w:rPr>
           <w:rFonts w:cs="Times New Roman"/>
-          <w:sz w:val="20"/>
+          <w:b/>
+          <w:bCs/>
+          <w:sz w:val="21"/>
+          <w:szCs w:val="21"/>
         </w:rPr>
         <w:t>.</w:t>
       </w:r>
@@ -808,13 +642,15 @@
         <w:ind w:left="360"/>
         <w:rPr>
           <w:rFonts w:cs="Times New Roman"/>
-          <w:sz w:val="20"/>
-        </w:rPr>
-      </w:pPr>
-      <w:r>
-        <w:rPr>
-          <w:rFonts w:cs="Times New Roman"/>
-          <w:sz w:val="20"/>
+          <w:sz w:val="21"/>
+          <w:szCs w:val="21"/>
+        </w:rPr>
+      </w:pPr>
+      <w:r>
+        <w:rPr>
+          <w:rFonts w:cs="Times New Roman"/>
+          <w:sz w:val="21"/>
+          <w:szCs w:val="21"/>
         </w:rPr>
         <w:t>Advisors: Professor Robert J. Full, Professor Ken Goldberg, and Professor Gerard Marriott.</w:t>
       </w:r>
@@ -830,50 +666,41 @@
         <w:ind w:left="360"/>
         <w:rPr>
           <w:rFonts w:cs="Times New Roman"/>
-          <w:sz w:val="20"/>
-        </w:rPr>
-      </w:pPr>
-      <w:r>
-        <w:rPr>
-          <w:rFonts w:cs="Times New Roman"/>
-          <w:sz w:val="20"/>
-        </w:rPr>
-        <w:t>Awards</w:t>
-      </w:r>
-      <w:r>
-        <w:rPr>
-          <w:rFonts w:cs="Times New Roman"/>
-          <w:sz w:val="20"/>
-        </w:rPr>
-        <w:t xml:space="preserve">: UC Berkeley </w:t>
-      </w:r>
-      <w:r>
-        <w:rPr>
-          <w:rFonts w:cs="Times New Roman"/>
-          <w:b/>
-          <w:bCs/>
-          <w:sz w:val="20"/>
+          <w:sz w:val="21"/>
+          <w:szCs w:val="21"/>
+        </w:rPr>
+      </w:pPr>
+      <w:r>
+        <w:rPr>
+          <w:rFonts w:cs="Times New Roman"/>
+          <w:sz w:val="21"/>
+          <w:szCs w:val="21"/>
+        </w:rPr>
+        <w:t xml:space="preserve">Awards: UC Berkeley </w:t>
+      </w:r>
+      <w:r>
+        <w:rPr>
+          <w:rFonts w:cs="Times New Roman"/>
+          <w:b/>
+          <w:bCs/>
+          <w:sz w:val="21"/>
+          <w:szCs w:val="21"/>
         </w:rPr>
         <w:t>Departmental Citation</w:t>
       </w:r>
       <w:r>
         <w:rPr>
           <w:rFonts w:cs="Times New Roman"/>
-          <w:sz w:val="20"/>
-        </w:rPr>
-        <w:t xml:space="preserve"> in Bioengineering, </w:t>
-      </w:r>
-      <w:r>
-        <w:rPr>
-          <w:rFonts w:cs="Times New Roman"/>
-          <w:sz w:val="20"/>
-        </w:rPr>
-        <w:t>2023 Outstanding Graduate Student Instructor</w:t>
-      </w:r>
-      <w:r>
-        <w:rPr>
-          <w:rFonts w:cs="Times New Roman"/>
-          <w:sz w:val="20"/>
+          <w:sz w:val="21"/>
+          <w:szCs w:val="21"/>
+        </w:rPr>
+        <w:t xml:space="preserve"> in Bioengineering, 2023 Outstanding Graduate Student Instructor</w:t>
+      </w:r>
+      <w:r>
+        <w:rPr>
+          <w:rFonts w:cs="Times New Roman"/>
+          <w:sz w:val="21"/>
+          <w:szCs w:val="21"/>
         </w:rPr>
         <w:t>.</w:t>
       </w:r>
@@ -883,52 +710,119 @@
         <w:spacing w:beforeLines="40" w:before="96" w:line="240" w:lineRule="auto"/>
         <w:ind w:firstLine="0"/>
         <w:rPr>
-          <w:rFonts w:cs="Times New Roman"/>
-          <w:b/>
-        </w:rPr>
-      </w:pPr>
-      <w:r>
-        <w:rPr>
-          <w:rFonts w:cs="Times New Roman"/>
+          <w:rFonts w:eastAsia="宋体" w:cs="Times New Roman"/>
+          <w:sz w:val="20"/>
+          <w:szCs w:val="20"/>
+        </w:rPr>
+      </w:pPr>
+      <w:r>
+        <w:rPr>
+          <w:rFonts w:eastAsia="宋体" w:cs="Times New Roman" w:hint="eastAsia"/>
           <w:b/>
           <w:sz w:val="22"/>
         </w:rPr>
-        <w:t>PUBPLICATION</w:t>
+        <w:t>RESEARCH INTERESTS</w:t>
       </w:r>
       <w:r>
         <w:rPr>
           <w:noProof/>
           <w:sz w:val="4"/>
         </w:rPr>
-        <w:pict w14:anchorId="403F72E6">
-          <v:rect id="_x0000_i1027" alt="" style="width:540pt;height:1pt;mso-width-percent:0;mso-height-percent:0;mso-width-percent:0;mso-height-percent:0" o:hralign="center" o:hrstd="t" o:hrnoshade="t" o:hr="t" fillcolor="black [3213]" stroked="f"/>
+        <w:pict w14:anchorId="6CD5BAA4">
+          <v:rect id="_x0000_i1051" alt="" style="width:540pt;height:1pt;mso-width-percent:0;mso-height-percent:0;mso-width-percent:0;mso-height-percent:0" o:hralign="center" o:hrstd="t" o:hrnoshade="t" o:hr="t" fillcolor="black [3213]" stroked="f"/>
         </w:pict>
+      </w:r>
+      <w:r>
+        <w:rPr>
+          <w:rFonts w:eastAsia="宋体" w:cs="Times New Roman"/>
+          <w:sz w:val="21"/>
+          <w:szCs w:val="21"/>
+        </w:rPr>
+        <w:t xml:space="preserve">My research interests lie at the intersection of </w:t>
+      </w:r>
+      <w:r>
+        <w:rPr>
+          <w:rFonts w:eastAsia="宋体" w:cs="Times New Roman" w:hint="eastAsia"/>
+          <w:sz w:val="21"/>
+          <w:szCs w:val="21"/>
+        </w:rPr>
+        <w:t xml:space="preserve">high-performance, </w:t>
+      </w:r>
+      <w:r>
+        <w:rPr>
+          <w:rFonts w:eastAsia="宋体" w:cs="Times New Roman"/>
+          <w:sz w:val="21"/>
+          <w:szCs w:val="21"/>
+        </w:rPr>
+        <w:t>scalable electronic skin and tactile intelligence for robotics, with a focus on contact-aware dexterous manipulation and safe physical interaction.</w:t>
       </w:r>
     </w:p>
     <w:p>
       <w:pPr>
+        <w:spacing w:beforeLines="40" w:before="96" w:line="240" w:lineRule="auto"/>
+        <w:ind w:firstLine="0"/>
+        <w:rPr>
+          <w:rFonts w:cs="Times New Roman"/>
+          <w:b/>
+        </w:rPr>
+      </w:pPr>
+      <w:r>
+        <w:rPr>
+          <w:rFonts w:eastAsia="宋体" w:cs="Times New Roman" w:hint="eastAsia"/>
+          <w:b/>
+          <w:sz w:val="22"/>
+        </w:rPr>
+        <w:t xml:space="preserve">SELECTED </w:t>
+      </w:r>
+      <w:r>
+        <w:rPr>
+          <w:rFonts w:cs="Times New Roman"/>
+          <w:b/>
+          <w:sz w:val="22"/>
+        </w:rPr>
+        <w:t>PUBPLICATION</w:t>
+      </w:r>
+      <w:r>
+        <w:rPr>
+          <w:noProof/>
+          <w:sz w:val="4"/>
+        </w:rPr>
+        <w:pict w14:anchorId="403F72E6">
+          <v:rect id="_x0000_i1058" alt="" style="width:540pt;height:1pt;mso-width-percent:0;mso-height-percent:0;mso-width-percent:0;mso-height-percent:0" o:hralign="center" o:hrstd="t" o:hrnoshade="t" o:hr="t" fillcolor="black [3213]" stroked="f"/>
+        </w:pict>
+      </w:r>
+    </w:p>
+    <w:p>
+      <w:pPr>
         <w:spacing w:line="240" w:lineRule="auto"/>
         <w:ind w:firstLine="0"/>
         <w:rPr>
-          <w:sz w:val="21"/>
-          <w:szCs w:val="21"/>
-        </w:rPr>
-      </w:pPr>
-      <w:r>
-        <w:rPr>
-          <w:sz w:val="21"/>
-          <w:szCs w:val="21"/>
-        </w:rPr>
-        <w:t xml:space="preserve">[4] </w:t>
-      </w:r>
-      <w:r>
-        <w:rPr>
-          <w:b/>
-          <w:bCs/>
-          <w:sz w:val="21"/>
-          <w:szCs w:val="21"/>
-        </w:rPr>
-        <w:t xml:space="preserve">Bagging by Learning to </w:t>
+          <w:rFonts w:eastAsia="宋体" w:hint="eastAsia"/>
+          <w:sz w:val="21"/>
+          <w:szCs w:val="21"/>
+        </w:rPr>
+      </w:pPr>
+      <w:r>
+        <w:rPr>
+          <w:sz w:val="21"/>
+          <w:szCs w:val="21"/>
+        </w:rPr>
+        <w:t>[</w:t>
+      </w:r>
+      <w:r>
+        <w:rPr>
+          <w:rFonts w:eastAsia="宋体" w:hint="eastAsia"/>
+          <w:sz w:val="21"/>
+          <w:szCs w:val="21"/>
+        </w:rPr>
+        <w:t>2</w:t>
+      </w:r>
+      <w:r>
+        <w:rPr>
+          <w:sz w:val="21"/>
+          <w:szCs w:val="21"/>
+        </w:rPr>
+        <w:t xml:space="preserve">] </w:t>
       </w:r>
       <w:proofErr w:type="spellStart"/>
       <w:r>
@@ -938,7 +832,7 @@
           <w:sz w:val="21"/>
           <w:szCs w:val="21"/>
         </w:rPr>
-        <w:t>Singulate</w:t>
+        <w:t>DexSkin</w:t>
       </w:r>
       <w:proofErr w:type="spellEnd"/>
       <w:r>
@@ -948,56 +842,77 @@
           <w:sz w:val="21"/>
           <w:szCs w:val="21"/>
         </w:rPr>
-        <w:t xml:space="preserve"> Layers Using Interactive Perception. </w:t>
-      </w:r>
-    </w:p>
-    <w:p>
-      <w:pPr>
-        <w:spacing w:line="240" w:lineRule="auto"/>
-        <w:ind w:firstLine="0"/>
-        <w:rPr>
-          <w:sz w:val="20"/>
-          <w:szCs w:val="20"/>
-        </w:rPr>
-      </w:pPr>
-      <w:r>
-        <w:rPr>
-          <w:sz w:val="20"/>
-          <w:szCs w:val="20"/>
-        </w:rPr>
-        <w:t xml:space="preserve">Lawrence </w:t>
-      </w:r>
-      <w:proofErr w:type="spellStart"/>
-      <w:r>
-        <w:rPr>
-          <w:sz w:val="20"/>
-          <w:szCs w:val="20"/>
-        </w:rPr>
-        <w:t>Yunliang</w:t>
-      </w:r>
-      <w:proofErr w:type="spellEnd"/>
-      <w:r>
-        <w:rPr>
-          <w:sz w:val="20"/>
-          <w:szCs w:val="20"/>
-        </w:rPr>
-        <w:t xml:space="preserve"> Chen, </w:t>
-      </w:r>
-      <w:r>
-        <w:rPr>
-          <w:b/>
-          <w:bCs/>
-          <w:sz w:val="20"/>
-          <w:szCs w:val="20"/>
-        </w:rPr>
-        <w:t>Baiyu Shi</w:t>
-      </w:r>
-      <w:r>
-        <w:rPr>
-          <w:sz w:val="20"/>
-          <w:szCs w:val="20"/>
-        </w:rPr>
-        <w:t xml:space="preserve">, Roy Lin, Daniel Seita, Ayah Ahmad, Richard Cheng, Thomas Kollar, David Held, </w:t>
+        <w:t>: High-Coverage Conformable Robotic Skin for Learning Contact-Rich Manipulation.</w:t>
+      </w:r>
+      <w:r>
+        <w:rPr>
+          <w:rFonts w:eastAsia="宋体" w:hint="eastAsia"/>
+          <w:b/>
+          <w:bCs/>
+          <w:sz w:val="21"/>
+          <w:szCs w:val="21"/>
+        </w:rPr>
+        <w:t xml:space="preserve">        </w:t>
+      </w:r>
+      <w:r>
+        <w:rPr>
+          <w:rFonts w:eastAsia="宋体" w:hint="eastAsia"/>
+          <w:b/>
+          <w:bCs/>
+          <w:sz w:val="21"/>
+          <w:szCs w:val="21"/>
+        </w:rPr>
+        <w:t xml:space="preserve">        </w:t>
+      </w:r>
+      <w:r>
+        <w:rPr>
+          <w:rFonts w:eastAsia="宋体"/>
+          <w:b/>
+          <w:bCs/>
+          <w:sz w:val="21"/>
+          <w:szCs w:val="21"/>
+        </w:rPr>
+        <w:t>(</w:t>
+      </w:r>
+      <w:r>
+        <w:rPr>
+          <w:rFonts w:eastAsia="宋体" w:hint="eastAsia"/>
+          <w:b/>
+          <w:bCs/>
+          <w:sz w:val="21"/>
+          <w:szCs w:val="21"/>
+        </w:rPr>
+        <w:t>Oral ~ 5.7%</w:t>
+      </w:r>
+      <w:r>
+        <w:rPr>
+          <w:rFonts w:eastAsia="宋体"/>
+          <w:b/>
+          <w:bCs/>
+          <w:sz w:val="21"/>
+          <w:szCs w:val="21"/>
+        </w:rPr>
+        <w:t>)</w:t>
+      </w:r>
+      <w:r>
+        <w:rPr>
+          <w:rFonts w:eastAsia="宋体" w:hint="eastAsia"/>
+          <w:b/>
+          <w:bCs/>
+          <w:sz w:val="21"/>
+          <w:szCs w:val="21"/>
+        </w:rPr>
+        <w:t xml:space="preserve">           </w:t>
+      </w:r>
+      <w:r>
+        <w:rPr>
+          <w:rFonts w:eastAsia="宋体" w:hint="eastAsia"/>
+          <w:b/>
+          <w:bCs/>
+          <w:sz w:val="21"/>
+          <w:szCs w:val="21"/>
+        </w:rPr>
+        <w:t xml:space="preserve">                                </w:t>
       </w:r>
     </w:p>
     <w:p>
@@ -1009,605 +924,396 @@
         <w:spacing w:line="240" w:lineRule="auto"/>
         <w:ind w:firstLine="0"/>
         <w:rPr>
-          <w:sz w:val="20"/>
-          <w:szCs w:val="20"/>
-        </w:rPr>
-      </w:pPr>
-      <w:r>
-        <w:rPr>
-          <w:sz w:val="20"/>
-          <w:szCs w:val="20"/>
-        </w:rPr>
-        <w:t xml:space="preserve">Ken Goldberg.      </w:t>
-      </w:r>
-      <w:r>
-        <w:rPr>
-          <w:sz w:val="21"/>
-          <w:szCs w:val="21"/>
-        </w:rPr>
-        <w:t xml:space="preserve">          </w:t>
-      </w:r>
-      <w:r>
-        <w:rPr>
-          <w:sz w:val="21"/>
-          <w:szCs w:val="21"/>
-        </w:rPr>
-        <w:t xml:space="preserve">   </w:t>
-      </w:r>
-      <w:r>
-        <w:rPr>
+          <w:rFonts w:eastAsia="宋体" w:hint="eastAsia"/>
+          <w:sz w:val="21"/>
+          <w:szCs w:val="21"/>
+        </w:rPr>
+      </w:pPr>
+      <w:proofErr w:type="spellStart"/>
+      <w:proofErr w:type="gramStart"/>
+      <w:r>
+        <w:rPr>
+          <w:rFonts w:eastAsia="宋体" w:cs="Times New Roman"/>
+          <w:sz w:val="21"/>
+          <w:szCs w:val="21"/>
+        </w:rPr>
+        <w:t>S.Wistreich</w:t>
+      </w:r>
+      <w:proofErr w:type="spellEnd"/>
+      <w:proofErr w:type="gramEnd"/>
+      <w:r>
+        <w:rPr>
+          <w:rFonts w:cs="Times New Roman"/>
+          <w:sz w:val="21"/>
+          <w:szCs w:val="21"/>
+        </w:rPr>
+        <w:t xml:space="preserve"> </w:t>
+      </w:r>
+      <w:r>
+        <w:rPr>
+          <w:rFonts w:eastAsia="宋体" w:cs="Times New Roman"/>
+          <w:sz w:val="21"/>
+          <w:szCs w:val="21"/>
+          <w:vertAlign w:val="superscript"/>
+        </w:rPr>
+        <w:t>†</w:t>
+      </w:r>
+      <w:r>
+        <w:rPr>
+          <w:rFonts w:eastAsia="宋体" w:cs="Times New Roman"/>
+          <w:sz w:val="21"/>
+          <w:szCs w:val="21"/>
+        </w:rPr>
+        <w:t xml:space="preserve">, </w:t>
+      </w:r>
+      <w:proofErr w:type="spellStart"/>
+      <w:proofErr w:type="gramStart"/>
+      <w:r>
+        <w:rPr>
+          <w:rFonts w:eastAsia="宋体" w:cs="Times New Roman"/>
+          <w:b/>
+          <w:bCs/>
+          <w:sz w:val="21"/>
+          <w:szCs w:val="21"/>
+        </w:rPr>
+        <w:t>B.Shi</w:t>
+      </w:r>
+      <w:proofErr w:type="spellEnd"/>
+      <w:proofErr w:type="gramEnd"/>
+      <w:r>
+        <w:rPr>
+          <w:rFonts w:cs="Times New Roman"/>
+          <w:sz w:val="21"/>
+          <w:szCs w:val="21"/>
+        </w:rPr>
+        <w:t xml:space="preserve"> </w:t>
+      </w:r>
+      <w:r>
+        <w:rPr>
+          <w:rFonts w:eastAsia="宋体" w:cs="Times New Roman"/>
+          <w:sz w:val="21"/>
+          <w:szCs w:val="21"/>
+          <w:vertAlign w:val="superscript"/>
+        </w:rPr>
+        <w:t>†</w:t>
+      </w:r>
+      <w:r>
+        <w:rPr>
+          <w:rFonts w:eastAsia="宋体" w:cs="Times New Roman"/>
+          <w:sz w:val="21"/>
+          <w:szCs w:val="21"/>
+        </w:rPr>
+        <w:t xml:space="preserve">, </w:t>
+      </w:r>
+      <w:proofErr w:type="spellStart"/>
+      <w:proofErr w:type="gramStart"/>
+      <w:r>
+        <w:rPr>
+          <w:rFonts w:eastAsia="宋体" w:cs="Times New Roman"/>
+          <w:sz w:val="21"/>
+          <w:szCs w:val="21"/>
+        </w:rPr>
+        <w:t>S.Tian</w:t>
+      </w:r>
+      <w:proofErr w:type="spellEnd"/>
+      <w:proofErr w:type="gramEnd"/>
+      <w:r>
+        <w:rPr>
+          <w:rFonts w:cs="Times New Roman"/>
+          <w:sz w:val="21"/>
+          <w:szCs w:val="21"/>
+        </w:rPr>
+        <w:t xml:space="preserve"> </w:t>
+      </w:r>
+      <w:r>
+        <w:rPr>
+          <w:rFonts w:eastAsia="宋体" w:cs="Times New Roman"/>
+          <w:sz w:val="21"/>
+          <w:szCs w:val="21"/>
+          <w:vertAlign w:val="superscript"/>
+        </w:rPr>
+        <w:t>†</w:t>
+      </w:r>
+      <w:r>
+        <w:rPr>
+          <w:rFonts w:eastAsia="宋体" w:cs="Times New Roman"/>
+          <w:sz w:val="21"/>
+          <w:szCs w:val="21"/>
+        </w:rPr>
+        <w:t xml:space="preserve">, </w:t>
+      </w:r>
+      <w:r>
+        <w:rPr>
+          <w:rFonts w:eastAsia="宋体" w:cs="Times New Roman"/>
+          <w:sz w:val="21"/>
+          <w:szCs w:val="21"/>
+        </w:rPr>
+        <w:t xml:space="preserve">S. Clarke, M. Nath, C. Xu, </w:t>
+      </w:r>
+      <w:proofErr w:type="spellStart"/>
+      <w:proofErr w:type="gramStart"/>
+      <w:r>
+        <w:rPr>
+          <w:rFonts w:eastAsia="宋体" w:cs="Times New Roman" w:hint="eastAsia"/>
+          <w:sz w:val="21"/>
+          <w:szCs w:val="21"/>
+        </w:rPr>
+        <w:t>Z</w:t>
+      </w:r>
+      <w:r>
+        <w:rPr>
+          <w:rFonts w:eastAsia="宋体" w:cs="Times New Roman"/>
+          <w:sz w:val="21"/>
+          <w:szCs w:val="21"/>
+        </w:rPr>
+        <w:t>.Bao</w:t>
+      </w:r>
+      <w:proofErr w:type="spellEnd"/>
+      <w:proofErr w:type="gramEnd"/>
+      <w:r>
+        <w:rPr>
+          <w:rFonts w:eastAsia="宋体" w:cs="Times New Roman"/>
+          <w:sz w:val="21"/>
+          <w:szCs w:val="21"/>
+        </w:rPr>
+        <w:t xml:space="preserve">, </w:t>
+      </w:r>
+      <w:proofErr w:type="spellStart"/>
+      <w:proofErr w:type="gramStart"/>
+      <w:r>
+        <w:rPr>
+          <w:rFonts w:eastAsia="宋体" w:cs="Times New Roman"/>
+          <w:sz w:val="21"/>
+          <w:szCs w:val="21"/>
+        </w:rPr>
+        <w:t>J.Wu</w:t>
+      </w:r>
+      <w:proofErr w:type="spellEnd"/>
+      <w:proofErr w:type="gramEnd"/>
+      <w:r>
+        <w:rPr>
+          <w:rFonts w:cs="Times New Roman"/>
+          <w:sz w:val="21"/>
+          <w:szCs w:val="21"/>
+        </w:rPr>
+        <w:t xml:space="preserve">  </w:t>
+      </w:r>
+      <w:r>
+        <w:rPr>
+          <w:sz w:val="21"/>
+          <w:szCs w:val="21"/>
+        </w:rPr>
+        <w:t xml:space="preserve">              </w:t>
+      </w:r>
+      <w:r>
+        <w:rPr>
+          <w:rFonts w:eastAsia="宋体" w:hint="eastAsia"/>
+          <w:sz w:val="21"/>
+          <w:szCs w:val="21"/>
+        </w:rPr>
+        <w:t xml:space="preserve">                                                         </w:t>
+      </w:r>
+      <w:proofErr w:type="spellStart"/>
+      <w:r>
+        <w:rPr>
+          <w:rFonts w:eastAsia="宋体" w:hint="eastAsia"/>
+          <w:b/>
+          <w:bCs/>
           <w:i/>
           <w:iCs/>
-          <w:sz w:val="20"/>
-          <w:szCs w:val="20"/>
-        </w:rPr>
-        <w:t xml:space="preserve">IEEE/RSJ International Conference on Intelligent Robots and Systems (IROS), </w:t>
-      </w:r>
-      <w:r>
-        <w:rPr>
+          <w:sz w:val="21"/>
+          <w:szCs w:val="21"/>
+        </w:rPr>
+        <w:t>CoRL</w:t>
+      </w:r>
+      <w:proofErr w:type="spellEnd"/>
+      <w:r>
+        <w:rPr>
+          <w:rFonts w:eastAsia="宋体" w:hint="eastAsia"/>
+          <w:b/>
+          <w:bCs/>
           <w:i/>
           <w:iCs/>
-          <w:sz w:val="20"/>
-          <w:szCs w:val="20"/>
-        </w:rPr>
-        <w:t xml:space="preserve">October </w:t>
-      </w:r>
-      <w:r>
-        <w:rPr>
-          <w:sz w:val="20"/>
-          <w:szCs w:val="20"/>
-        </w:rPr>
-        <w:t>2023</w:t>
-      </w:r>
-      <w:r>
-        <w:rPr>
-          <w:sz w:val="20"/>
-          <w:szCs w:val="20"/>
-        </w:rPr>
-        <w:t>, Detroit, USA.</w:t>
+          <w:sz w:val="21"/>
+          <w:szCs w:val="21"/>
+        </w:rPr>
+        <w:t xml:space="preserve"> 2025</w:t>
+      </w:r>
+      <w:r>
+        <w:rPr>
+          <w:rFonts w:eastAsia="宋体" w:hint="eastAsia"/>
+          <w:i/>
+          <w:iCs/>
+          <w:sz w:val="21"/>
+          <w:szCs w:val="21"/>
+        </w:rPr>
+        <w:t xml:space="preserve">  </w:t>
+      </w:r>
+      <w:r>
+        <w:rPr>
+          <w:rFonts w:eastAsia="宋体" w:hint="eastAsia"/>
+          <w:sz w:val="21"/>
+          <w:szCs w:val="21"/>
+        </w:rPr>
+        <w:t xml:space="preserve">       </w:t>
       </w:r>
     </w:p>
     <w:p>
       <w:pPr>
-        <w:spacing w:beforeLines="10" w:before="24" w:line="240" w:lineRule="auto"/>
+        <w:spacing w:line="240" w:lineRule="auto"/>
         <w:ind w:firstLine="0"/>
         <w:rPr>
-          <w:rFonts w:cs="Times New Roman"/>
-          <w:b/>
-          <w:bCs/>
-          <w:sz w:val="20"/>
-          <w:szCs w:val="20"/>
-          <w:shd w:val="clear" w:color="auto" w:fill="FFFFFF"/>
-        </w:rPr>
-      </w:pPr>
-      <w:r>
-        <w:rPr>
-          <w:rFonts w:cs="Times New Roman"/>
-          <w:sz w:val="20"/>
-          <w:szCs w:val="20"/>
-          <w:shd w:val="clear" w:color="auto" w:fill="FFFFFF"/>
-        </w:rPr>
-        <w:t>[3]</w:t>
-      </w:r>
-      <w:r>
-        <w:rPr>
-          <w:rFonts w:cs="Times New Roman"/>
-          <w:b/>
-          <w:bCs/>
-          <w:sz w:val="20"/>
-          <w:szCs w:val="20"/>
-          <w:shd w:val="clear" w:color="auto" w:fill="FFFFFF"/>
-        </w:rPr>
-        <w:t xml:space="preserve"> </w:t>
-      </w:r>
-      <w:r>
-        <w:rPr>
-          <w:rFonts w:cs="Times New Roman"/>
-          <w:b/>
-          <w:bCs/>
-          <w:sz w:val="20"/>
-          <w:szCs w:val="20"/>
-          <w:shd w:val="clear" w:color="auto" w:fill="FFFFFF"/>
-        </w:rPr>
-        <w:t>A Trimodal Framework for Robot-Assisted Vascular Shunt Insertion</w:t>
-      </w:r>
-      <w:r>
-        <w:rPr>
-          <w:rFonts w:cs="Times New Roman"/>
-          <w:b/>
-          <w:bCs/>
-          <w:sz w:val="20"/>
-          <w:szCs w:val="20"/>
-        </w:rPr>
-        <w:t xml:space="preserve"> </w:t>
-      </w:r>
-      <w:r>
-        <w:rPr>
-          <w:rFonts w:cs="Times New Roman"/>
-          <w:b/>
-          <w:bCs/>
-          <w:sz w:val="20"/>
-          <w:szCs w:val="20"/>
-          <w:shd w:val="clear" w:color="auto" w:fill="FFFFFF"/>
-        </w:rPr>
-        <w:t>When a Supervising Surgeon is Local, Remote, or Unavailable.</w:t>
-      </w:r>
-      <w:r>
-        <w:rPr>
-          <w:rFonts w:cs="Times New Roman"/>
-          <w:b/>
-          <w:bCs/>
-          <w:sz w:val="20"/>
-          <w:szCs w:val="20"/>
-          <w:shd w:val="clear" w:color="auto" w:fill="FFFFFF"/>
-        </w:rPr>
-        <w:t xml:space="preserve">   </w:t>
+          <w:rFonts w:eastAsia="宋体" w:hint="eastAsia"/>
+          <w:sz w:val="21"/>
+          <w:szCs w:val="21"/>
+        </w:rPr>
+      </w:pPr>
+      <w:r>
+        <w:rPr>
+          <w:sz w:val="21"/>
+          <w:szCs w:val="21"/>
+        </w:rPr>
+        <w:t>[</w:t>
+      </w:r>
+      <w:r>
+        <w:rPr>
+          <w:rFonts w:eastAsia="宋体" w:hint="eastAsia"/>
+          <w:sz w:val="21"/>
+          <w:szCs w:val="21"/>
+        </w:rPr>
+        <w:t>1</w:t>
+      </w:r>
+      <w:r>
+        <w:rPr>
+          <w:sz w:val="21"/>
+          <w:szCs w:val="21"/>
+        </w:rPr>
+        <w:t xml:space="preserve">] </w:t>
+      </w:r>
+      <w:r>
+        <w:rPr>
+          <w:b/>
+          <w:bCs/>
+          <w:sz w:val="21"/>
+          <w:szCs w:val="21"/>
+        </w:rPr>
+        <w:t xml:space="preserve">Bagging by Learning to </w:t>
+      </w:r>
+      <w:proofErr w:type="spellStart"/>
+      <w:r>
+        <w:rPr>
+          <w:b/>
+          <w:bCs/>
+          <w:sz w:val="21"/>
+          <w:szCs w:val="21"/>
+        </w:rPr>
+        <w:t>Singulate</w:t>
+      </w:r>
+      <w:proofErr w:type="spellEnd"/>
+      <w:r>
+        <w:rPr>
+          <w:b/>
+          <w:bCs/>
+          <w:sz w:val="21"/>
+          <w:szCs w:val="21"/>
+        </w:rPr>
+        <w:t xml:space="preserve"> Layers Using Interactive Perception. </w:t>
+      </w:r>
+      <w:r>
+        <w:rPr>
+          <w:rFonts w:eastAsia="宋体" w:hint="eastAsia"/>
+          <w:b/>
+          <w:bCs/>
+          <w:sz w:val="21"/>
+          <w:szCs w:val="21"/>
+        </w:rPr>
+        <w:t xml:space="preserve">                      </w:t>
+      </w:r>
+      <w:r>
+        <w:rPr>
+          <w:rFonts w:eastAsia="宋体"/>
+          <w:b/>
+          <w:bCs/>
+          <w:sz w:val="21"/>
+          <w:szCs w:val="21"/>
+        </w:rPr>
+        <w:t>(Best Industrial Robotics Finalist)</w:t>
       </w:r>
     </w:p>
     <w:p>
       <w:pPr>
+        <w:tabs>
+          <w:tab w:val="right" w:pos="10800"/>
+          <w:tab w:val="right" w:pos="31680"/>
+        </w:tabs>
         <w:spacing w:line="240" w:lineRule="auto"/>
         <w:ind w:firstLine="0"/>
         <w:rPr>
-          <w:rFonts w:cs="Times New Roman"/>
-          <w:color w:val="000000"/>
-          <w:sz w:val="20"/>
-          <w:szCs w:val="20"/>
-        </w:rPr>
-      </w:pPr>
-      <w:r>
-        <w:rPr>
-          <w:rFonts w:cs="Times New Roman"/>
-          <w:color w:val="000000"/>
-          <w:sz w:val="20"/>
-          <w:szCs w:val="20"/>
-        </w:rPr>
-        <w:t xml:space="preserve">Karthik </w:t>
-      </w:r>
-      <w:proofErr w:type="spellStart"/>
-      <w:r>
-        <w:rPr>
-          <w:rFonts w:cs="Times New Roman"/>
-          <w:color w:val="000000"/>
-          <w:sz w:val="20"/>
-          <w:szCs w:val="20"/>
-        </w:rPr>
-        <w:t>Dharmarajan</w:t>
-      </w:r>
-      <w:proofErr w:type="spellEnd"/>
-      <w:r>
-        <w:rPr>
-          <w:rFonts w:cs="Times New Roman"/>
-          <w:color w:val="000000"/>
-          <w:sz w:val="20"/>
-          <w:szCs w:val="20"/>
-        </w:rPr>
-        <w:t xml:space="preserve">*, Will Panitch*, </w:t>
-      </w:r>
-      <w:r>
-        <w:rPr>
-          <w:rStyle w:val="Strong"/>
-          <w:rFonts w:cs="Times New Roman"/>
-          <w:color w:val="000000"/>
-          <w:sz w:val="20"/>
-          <w:szCs w:val="20"/>
-        </w:rPr>
-        <w:t>Baiyu Shi</w:t>
-      </w:r>
-      <w:r>
-        <w:rPr>
-          <w:rFonts w:cs="Times New Roman"/>
-          <w:color w:val="000000"/>
-          <w:sz w:val="20"/>
-          <w:szCs w:val="20"/>
-        </w:rPr>
-        <w:t xml:space="preserve">, Huang </w:t>
-      </w:r>
-      <w:proofErr w:type="spellStart"/>
-      <w:r>
-        <w:rPr>
-          <w:rFonts w:cs="Times New Roman"/>
-          <w:color w:val="000000"/>
-          <w:sz w:val="20"/>
-          <w:szCs w:val="20"/>
-        </w:rPr>
-        <w:t>Huang</w:t>
-      </w:r>
-      <w:proofErr w:type="spellEnd"/>
-      <w:r>
-        <w:rPr>
-          <w:rFonts w:cs="Times New Roman"/>
-          <w:color w:val="000000"/>
-          <w:sz w:val="20"/>
-          <w:szCs w:val="20"/>
-        </w:rPr>
-        <w:t xml:space="preserve">, Lawrence </w:t>
-      </w:r>
-      <w:proofErr w:type="spellStart"/>
-      <w:r>
-        <w:rPr>
-          <w:rFonts w:cs="Times New Roman"/>
-          <w:color w:val="000000"/>
-          <w:sz w:val="20"/>
-          <w:szCs w:val="20"/>
-        </w:rPr>
-        <w:t>Yunliang</w:t>
-      </w:r>
-      <w:proofErr w:type="spellEnd"/>
-      <w:r>
-        <w:rPr>
-          <w:rFonts w:cs="Times New Roman"/>
-          <w:color w:val="000000"/>
-          <w:sz w:val="20"/>
-          <w:szCs w:val="20"/>
-        </w:rPr>
-        <w:t xml:space="preserve"> Chen, Thomas Low, Danyal Fer, </w:t>
+          <w:rFonts w:eastAsia="宋体" w:hint="eastAsia"/>
+          <w:sz w:val="21"/>
+          <w:szCs w:val="21"/>
+        </w:rPr>
+      </w:pPr>
+      <w:r>
+        <w:rPr>
+          <w:sz w:val="21"/>
+          <w:szCs w:val="21"/>
+        </w:rPr>
+        <w:t xml:space="preserve">L. Y. Chen, </w:t>
+      </w:r>
+      <w:r>
+        <w:rPr>
+          <w:b/>
+          <w:bCs/>
+          <w:sz w:val="21"/>
+          <w:szCs w:val="21"/>
+        </w:rPr>
+        <w:t>B. Shi,</w:t>
+      </w:r>
+      <w:r>
+        <w:rPr>
+          <w:sz w:val="21"/>
+          <w:szCs w:val="21"/>
+        </w:rPr>
+        <w:t xml:space="preserve"> R. Lin, D. Seita, A. Ahmad, R. Cheng, T. Kollar, D. Held, K. Goldberg</w:t>
+      </w:r>
+      <w:r>
+        <w:rPr>
+          <w:sz w:val="21"/>
+          <w:szCs w:val="21"/>
+        </w:rPr>
+        <w:t xml:space="preserve">               </w:t>
+      </w:r>
+      <w:r>
+        <w:rPr>
+          <w:sz w:val="21"/>
+          <w:szCs w:val="21"/>
+        </w:rPr>
+        <w:t xml:space="preserve">   </w:t>
+      </w:r>
+      <w:r>
+        <w:rPr>
+          <w:rFonts w:eastAsia="宋体" w:hint="eastAsia"/>
+          <w:sz w:val="21"/>
+          <w:szCs w:val="21"/>
+        </w:rPr>
+        <w:t xml:space="preserve">                          </w:t>
+      </w:r>
+      <w:r>
+        <w:rPr>
+          <w:rFonts w:eastAsia="宋体" w:hint="eastAsia"/>
+          <w:b/>
+          <w:bCs/>
+          <w:i/>
+          <w:iCs/>
+          <w:sz w:val="21"/>
+          <w:szCs w:val="21"/>
+        </w:rPr>
+        <w:t>IROS 2023</w:t>
       </w:r>
     </w:p>
     <w:p>
       <w:pPr>
-        <w:spacing w:line="240" w:lineRule="auto"/>
-        <w:ind w:firstLine="0"/>
-        <w:rPr>
-          <w:rFonts w:cs="Times New Roman"/>
-          <w:color w:val="000000"/>
-          <w:sz w:val="21"/>
-          <w:szCs w:val="21"/>
-        </w:rPr>
-      </w:pPr>
-      <w:r>
-        <w:rPr>
-          <w:rFonts w:cs="Times New Roman"/>
-          <w:color w:val="000000"/>
-          <w:sz w:val="20"/>
-          <w:szCs w:val="20"/>
-        </w:rPr>
-        <w:t xml:space="preserve">Ken Goldberg.       </w:t>
-      </w:r>
-      <w:r>
-        <w:rPr>
-          <w:rFonts w:cs="Times New Roman"/>
-          <w:color w:val="000000"/>
-          <w:sz w:val="21"/>
-          <w:szCs w:val="21"/>
-        </w:rPr>
-        <w:t xml:space="preserve">                                  </w:t>
-      </w:r>
-      <w:r>
-        <w:rPr>
-          <w:rFonts w:cs="Times New Roman"/>
-          <w:color w:val="000000"/>
-          <w:sz w:val="21"/>
-          <w:szCs w:val="21"/>
-        </w:rPr>
-        <w:t xml:space="preserve">   </w:t>
-      </w:r>
-      <w:r>
-        <w:rPr>
-          <w:rFonts w:cs="Times New Roman"/>
-          <w:i/>
-          <w:iCs/>
-          <w:color w:val="000000"/>
-          <w:sz w:val="20"/>
-          <w:szCs w:val="20"/>
-        </w:rPr>
-        <w:t>IEEE International Symposium on Medical Robotics (ISMR)</w:t>
-      </w:r>
-      <w:r>
-        <w:rPr>
-          <w:rFonts w:cs="Times New Roman"/>
-          <w:color w:val="000000"/>
-          <w:sz w:val="20"/>
-          <w:szCs w:val="20"/>
-        </w:rPr>
-        <w:t>, April 2023, Atlanta, USA.</w:t>
-      </w:r>
-    </w:p>
-    <w:p>
-      <w:pPr>
-        <w:spacing w:beforeLines="10" w:before="24" w:line="240" w:lineRule="auto"/>
-        <w:ind w:firstLine="0"/>
-        <w:rPr>
-          <w:sz w:val="21"/>
-          <w:szCs w:val="21"/>
-        </w:rPr>
-      </w:pPr>
-      <w:r>
-        <w:rPr>
-          <w:sz w:val="21"/>
-          <w:szCs w:val="21"/>
-        </w:rPr>
-        <w:t>[</w:t>
-      </w:r>
-      <w:r>
-        <w:rPr>
-          <w:sz w:val="21"/>
-          <w:szCs w:val="21"/>
-        </w:rPr>
-        <w:t>2</w:t>
-      </w:r>
-      <w:r>
-        <w:rPr>
-          <w:sz w:val="21"/>
-          <w:szCs w:val="21"/>
-        </w:rPr>
-        <w:t xml:space="preserve">] </w:t>
-      </w:r>
-      <w:proofErr w:type="spellStart"/>
-      <w:r>
-        <w:rPr>
-          <w:b/>
-          <w:bCs/>
-          <w:sz w:val="21"/>
-          <w:szCs w:val="21"/>
-        </w:rPr>
-        <w:t>AutoBag</w:t>
-      </w:r>
-      <w:proofErr w:type="spellEnd"/>
-      <w:r>
-        <w:rPr>
-          <w:b/>
-          <w:bCs/>
-          <w:sz w:val="21"/>
-          <w:szCs w:val="21"/>
-        </w:rPr>
-        <w:t>: Learning to Open Plastic Bags and Insert Objects.</w:t>
-      </w:r>
-      <w:r>
-        <w:rPr>
-          <w:sz w:val="21"/>
-          <w:szCs w:val="21"/>
-        </w:rPr>
-        <w:t xml:space="preserve"> </w:t>
-      </w:r>
-    </w:p>
-    <w:p>
-      <w:pPr>
-        <w:spacing w:line="240" w:lineRule="auto"/>
-        <w:ind w:firstLine="0"/>
-        <w:rPr>
-          <w:sz w:val="20"/>
-          <w:szCs w:val="20"/>
-        </w:rPr>
-      </w:pPr>
-      <w:r>
-        <w:rPr>
-          <w:sz w:val="20"/>
-          <w:szCs w:val="20"/>
-        </w:rPr>
-        <w:t xml:space="preserve">Lawrence </w:t>
-      </w:r>
-      <w:proofErr w:type="spellStart"/>
-      <w:r>
-        <w:rPr>
-          <w:sz w:val="20"/>
-          <w:szCs w:val="20"/>
-        </w:rPr>
-        <w:t>Yunliang</w:t>
-      </w:r>
-      <w:proofErr w:type="spellEnd"/>
-      <w:r>
-        <w:rPr>
-          <w:sz w:val="20"/>
-          <w:szCs w:val="20"/>
-        </w:rPr>
-        <w:t xml:space="preserve"> Chen, </w:t>
-      </w:r>
-      <w:r>
-        <w:rPr>
-          <w:b/>
-          <w:bCs/>
-          <w:sz w:val="20"/>
-          <w:szCs w:val="20"/>
-        </w:rPr>
-        <w:t>Baiyu Shi</w:t>
-      </w:r>
-      <w:r>
-        <w:rPr>
-          <w:sz w:val="20"/>
-          <w:szCs w:val="20"/>
-        </w:rPr>
-        <w:t xml:space="preserve">, Daniel Seita, Richard Cheng, Thomas Kollar, David Held, Ken Goldberg. </w:t>
-      </w:r>
-    </w:p>
-    <w:p>
-      <w:pPr>
-        <w:spacing w:line="240" w:lineRule="auto"/>
-        <w:ind w:firstLine="0"/>
-        <w:jc w:val="right"/>
-        <w:rPr>
-          <w:rFonts w:eastAsia="宋体"/>
-          <w:sz w:val="21"/>
-          <w:szCs w:val="21"/>
-        </w:rPr>
-      </w:pPr>
-      <w:r>
-        <w:rPr>
-          <w:i/>
-          <w:iCs/>
-          <w:sz w:val="21"/>
-          <w:szCs w:val="21"/>
-        </w:rPr>
-        <w:t>IEEE International Conference on Robotics and Automation (ICRA)</w:t>
-      </w:r>
-      <w:r>
-        <w:rPr>
-          <w:sz w:val="21"/>
-          <w:szCs w:val="21"/>
-        </w:rPr>
-        <w:t>, May 2023, London, UK.</w:t>
-      </w:r>
-    </w:p>
-    <w:p>
-      <w:pPr>
-        <w:spacing w:beforeLines="10" w:before="24" w:line="240" w:lineRule="auto"/>
-        <w:ind w:firstLine="0"/>
-        <w:rPr>
-          <w:sz w:val="21"/>
-          <w:szCs w:val="21"/>
-        </w:rPr>
-      </w:pPr>
-      <w:r>
-        <w:rPr>
-          <w:rFonts w:eastAsia="宋体" w:hint="eastAsia"/>
-          <w:sz w:val="21"/>
-          <w:szCs w:val="21"/>
-        </w:rPr>
-        <w:t>[</w:t>
-      </w:r>
-      <w:r>
-        <w:rPr>
-          <w:rFonts w:eastAsia="宋体"/>
-          <w:sz w:val="21"/>
-          <w:szCs w:val="21"/>
-        </w:rPr>
-        <w:t>1</w:t>
-      </w:r>
-      <w:r>
-        <w:rPr>
-          <w:rFonts w:eastAsia="宋体"/>
-          <w:sz w:val="21"/>
-          <w:szCs w:val="21"/>
-        </w:rPr>
-        <w:t xml:space="preserve">] </w:t>
-      </w:r>
-      <w:r>
-        <w:rPr>
-          <w:rFonts w:cs="Times New Roman"/>
-          <w:b/>
-          <w:bCs/>
-          <w:sz w:val="21"/>
-          <w:szCs w:val="21"/>
-        </w:rPr>
-        <w:t xml:space="preserve">Automating Vascular Shunt Insertion with the </w:t>
-      </w:r>
-      <w:proofErr w:type="spellStart"/>
-      <w:r>
-        <w:rPr>
-          <w:rFonts w:cs="Times New Roman"/>
-          <w:b/>
-          <w:bCs/>
-          <w:sz w:val="21"/>
-          <w:szCs w:val="21"/>
-        </w:rPr>
-        <w:t>dVRK</w:t>
-      </w:r>
-      <w:proofErr w:type="spellEnd"/>
-      <w:r>
-        <w:rPr>
-          <w:rFonts w:cs="Times New Roman"/>
-          <w:b/>
-          <w:bCs/>
-          <w:sz w:val="21"/>
-          <w:szCs w:val="21"/>
-        </w:rPr>
-        <w:t xml:space="preserve"> Surgical Robot.</w:t>
-      </w:r>
-      <w:r>
-        <w:rPr>
-          <w:rFonts w:cs="Times New Roman"/>
-          <w:color w:val="000000"/>
-          <w:sz w:val="21"/>
-          <w:szCs w:val="21"/>
-        </w:rPr>
-        <w:br/>
-      </w:r>
-      <w:r>
-        <w:rPr>
-          <w:rFonts w:cs="Times New Roman"/>
-          <w:color w:val="000000"/>
-          <w:sz w:val="20"/>
-          <w:szCs w:val="20"/>
-        </w:rPr>
-        <w:t xml:space="preserve">Karthik </w:t>
-      </w:r>
-      <w:proofErr w:type="spellStart"/>
-      <w:r>
-        <w:rPr>
-          <w:rFonts w:cs="Times New Roman"/>
-          <w:color w:val="000000"/>
-          <w:sz w:val="20"/>
-          <w:szCs w:val="20"/>
-        </w:rPr>
-        <w:t>Dharmarajan</w:t>
-      </w:r>
-      <w:proofErr w:type="spellEnd"/>
-      <w:r>
-        <w:rPr>
-          <w:rFonts w:cs="Times New Roman"/>
-          <w:color w:val="000000"/>
-          <w:sz w:val="20"/>
-          <w:szCs w:val="20"/>
-        </w:rPr>
-        <w:t>*, Will Panitch*, Muyan Jiang, Kishore Srinivas, </w:t>
-      </w:r>
-      <w:r>
-        <w:rPr>
-          <w:rStyle w:val="Strong"/>
-          <w:rFonts w:cs="Times New Roman"/>
-          <w:color w:val="000000"/>
-          <w:sz w:val="20"/>
-          <w:szCs w:val="20"/>
-        </w:rPr>
-        <w:t>Baiyu Shi</w:t>
-      </w:r>
-      <w:r>
-        <w:rPr>
-          <w:rFonts w:cs="Times New Roman"/>
-          <w:color w:val="000000"/>
-          <w:sz w:val="20"/>
-          <w:szCs w:val="20"/>
-        </w:rPr>
-        <w:t xml:space="preserve">, Yahav Avigal, Huang </w:t>
-      </w:r>
-      <w:proofErr w:type="spellStart"/>
-      <w:r>
-        <w:rPr>
-          <w:rFonts w:cs="Times New Roman"/>
-          <w:color w:val="000000"/>
-          <w:sz w:val="20"/>
-          <w:szCs w:val="20"/>
-        </w:rPr>
-        <w:t>Huang</w:t>
-      </w:r>
-      <w:proofErr w:type="spellEnd"/>
-      <w:r>
-        <w:rPr>
-          <w:rFonts w:cs="Times New Roman"/>
-          <w:color w:val="000000"/>
-          <w:sz w:val="20"/>
-          <w:szCs w:val="20"/>
-        </w:rPr>
-        <w:t xml:space="preserve">, Thomas Low, Danyal Fer, Ken Goldberg.           </w:t>
-      </w:r>
-      <w:r>
-        <w:rPr>
-          <w:rFonts w:cs="Times New Roman"/>
-          <w:color w:val="000000"/>
-          <w:sz w:val="20"/>
-          <w:szCs w:val="20"/>
-        </w:rPr>
-        <w:t xml:space="preserve">   </w:t>
-      </w:r>
-      <w:r>
-        <w:rPr>
-          <w:i/>
-          <w:iCs/>
-          <w:sz w:val="20"/>
-          <w:szCs w:val="20"/>
-        </w:rPr>
-        <w:t>IEEE International Conference on Robotics and Automation (ICRA)</w:t>
-      </w:r>
-      <w:r>
-        <w:rPr>
-          <w:sz w:val="20"/>
-          <w:szCs w:val="20"/>
-        </w:rPr>
-        <w:t>, May 2023, London, UK.</w:t>
-      </w:r>
-    </w:p>
-    <w:p>
-      <w:pPr>
         <w:spacing w:beforeLines="40" w:before="96" w:line="240" w:lineRule="auto"/>
         <w:ind w:firstLine="0"/>
         <w:rPr>
@@ -1617,11 +1323,19 @@
       </w:pPr>
       <w:r>
         <w:rPr>
-          <w:rFonts w:cs="Times New Roman"/>
+          <w:rFonts w:eastAsia="宋体" w:cs="Times New Roman" w:hint="eastAsia"/>
           <w:b/>
           <w:sz w:val="22"/>
         </w:rPr>
-        <w:t xml:space="preserve">WORK &amp; TEACHING </w:t>
+        <w:t>RESEARCH</w:t>
+      </w:r>
+      <w:r>
+        <w:rPr>
+          <w:rFonts w:cs="Times New Roman"/>
+          <w:b/>
+          <w:sz w:val="22"/>
+        </w:rPr>
+        <w:t xml:space="preserve"> </w:t>
       </w:r>
       <w:r>
         <w:rPr>
@@ -1651,43 +1365,96 @@
         <w:spacing w:line="264" w:lineRule="auto"/>
         <w:ind w:firstLine="0"/>
         <w:rPr>
-          <w:rFonts w:cs="Times New Roman"/>
-          <w:b/>
-          <w:sz w:val="20"/>
-        </w:rPr>
-      </w:pPr>
-      <w:r>
-        <w:rPr>
-          <w:rFonts w:cs="Times New Roman"/>
-          <w:b/>
-          <w:sz w:val="20"/>
-        </w:rPr>
-        <w:t xml:space="preserve">Shanghai View Precision </w:t>
-      </w:r>
-      <w:r>
-        <w:rPr>
-          <w:rFonts w:cs="Times New Roman"/>
-          <w:b/>
-          <w:sz w:val="20"/>
-        </w:rPr>
-        <w:t>Machinery</w:t>
-      </w:r>
-      <w:r>
-        <w:rPr>
-          <w:rFonts w:cs="Times New Roman"/>
-          <w:b/>
-          <w:sz w:val="20"/>
-        </w:rPr>
-        <w:t xml:space="preserve"> Co.</w:t>
-      </w:r>
-      <w:r>
-        <w:rPr>
-          <w:rFonts w:cs="Times New Roman"/>
-          <w:b/>
-          <w:sz w:val="20"/>
+          <w:rFonts w:eastAsia="宋体" w:cs="Times New Roman" w:hint="eastAsia"/>
+          <w:b/>
+          <w:sz w:val="21"/>
+          <w:szCs w:val="21"/>
+        </w:rPr>
+      </w:pPr>
+      <w:r>
+        <w:rPr>
+          <w:rFonts w:eastAsia="宋体" w:cs="Times New Roman" w:hint="eastAsia"/>
+          <w:b/>
+          <w:sz w:val="21"/>
+          <w:szCs w:val="21"/>
+        </w:rPr>
+        <w:t>Robotic Tactile Sensing and Dexterous Manipulation (</w:t>
+      </w:r>
+      <w:proofErr w:type="spellStart"/>
+      <w:r>
+        <w:rPr>
+          <w:rFonts w:eastAsia="宋体" w:cs="Times New Roman" w:hint="eastAsia"/>
+          <w:b/>
+          <w:sz w:val="21"/>
+          <w:szCs w:val="21"/>
+        </w:rPr>
+        <w:t>DigiSkin</w:t>
+      </w:r>
+      <w:proofErr w:type="spellEnd"/>
+      <w:r>
+        <w:rPr>
+          <w:rFonts w:eastAsia="宋体" w:cs="Times New Roman" w:hint="eastAsia"/>
+          <w:b/>
+          <w:sz w:val="21"/>
+          <w:szCs w:val="21"/>
+        </w:rPr>
+        <w:t xml:space="preserve">, </w:t>
+      </w:r>
+      <w:proofErr w:type="spellStart"/>
+      <w:r>
+        <w:rPr>
+          <w:rFonts w:eastAsia="宋体" w:cs="Times New Roman" w:hint="eastAsia"/>
+          <w:b/>
+          <w:sz w:val="21"/>
+          <w:szCs w:val="21"/>
+        </w:rPr>
+        <w:t>DexSkin</w:t>
+      </w:r>
+      <w:proofErr w:type="spellEnd"/>
+      <w:r>
+        <w:rPr>
+          <w:rFonts w:eastAsia="宋体" w:cs="Times New Roman" w:hint="eastAsia"/>
+          <w:b/>
+          <w:sz w:val="21"/>
+          <w:szCs w:val="21"/>
+        </w:rPr>
+        <w:t xml:space="preserve"> Projects)</w:t>
+      </w:r>
+      <w:r>
+        <w:rPr>
+          <w:rFonts w:cs="Times New Roman"/>
+          <w:b/>
+          <w:sz w:val="21"/>
+          <w:szCs w:val="21"/>
         </w:rPr>
         <w:tab/>
-        <w:t>Shanghai, China</w:t>
+      </w:r>
+      <w:r>
+        <w:rPr>
+          <w:rFonts w:eastAsia="宋体" w:cs="Times New Roman" w:hint="eastAsia"/>
+          <w:b/>
+          <w:sz w:val="21"/>
+          <w:szCs w:val="21"/>
+        </w:rPr>
+        <w:t xml:space="preserve">            </w:t>
+      </w:r>
+      <w:r>
+        <w:rPr>
+          <w:rFonts w:eastAsia="宋体" w:cs="Times New Roman" w:hint="eastAsia"/>
+          <w:b/>
+          <w:sz w:val="21"/>
+          <w:szCs w:val="21"/>
+        </w:rPr>
+        <w:t xml:space="preserve"> </w:t>
+      </w:r>
+      <w:r>
+        <w:rPr>
+          <w:rFonts w:eastAsia="宋体" w:cs="Times New Roman" w:hint="eastAsia"/>
+          <w:b/>
+          <w:sz w:val="21"/>
+          <w:szCs w:val="21"/>
+        </w:rPr>
+        <w:t>Stanford University</w:t>
       </w:r>
     </w:p>
     <w:p>
@@ -1699,22 +1466,24 @@
         <w:spacing w:line="264" w:lineRule="auto"/>
         <w:ind w:firstLine="0"/>
         <w:rPr>
-          <w:rFonts w:cs="Times New Roman"/>
+          <w:rFonts w:eastAsia="宋体" w:cs="Times New Roman" w:hint="eastAsia"/>
           <w:b/>
           <w:i/>
           <w:iCs/>
-          <w:sz w:val="20"/>
-        </w:rPr>
-      </w:pPr>
-      <w:r>
-        <w:rPr>
-          <w:rFonts w:cs="Times New Roman"/>
+          <w:sz w:val="21"/>
+          <w:szCs w:val="21"/>
+        </w:rPr>
+      </w:pPr>
+      <w:r>
+        <w:rPr>
+          <w:rFonts w:eastAsia="宋体" w:cs="Times New Roman" w:hint="eastAsia"/>
           <w:b/>
           <w:i/>
           <w:iCs/>
-          <w:sz w:val="20"/>
-        </w:rPr>
-        <w:t xml:space="preserve">Role: Mechanical Engineer </w:t>
+          <w:sz w:val="21"/>
+          <w:szCs w:val="21"/>
+        </w:rPr>
+        <w:t>PI</w:t>
       </w:r>
       <w:r>
         <w:rPr>
@@ -1722,19 +1491,21 @@
           <w:b/>
           <w:i/>
           <w:iCs/>
-          <w:sz w:val="20"/>
-        </w:rPr>
-        <w:t xml:space="preserve">Intern </w:t>
-      </w:r>
-      <w:r>
-        <w:rPr>
-          <w:rFonts w:cs="Times New Roman"/>
+          <w:sz w:val="21"/>
+          <w:szCs w:val="21"/>
+        </w:rPr>
+        <w:t xml:space="preserve">: </w:t>
+      </w:r>
+      <w:r>
+        <w:rPr>
+          <w:rFonts w:eastAsia="宋体" w:cs="Times New Roman" w:hint="eastAsia"/>
           <w:b/>
           <w:i/>
           <w:iCs/>
-          <w:sz w:val="20"/>
-        </w:rPr>
-        <w:t>in Mold Design and Quality Control</w:t>
+          <w:sz w:val="21"/>
+          <w:szCs w:val="21"/>
+        </w:rPr>
+        <w:t>Prof. Zhenan Bao</w:t>
       </w:r>
       <w:r>
         <w:rPr>
@@ -1742,7 +1513,8 @@
           <w:b/>
           <w:i/>
           <w:iCs/>
-          <w:sz w:val="20"/>
+          <w:sz w:val="21"/>
+          <w:szCs w:val="21"/>
         </w:rPr>
         <w:tab/>
       </w:r>
@@ -1752,19 +1524,21 @@
           <w:b/>
           <w:i/>
           <w:iCs/>
-          <w:sz w:val="20"/>
-        </w:rPr>
-        <w:t>Jan 2021-</w:t>
-      </w:r>
-      <w:r>
-        <w:rPr>
-          <w:rFonts w:cs="Times New Roman"/>
+          <w:sz w:val="21"/>
+          <w:szCs w:val="21"/>
+        </w:rPr>
+        <w:t>Jan 20</w:t>
+      </w:r>
+      <w:r>
+        <w:rPr>
+          <w:rFonts w:eastAsia="宋体" w:cs="Times New Roman" w:hint="eastAsia"/>
           <w:b/>
           <w:i/>
           <w:iCs/>
-          <w:sz w:val="20"/>
-        </w:rPr>
-        <w:t xml:space="preserve"> </w:t>
+          <w:sz w:val="21"/>
+          <w:szCs w:val="21"/>
+        </w:rPr>
+        <w:t>24</w:t>
       </w:r>
       <w:r>
         <w:rPr>
@@ -1772,9 +1546,10 @@
           <w:b/>
           <w:i/>
           <w:iCs/>
-          <w:sz w:val="20"/>
-        </w:rPr>
-        <w:t>Mar</w:t>
+          <w:sz w:val="21"/>
+          <w:szCs w:val="21"/>
+        </w:rPr>
+        <w:t>-</w:t>
       </w:r>
       <w:r>
         <w:rPr>
@@ -1782,19 +1557,21 @@
           <w:b/>
           <w:i/>
           <w:iCs/>
-          <w:sz w:val="20"/>
+          <w:sz w:val="21"/>
+          <w:szCs w:val="21"/>
         </w:rPr>
         <w:t xml:space="preserve"> </w:t>
       </w:r>
       <w:r>
         <w:rPr>
-          <w:rFonts w:cs="Times New Roman"/>
+          <w:rFonts w:eastAsia="宋体" w:cs="Times New Roman" w:hint="eastAsia"/>
           <w:b/>
           <w:i/>
           <w:iCs/>
-          <w:sz w:val="20"/>
-        </w:rPr>
-        <w:t>2021</w:t>
+          <w:sz w:val="21"/>
+          <w:szCs w:val="21"/>
+        </w:rPr>
+        <w:t>Present</w:t>
       </w:r>
     </w:p>
     <w:p>
@@ -1812,138 +1589,127 @@
         <w:ind w:left="360"/>
         <w:rPr>
           <w:rFonts w:cs="Times New Roman"/>
-          <w:sz w:val="20"/>
-        </w:rPr>
-      </w:pPr>
-      <w:r>
-        <w:rPr>
-          <w:rFonts w:cs="Times New Roman"/>
-          <w:color w:val="333333"/>
-          <w:sz w:val="20"/>
-          <w:szCs w:val="20"/>
-          <w:shd w:val="clear" w:color="auto" w:fill="FFFFFF"/>
-        </w:rPr>
-        <w:t>Design</w:t>
-      </w:r>
-      <w:r>
-        <w:rPr>
-          <w:rFonts w:cs="Times New Roman"/>
-          <w:color w:val="333333"/>
-          <w:sz w:val="20"/>
-          <w:szCs w:val="20"/>
-          <w:shd w:val="clear" w:color="auto" w:fill="FFFFFF"/>
-        </w:rPr>
-        <w:t>ed</w:t>
-      </w:r>
-      <w:r>
-        <w:rPr>
-          <w:rFonts w:cs="Times New Roman"/>
-          <w:color w:val="333333"/>
-          <w:sz w:val="20"/>
-          <w:szCs w:val="20"/>
-          <w:shd w:val="clear" w:color="auto" w:fill="FFFFFF"/>
-        </w:rPr>
-        <w:t xml:space="preserve"> molds </w:t>
-      </w:r>
-      <w:r>
-        <w:rPr>
-          <w:rFonts w:cs="Times New Roman"/>
-          <w:color w:val="333333"/>
-          <w:sz w:val="20"/>
-          <w:szCs w:val="20"/>
-          <w:shd w:val="clear" w:color="auto" w:fill="FFFFFF"/>
-        </w:rPr>
-        <w:t>via</w:t>
-      </w:r>
-      <w:r>
-        <w:rPr>
-          <w:rFonts w:cs="Times New Roman"/>
-          <w:color w:val="333333"/>
-          <w:sz w:val="20"/>
-          <w:szCs w:val="20"/>
-          <w:shd w:val="clear" w:color="auto" w:fill="FFFFFF"/>
-        </w:rPr>
-        <w:t xml:space="preserve"> A</w:t>
-      </w:r>
-      <w:r>
-        <w:rPr>
-          <w:rFonts w:cs="Times New Roman"/>
-          <w:color w:val="333333"/>
-          <w:sz w:val="20"/>
-          <w:szCs w:val="20"/>
-          <w:shd w:val="clear" w:color="auto" w:fill="FFFFFF"/>
-        </w:rPr>
-        <w:t>uto</w:t>
-      </w:r>
-      <w:r>
-        <w:rPr>
-          <w:rFonts w:cs="Times New Roman"/>
-          <w:color w:val="333333"/>
-          <w:sz w:val="20"/>
-          <w:szCs w:val="20"/>
-          <w:shd w:val="clear" w:color="auto" w:fill="FFFFFF"/>
-        </w:rPr>
-        <w:t xml:space="preserve">CAD for cold forging presses and </w:t>
-      </w:r>
-      <w:r>
-        <w:rPr>
-          <w:rFonts w:cs="Times New Roman"/>
-          <w:color w:val="333333"/>
-          <w:sz w:val="20"/>
-          <w:szCs w:val="20"/>
-          <w:shd w:val="clear" w:color="auto" w:fill="FFFFFF"/>
-        </w:rPr>
-        <w:t>code</w:t>
-      </w:r>
-      <w:r>
-        <w:rPr>
-          <w:rFonts w:cs="Times New Roman"/>
-          <w:color w:val="333333"/>
-          <w:sz w:val="20"/>
-          <w:szCs w:val="20"/>
-          <w:shd w:val="clear" w:color="auto" w:fill="FFFFFF"/>
-        </w:rPr>
-        <w:t>d</w:t>
-      </w:r>
-      <w:r>
-        <w:rPr>
-          <w:rFonts w:cs="Times New Roman"/>
-          <w:color w:val="333333"/>
-          <w:sz w:val="20"/>
-          <w:szCs w:val="20"/>
-          <w:shd w:val="clear" w:color="auto" w:fill="FFFFFF"/>
-        </w:rPr>
-        <w:t xml:space="preserve"> </w:t>
-      </w:r>
-      <w:r>
-        <w:rPr>
-          <w:rFonts w:cs="Times New Roman"/>
-          <w:color w:val="333333"/>
-          <w:sz w:val="20"/>
-          <w:szCs w:val="20"/>
-          <w:shd w:val="clear" w:color="auto" w:fill="FFFFFF"/>
-        </w:rPr>
-        <w:t>M</w:t>
-      </w:r>
-      <w:r>
-        <w:rPr>
-          <w:rFonts w:cs="Times New Roman"/>
-          <w:color w:val="333333"/>
-          <w:sz w:val="20"/>
-          <w:szCs w:val="20"/>
-          <w:shd w:val="clear" w:color="auto" w:fill="FFFFFF"/>
-        </w:rPr>
-        <w:t>a</w:t>
-      </w:r>
-      <w:r>
-        <w:rPr>
-          <w:rFonts w:cs="Times New Roman"/>
-          <w:color w:val="333333"/>
-          <w:sz w:val="20"/>
-          <w:szCs w:val="20"/>
-          <w:shd w:val="clear" w:color="auto" w:fill="FFFFFF"/>
-        </w:rPr>
-        <w:t>zak CNC machines to manufacture gears in electrical tools.</w:t>
+          <w:sz w:val="21"/>
+          <w:szCs w:val="21"/>
+        </w:rPr>
+      </w:pPr>
+      <w:r>
+        <w:rPr>
+          <w:rFonts w:eastAsia="宋体" w:cs="Times New Roman" w:hint="eastAsia"/>
+          <w:color w:val="333333"/>
+          <w:sz w:val="21"/>
+          <w:szCs w:val="21"/>
+          <w:shd w:val="clear" w:color="auto" w:fill="FFFFFF"/>
+        </w:rPr>
+        <w:t xml:space="preserve">Developed the </w:t>
+      </w:r>
+      <w:proofErr w:type="spellStart"/>
+      <w:r>
+        <w:rPr>
+          <w:rFonts w:eastAsia="宋体" w:cs="Times New Roman" w:hint="eastAsia"/>
+          <w:color w:val="333333"/>
+          <w:sz w:val="21"/>
+          <w:szCs w:val="21"/>
+          <w:shd w:val="clear" w:color="auto" w:fill="FFFFFF"/>
+        </w:rPr>
+        <w:t>DigiSkin</w:t>
+      </w:r>
+      <w:proofErr w:type="spellEnd"/>
+      <w:r>
+        <w:rPr>
+          <w:rFonts w:eastAsia="宋体" w:cs="Times New Roman" w:hint="eastAsia"/>
+          <w:color w:val="333333"/>
+          <w:sz w:val="21"/>
+          <w:szCs w:val="21"/>
+          <w:shd w:val="clear" w:color="auto" w:fill="FFFFFF"/>
+        </w:rPr>
+        <w:t xml:space="preserve"> platform, including its manufacturing process and large-scale high-speed readout, for tailorable </w:t>
+      </w:r>
+      <w:r>
+        <w:rPr>
+          <w:rFonts w:eastAsia="宋体" w:cs="Times New Roman" w:hint="eastAsia"/>
+          <w:color w:val="333333"/>
+          <w:sz w:val="21"/>
+          <w:szCs w:val="21"/>
+          <w:shd w:val="clear" w:color="auto" w:fill="FFFFFF"/>
+        </w:rPr>
+        <w:t xml:space="preserve">and </w:t>
+      </w:r>
+      <w:r>
+        <w:rPr>
+          <w:rFonts w:eastAsia="宋体" w:cs="Times New Roman" w:hint="eastAsia"/>
+          <w:color w:val="333333"/>
+          <w:sz w:val="21"/>
+          <w:szCs w:val="21"/>
+          <w:shd w:val="clear" w:color="auto" w:fill="FFFFFF"/>
+        </w:rPr>
+        <w:t xml:space="preserve">stretchable electronic skins with </w:t>
+      </w:r>
+      <w:r>
+        <w:rPr>
+          <w:rFonts w:eastAsia="宋体" w:cs="Times New Roman" w:hint="eastAsia"/>
+          <w:b/>
+          <w:bCs/>
+          <w:color w:val="333333"/>
+          <w:sz w:val="21"/>
+          <w:szCs w:val="21"/>
+          <w:shd w:val="clear" w:color="auto" w:fill="FFFFFF"/>
+        </w:rPr>
+        <w:t>high sensitivity, wide dynamic range, and low hysteresis</w:t>
+      </w:r>
+      <w:r>
+        <w:rPr>
+          <w:rFonts w:eastAsia="宋体" w:cs="Times New Roman" w:hint="eastAsia"/>
+          <w:color w:val="333333"/>
+          <w:sz w:val="21"/>
+          <w:szCs w:val="21"/>
+          <w:shd w:val="clear" w:color="auto" w:fill="FFFFFF"/>
+        </w:rPr>
+        <w:t xml:space="preserve">, achieving leading </w:t>
+      </w:r>
+      <w:r>
+        <w:rPr>
+          <w:rFonts w:eastAsia="宋体" w:cs="Times New Roman" w:hint="eastAsia"/>
+          <w:b/>
+          <w:bCs/>
+          <w:color w:val="333333"/>
+          <w:sz w:val="21"/>
+          <w:szCs w:val="21"/>
+          <w:shd w:val="clear" w:color="auto" w:fill="FFFFFF"/>
+        </w:rPr>
+        <w:t>sub-millimeter spatial resolution</w:t>
+      </w:r>
+      <w:r>
+        <w:rPr>
+          <w:rFonts w:eastAsia="宋体" w:cs="Times New Roman" w:hint="eastAsia"/>
+          <w:color w:val="333333"/>
+          <w:sz w:val="21"/>
+          <w:szCs w:val="21"/>
+          <w:shd w:val="clear" w:color="auto" w:fill="FFFFFF"/>
+        </w:rPr>
+        <w:t xml:space="preserve"> and </w:t>
+      </w:r>
+      <w:r>
+        <w:rPr>
+          <w:rFonts w:eastAsia="宋体" w:cs="Times New Roman" w:hint="eastAsia"/>
+          <w:b/>
+          <w:bCs/>
+          <w:color w:val="333333"/>
+          <w:sz w:val="21"/>
+          <w:szCs w:val="21"/>
+          <w:shd w:val="clear" w:color="auto" w:fill="FFFFFF"/>
+        </w:rPr>
+        <w:t>large-area tactile coverage</w:t>
+      </w:r>
+      <w:r>
+        <w:rPr>
+          <w:rFonts w:eastAsia="宋体" w:cs="Times New Roman" w:hint="eastAsia"/>
+          <w:color w:val="333333"/>
+          <w:sz w:val="21"/>
+          <w:szCs w:val="21"/>
+          <w:shd w:val="clear" w:color="auto" w:fill="FFFFFF"/>
+        </w:rPr>
+        <w:t>.</w:t>
       </w:r>
     </w:p>
     <w:p>
@@ -1957,203 +1723,241 @@
           <w:tab w:val="right" w:pos="10800"/>
           <w:tab w:val="right" w:pos="31680"/>
         </w:tabs>
-        <w:spacing w:line="276" w:lineRule="auto"/>
+        <w:spacing w:line="240" w:lineRule="auto"/>
         <w:ind w:left="360"/>
         <w:rPr>
           <w:rFonts w:cs="Times New Roman"/>
-          <w:sz w:val="20"/>
-        </w:rPr>
-      </w:pPr>
-      <w:r>
-        <w:rPr>
-          <w:rFonts w:cs="Times New Roman"/>
-          <w:sz w:val="20"/>
-        </w:rPr>
-        <w:t>Conduct</w:t>
-      </w:r>
-      <w:r>
-        <w:rPr>
-          <w:rFonts w:cs="Times New Roman"/>
-          <w:sz w:val="20"/>
-        </w:rPr>
-        <w:t>ed</w:t>
-      </w:r>
-      <w:r>
-        <w:rPr>
-          <w:rFonts w:cs="Times New Roman"/>
-          <w:sz w:val="20"/>
-        </w:rPr>
-        <w:t xml:space="preserve"> metallographic analysis to examine the quality of heat treatment.</w:t>
-      </w:r>
-    </w:p>
-    <w:p>
-      <w:pPr>
-        <w:tabs>
-          <w:tab w:val="right" w:pos="10800"/>
-          <w:tab w:val="right" w:pos="31680"/>
-        </w:tabs>
-        <w:spacing w:line="264" w:lineRule="auto"/>
-        <w:ind w:firstLine="0"/>
-        <w:rPr>
-          <w:rFonts w:cs="Times New Roman"/>
-          <w:b/>
-          <w:sz w:val="20"/>
-        </w:rPr>
-      </w:pPr>
+          <w:sz w:val="21"/>
+          <w:szCs w:val="21"/>
+        </w:rPr>
+      </w:pPr>
+      <w:r>
+        <w:rPr>
+          <w:rFonts w:cs="Times New Roman"/>
+          <w:color w:val="333333"/>
+          <w:sz w:val="21"/>
+          <w:szCs w:val="21"/>
+          <w:shd w:val="clear" w:color="auto" w:fill="FFFFFF"/>
+        </w:rPr>
+        <w:t xml:space="preserve">Integrated </w:t>
+      </w:r>
       <w:proofErr w:type="spellStart"/>
       <w:r>
         <w:rPr>
           <w:rFonts w:cs="Times New Roman"/>
-          <w:b/>
-          <w:sz w:val="20"/>
-        </w:rPr>
-        <w:t>BioE</w:t>
+          <w:color w:val="333333"/>
+          <w:sz w:val="21"/>
+          <w:szCs w:val="21"/>
+          <w:shd w:val="clear" w:color="auto" w:fill="FFFFFF"/>
+        </w:rPr>
+        <w:t>DigiSkin</w:t>
       </w:r>
       <w:proofErr w:type="spellEnd"/>
       <w:r>
         <w:rPr>
           <w:rFonts w:cs="Times New Roman"/>
-          <w:b/>
-          <w:sz w:val="20"/>
-        </w:rPr>
-        <w:t xml:space="preserve"> 163 &amp;</w:t>
-      </w:r>
-      <w:r>
-        <w:rPr>
-          <w:rFonts w:cs="Times New Roman"/>
-          <w:b/>
-          <w:sz w:val="20"/>
+          <w:color w:val="333333"/>
+          <w:sz w:val="21"/>
+          <w:szCs w:val="21"/>
+          <w:shd w:val="clear" w:color="auto" w:fill="FFFFFF"/>
         </w:rPr>
         <w:t xml:space="preserve"> </w:t>
       </w:r>
-      <w:proofErr w:type="spellStart"/>
-      <w:r>
-        <w:rPr>
-          <w:rFonts w:cs="Times New Roman"/>
-          <w:b/>
-          <w:sz w:val="20"/>
-        </w:rPr>
-        <w:t>BioE</w:t>
-      </w:r>
-      <w:proofErr w:type="spellEnd"/>
-      <w:r>
-        <w:rPr>
-          <w:rFonts w:cs="Times New Roman"/>
-          <w:b/>
-          <w:sz w:val="20"/>
-        </w:rPr>
-        <w:t xml:space="preserve"> 163L Principles of Molecular and Cellular </w:t>
-      </w:r>
-      <w:proofErr w:type="spellStart"/>
-      <w:r>
-        <w:rPr>
-          <w:rFonts w:cs="Times New Roman"/>
-          <w:b/>
-          <w:sz w:val="20"/>
-        </w:rPr>
-        <w:t>Biophotonics</w:t>
-      </w:r>
-      <w:proofErr w:type="spellEnd"/>
-      <w:r>
-        <w:rPr>
-          <w:rFonts w:cs="Times New Roman"/>
-          <w:b/>
-          <w:sz w:val="20"/>
-        </w:rPr>
-        <w:t xml:space="preserve">      </w:t>
-      </w:r>
-      <w:r>
-        <w:rPr>
-          <w:rFonts w:cs="Times New Roman"/>
-          <w:b/>
-          <w:sz w:val="20"/>
-        </w:rPr>
-        <w:tab/>
-        <w:t>Berkeley, CA</w:t>
-      </w:r>
-    </w:p>
-    <w:p>
-      <w:pPr>
-        <w:tabs>
-          <w:tab w:val="right" w:pos="10800"/>
-          <w:tab w:val="right" w:pos="31680"/>
-        </w:tabs>
-        <w:spacing w:line="264" w:lineRule="auto"/>
-        <w:ind w:firstLine="0"/>
-        <w:rPr>
-          <w:rFonts w:eastAsia="宋体" w:cs="Times New Roman"/>
-          <w:b/>
-          <w:i/>
-          <w:iCs/>
-          <w:sz w:val="20"/>
-        </w:rPr>
-      </w:pPr>
-      <w:r>
-        <w:rPr>
-          <w:rFonts w:cs="Times New Roman"/>
-          <w:b/>
-          <w:i/>
-          <w:iCs/>
-          <w:sz w:val="20"/>
-        </w:rPr>
-        <w:t xml:space="preserve">Role: </w:t>
-      </w:r>
-      <w:r>
-        <w:rPr>
-          <w:rFonts w:eastAsia="MS Mincho"/>
-          <w:b/>
-          <w:i/>
-          <w:sz w:val="20"/>
-        </w:rPr>
-        <w:t>Graduate Student Instructor (</w:t>
-      </w:r>
-      <w:proofErr w:type="gramStart"/>
-      <w:r>
-        <w:rPr>
-          <w:rFonts w:eastAsia="MS Mincho"/>
-          <w:b/>
-          <w:i/>
-          <w:sz w:val="20"/>
-        </w:rPr>
-        <w:t xml:space="preserve">GSI)  </w:t>
-      </w:r>
-      <w:r>
-        <w:rPr>
-          <w:rFonts w:cs="Times New Roman"/>
-          <w:b/>
-          <w:i/>
-          <w:iCs/>
-          <w:sz w:val="20"/>
-        </w:rPr>
-        <w:tab/>
-      </w:r>
-      <w:proofErr w:type="gramEnd"/>
-      <w:r>
-        <w:rPr>
-          <w:rFonts w:cs="Times New Roman"/>
-          <w:b/>
-          <w:i/>
-          <w:sz w:val="20"/>
-        </w:rPr>
-        <w:t>Aug 2022</w:t>
-      </w:r>
-      <w:r>
-        <w:rPr>
-          <w:rFonts w:cs="Times New Roman"/>
-          <w:b/>
-          <w:i/>
-          <w:sz w:val="20"/>
-        </w:rPr>
-        <w:t xml:space="preserve"> – </w:t>
-      </w:r>
-      <w:r>
-        <w:rPr>
-          <w:rFonts w:cs="Times New Roman"/>
-          <w:b/>
-          <w:i/>
-          <w:sz w:val="20"/>
-        </w:rPr>
-        <w:t>May 2023</w:t>
+      <w:r>
+        <w:rPr>
+          <w:rFonts w:eastAsia="宋体" w:cs="Times New Roman" w:hint="eastAsia"/>
+          <w:color w:val="333333"/>
+          <w:sz w:val="21"/>
+          <w:szCs w:val="21"/>
+          <w:shd w:val="clear" w:color="auto" w:fill="FFFFFF"/>
+        </w:rPr>
+        <w:t>with</w:t>
+      </w:r>
+      <w:r>
+        <w:rPr>
+          <w:rFonts w:cs="Times New Roman"/>
+          <w:color w:val="333333"/>
+          <w:sz w:val="21"/>
+          <w:szCs w:val="21"/>
+          <w:shd w:val="clear" w:color="auto" w:fill="FFFFFF"/>
+        </w:rPr>
+        <w:t xml:space="preserve"> robotic grippers and dexterous hands to enable </w:t>
+      </w:r>
+      <w:r>
+        <w:rPr>
+          <w:rFonts w:eastAsia="宋体" w:cs="Times New Roman" w:hint="eastAsia"/>
+          <w:b/>
+          <w:bCs/>
+          <w:color w:val="333333"/>
+          <w:sz w:val="21"/>
+          <w:szCs w:val="21"/>
+          <w:shd w:val="clear" w:color="auto" w:fill="FFFFFF"/>
+        </w:rPr>
+        <w:t>conformal</w:t>
+      </w:r>
+      <w:r>
+        <w:rPr>
+          <w:rFonts w:cs="Times New Roman"/>
+          <w:b/>
+          <w:bCs/>
+          <w:color w:val="333333"/>
+          <w:sz w:val="21"/>
+          <w:szCs w:val="21"/>
+          <w:shd w:val="clear" w:color="auto" w:fill="FFFFFF"/>
+        </w:rPr>
+        <w:t xml:space="preserve"> tactile sensing over curved surfaces</w:t>
+      </w:r>
+      <w:r>
+        <w:rPr>
+          <w:rFonts w:cs="Times New Roman"/>
+          <w:color w:val="333333"/>
+          <w:sz w:val="21"/>
+          <w:szCs w:val="21"/>
+          <w:shd w:val="clear" w:color="auto" w:fill="FFFFFF"/>
+        </w:rPr>
+        <w:t xml:space="preserve">; </w:t>
+      </w:r>
+      <w:r>
+        <w:rPr>
+          <w:rFonts w:eastAsia="宋体" w:cs="Times New Roman" w:hint="eastAsia"/>
+          <w:color w:val="333333"/>
+          <w:sz w:val="21"/>
+          <w:szCs w:val="21"/>
+          <w:shd w:val="clear" w:color="auto" w:fill="FFFFFF"/>
+        </w:rPr>
+        <w:t>applied</w:t>
+      </w:r>
+      <w:r>
+        <w:rPr>
+          <w:rFonts w:eastAsia="宋体" w:cs="Times New Roman"/>
+          <w:color w:val="333333"/>
+          <w:sz w:val="21"/>
+          <w:szCs w:val="21"/>
+          <w:shd w:val="clear" w:color="auto" w:fill="FFFFFF"/>
+        </w:rPr>
+        <w:t xml:space="preserve"> tactile </w:t>
+      </w:r>
+      <w:r>
+        <w:rPr>
+          <w:rFonts w:eastAsia="宋体" w:cs="Times New Roman" w:hint="eastAsia"/>
+          <w:color w:val="333333"/>
+          <w:sz w:val="21"/>
+          <w:szCs w:val="21"/>
+          <w:shd w:val="clear" w:color="auto" w:fill="FFFFFF"/>
+        </w:rPr>
+        <w:t>cues</w:t>
+      </w:r>
+      <w:r>
+        <w:rPr>
+          <w:rFonts w:eastAsia="宋体" w:cs="Times New Roman"/>
+          <w:color w:val="333333"/>
+          <w:sz w:val="21"/>
+          <w:szCs w:val="21"/>
+          <w:shd w:val="clear" w:color="auto" w:fill="FFFFFF"/>
+        </w:rPr>
+        <w:t xml:space="preserve"> </w:t>
+      </w:r>
+      <w:r>
+        <w:rPr>
+          <w:rFonts w:eastAsia="宋体" w:cs="Times New Roman" w:hint="eastAsia"/>
+          <w:color w:val="333333"/>
+          <w:sz w:val="21"/>
+          <w:szCs w:val="21"/>
+          <w:shd w:val="clear" w:color="auto" w:fill="FFFFFF"/>
+        </w:rPr>
+        <w:t>in</w:t>
+      </w:r>
+      <w:r>
+        <w:rPr>
+          <w:rFonts w:eastAsia="宋体" w:cs="Times New Roman"/>
+          <w:color w:val="333333"/>
+          <w:sz w:val="21"/>
+          <w:szCs w:val="21"/>
+          <w:shd w:val="clear" w:color="auto" w:fill="FFFFFF"/>
+        </w:rPr>
+        <w:t xml:space="preserve"> </w:t>
+      </w:r>
+      <w:r>
+        <w:rPr>
+          <w:rFonts w:eastAsia="宋体" w:cs="Times New Roman"/>
+          <w:b/>
+          <w:bCs/>
+          <w:color w:val="333333"/>
+          <w:sz w:val="21"/>
+          <w:szCs w:val="21"/>
+          <w:shd w:val="clear" w:color="auto" w:fill="FFFFFF"/>
+        </w:rPr>
+        <w:t>imitation learning and residual RL</w:t>
+      </w:r>
+      <w:r>
+        <w:rPr>
+          <w:rFonts w:eastAsia="宋体" w:cs="Times New Roman"/>
+          <w:color w:val="333333"/>
+          <w:sz w:val="21"/>
+          <w:szCs w:val="21"/>
+          <w:shd w:val="clear" w:color="auto" w:fill="FFFFFF"/>
+        </w:rPr>
+        <w:t xml:space="preserve"> </w:t>
+      </w:r>
+      <w:r>
+        <w:rPr>
+          <w:rFonts w:eastAsia="宋体" w:cs="Times New Roman" w:hint="eastAsia"/>
+          <w:color w:val="333333"/>
+          <w:sz w:val="21"/>
+          <w:szCs w:val="21"/>
+          <w:shd w:val="clear" w:color="auto" w:fill="FFFFFF"/>
+        </w:rPr>
+        <w:t xml:space="preserve">policies </w:t>
+      </w:r>
+      <w:r>
+        <w:rPr>
+          <w:rFonts w:eastAsia="宋体" w:cs="Times New Roman"/>
+          <w:color w:val="333333"/>
+          <w:sz w:val="21"/>
+          <w:szCs w:val="21"/>
+          <w:shd w:val="clear" w:color="auto" w:fill="FFFFFF"/>
+        </w:rPr>
+        <w:t xml:space="preserve">for pen reorientation, </w:t>
+      </w:r>
+      <w:r>
+        <w:rPr>
+          <w:rFonts w:eastAsia="宋体" w:cs="Times New Roman" w:hint="eastAsia"/>
+          <w:color w:val="333333"/>
+          <w:sz w:val="21"/>
+          <w:szCs w:val="21"/>
+          <w:shd w:val="clear" w:color="auto" w:fill="FFFFFF"/>
+        </w:rPr>
+        <w:t>box</w:t>
+      </w:r>
+      <w:r>
+        <w:rPr>
+          <w:rFonts w:eastAsia="宋体" w:cs="Times New Roman"/>
+          <w:color w:val="333333"/>
+          <w:sz w:val="21"/>
+          <w:szCs w:val="21"/>
+          <w:shd w:val="clear" w:color="auto" w:fill="FFFFFF"/>
+        </w:rPr>
+        <w:t xml:space="preserve"> packaging, and </w:t>
+      </w:r>
+      <w:r>
+        <w:rPr>
+          <w:rFonts w:eastAsia="宋体" w:cs="Times New Roman" w:hint="eastAsia"/>
+          <w:color w:val="333333"/>
+          <w:sz w:val="21"/>
+          <w:szCs w:val="21"/>
+          <w:shd w:val="clear" w:color="auto" w:fill="FFFFFF"/>
+        </w:rPr>
+        <w:t>berry</w:t>
+      </w:r>
+      <w:r>
+        <w:rPr>
+          <w:rFonts w:eastAsia="宋体" w:cs="Times New Roman"/>
+          <w:color w:val="333333"/>
+          <w:sz w:val="21"/>
+          <w:szCs w:val="21"/>
+          <w:shd w:val="clear" w:color="auto" w:fill="FFFFFF"/>
+        </w:rPr>
+        <w:t xml:space="preserve"> sorting.</w:t>
       </w:r>
     </w:p>
     <w:p>
@@ -2167,40 +1971,431 @@
           <w:tab w:val="right" w:pos="10800"/>
           <w:tab w:val="right" w:pos="31680"/>
         </w:tabs>
+        <w:spacing w:line="240" w:lineRule="auto"/>
+        <w:ind w:left="360"/>
+        <w:rPr>
+          <w:rFonts w:cs="Times New Roman"/>
+          <w:sz w:val="21"/>
+          <w:szCs w:val="21"/>
+        </w:rPr>
+      </w:pPr>
+      <w:r>
+        <w:rPr>
+          <w:rFonts w:eastAsia="宋体" w:cs="Times New Roman" w:hint="eastAsia"/>
+          <w:color w:val="333333"/>
+          <w:sz w:val="21"/>
+          <w:szCs w:val="21"/>
+          <w:shd w:val="clear" w:color="auto" w:fill="FFFFFF"/>
+        </w:rPr>
+        <w:t xml:space="preserve">Designed and fabricated a </w:t>
+      </w:r>
+      <w:r>
+        <w:rPr>
+          <w:rFonts w:eastAsia="宋体" w:cs="Times New Roman" w:hint="eastAsia"/>
+          <w:b/>
+          <w:bCs/>
+          <w:color w:val="333333"/>
+          <w:sz w:val="21"/>
+          <w:szCs w:val="21"/>
+          <w:shd w:val="clear" w:color="auto" w:fill="FFFFFF"/>
+        </w:rPr>
+        <w:t xml:space="preserve">wearable </w:t>
+      </w:r>
+      <w:proofErr w:type="spellStart"/>
+      <w:r>
+        <w:rPr>
+          <w:rFonts w:eastAsia="宋体" w:cs="Times New Roman" w:hint="eastAsia"/>
+          <w:b/>
+          <w:bCs/>
+          <w:color w:val="333333"/>
+          <w:sz w:val="21"/>
+          <w:szCs w:val="21"/>
+          <w:shd w:val="clear" w:color="auto" w:fill="FFFFFF"/>
+        </w:rPr>
+        <w:t>DigiSkin</w:t>
+      </w:r>
+      <w:proofErr w:type="spellEnd"/>
+      <w:r>
+        <w:rPr>
+          <w:rFonts w:eastAsia="宋体" w:cs="Times New Roman" w:hint="eastAsia"/>
+          <w:b/>
+          <w:bCs/>
+          <w:color w:val="333333"/>
+          <w:sz w:val="21"/>
+          <w:szCs w:val="21"/>
+          <w:shd w:val="clear" w:color="auto" w:fill="FFFFFF"/>
+        </w:rPr>
+        <w:t xml:space="preserve"> glove</w:t>
+      </w:r>
+      <w:r>
+        <w:rPr>
+          <w:rFonts w:eastAsia="宋体" w:cs="Times New Roman" w:hint="eastAsia"/>
+          <w:color w:val="333333"/>
+          <w:sz w:val="21"/>
+          <w:szCs w:val="21"/>
+          <w:shd w:val="clear" w:color="auto" w:fill="FFFFFF"/>
+        </w:rPr>
+        <w:t xml:space="preserve"> for real</w:t>
+      </w:r>
+      <w:r>
+        <w:rPr>
+          <w:rFonts w:cs="Times New Roman" w:hint="eastAsia"/>
+          <w:sz w:val="21"/>
+          <w:szCs w:val="21"/>
+        </w:rPr>
+        <w:t>-</w:t>
+      </w:r>
+      <w:r>
+        <w:rPr>
+          <w:rFonts w:eastAsia="宋体" w:cs="Times New Roman" w:hint="eastAsia"/>
+          <w:sz w:val="21"/>
+          <w:szCs w:val="21"/>
+        </w:rPr>
+        <w:t>time</w:t>
+      </w:r>
+      <w:r>
+        <w:rPr>
+          <w:rFonts w:eastAsia="宋体" w:cs="Times New Roman" w:hint="eastAsia"/>
+          <w:sz w:val="21"/>
+          <w:szCs w:val="21"/>
+        </w:rPr>
+        <w:t xml:space="preserve"> full-hand tactile </w:t>
+      </w:r>
+      <w:r>
+        <w:rPr>
+          <w:rFonts w:eastAsia="宋体" w:cs="Times New Roman"/>
+          <w:sz w:val="21"/>
+          <w:szCs w:val="21"/>
+        </w:rPr>
+        <w:t>sensing,</w:t>
+      </w:r>
+      <w:r>
+        <w:rPr>
+          <w:rFonts w:eastAsia="宋体" w:cs="Times New Roman" w:hint="eastAsia"/>
+          <w:sz w:val="21"/>
+          <w:szCs w:val="21"/>
+        </w:rPr>
+        <w:t xml:space="preserve"> </w:t>
+      </w:r>
+      <w:r>
+        <w:rPr>
+          <w:rFonts w:eastAsia="宋体" w:cs="Times New Roman" w:hint="eastAsia"/>
+          <w:sz w:val="21"/>
+          <w:szCs w:val="21"/>
+        </w:rPr>
+        <w:t xml:space="preserve">enabling accurate classification of </w:t>
+      </w:r>
+      <w:r>
+        <w:rPr>
+          <w:rFonts w:eastAsia="宋体" w:cs="Times New Roman" w:hint="eastAsia"/>
+          <w:sz w:val="21"/>
+          <w:szCs w:val="21"/>
+        </w:rPr>
+        <w:t xml:space="preserve">40+ everyday object with </w:t>
+      </w:r>
+      <w:r>
+        <w:rPr>
+          <w:rFonts w:eastAsia="宋体" w:cs="Times New Roman" w:hint="eastAsia"/>
+          <w:b/>
+          <w:bCs/>
+          <w:sz w:val="21"/>
+          <w:szCs w:val="21"/>
+        </w:rPr>
+        <w:t>strong cross-user generalization</w:t>
+      </w:r>
+      <w:r>
+        <w:rPr>
+          <w:rFonts w:eastAsia="宋体" w:cs="Times New Roman" w:hint="eastAsia"/>
+          <w:sz w:val="21"/>
+          <w:szCs w:val="21"/>
+        </w:rPr>
+        <w:t xml:space="preserve"> (N=4).</w:t>
+      </w:r>
+    </w:p>
+    <w:p>
+      <w:pPr>
+        <w:tabs>
+          <w:tab w:val="right" w:pos="10800"/>
+          <w:tab w:val="right" w:pos="31680"/>
+        </w:tabs>
+        <w:spacing w:line="240" w:lineRule="auto"/>
+        <w:ind w:firstLine="0"/>
+        <w:rPr>
+          <w:rFonts w:eastAsia="宋体" w:cs="Times New Roman" w:hint="eastAsia"/>
+          <w:sz w:val="4"/>
+          <w:szCs w:val="4"/>
+        </w:rPr>
+      </w:pPr>
+    </w:p>
+    <w:p>
+      <w:pPr>
+        <w:tabs>
+          <w:tab w:val="right" w:pos="10800"/>
+          <w:tab w:val="right" w:pos="31680"/>
+        </w:tabs>
         <w:spacing w:line="264" w:lineRule="auto"/>
-        <w:ind w:left="360"/>
-        <w:rPr>
-          <w:rFonts w:cs="Times New Roman"/>
-          <w:sz w:val="20"/>
-        </w:rPr>
-      </w:pPr>
-      <w:r>
-        <w:rPr>
-          <w:rFonts w:eastAsia="宋体" w:cs="Times New Roman" w:hint="eastAsia"/>
-          <w:sz w:val="20"/>
-        </w:rPr>
-        <w:t>L</w:t>
-      </w:r>
-      <w:r>
-        <w:rPr>
-          <w:rFonts w:eastAsia="宋体" w:cs="Times New Roman"/>
-          <w:sz w:val="20"/>
-        </w:rPr>
-        <w:t>e</w:t>
-      </w:r>
-      <w:r>
-        <w:rPr>
-          <w:rFonts w:eastAsia="宋体" w:cs="Times New Roman"/>
-          <w:sz w:val="20"/>
-        </w:rPr>
-        <w:t>d</w:t>
-      </w:r>
-      <w:r>
-        <w:rPr>
-          <w:rFonts w:eastAsia="宋体" w:cs="Times New Roman"/>
-          <w:sz w:val="20"/>
-        </w:rPr>
-        <w:t xml:space="preserve"> weekly discussions of 30 students covering lecture contents, worksheets, and relevant publications.</w:t>
+        <w:ind w:firstLine="0"/>
+        <w:rPr>
+          <w:rFonts w:eastAsia="宋体" w:cs="Times New Roman" w:hint="eastAsia"/>
+          <w:b/>
+          <w:sz w:val="21"/>
+          <w:szCs w:val="21"/>
+        </w:rPr>
+      </w:pPr>
+      <w:proofErr w:type="spellStart"/>
+      <w:r>
+        <w:rPr>
+          <w:rFonts w:eastAsia="宋体" w:cs="Times New Roman" w:hint="eastAsia"/>
+          <w:b/>
+          <w:sz w:val="21"/>
+          <w:szCs w:val="21"/>
+        </w:rPr>
+        <w:t>Neuromechanics</w:t>
+      </w:r>
+      <w:proofErr w:type="spellEnd"/>
+      <w:r>
+        <w:rPr>
+          <w:rFonts w:eastAsia="宋体" w:cs="Times New Roman" w:hint="eastAsia"/>
+          <w:b/>
+          <w:sz w:val="21"/>
+          <w:szCs w:val="21"/>
+        </w:rPr>
+        <w:t xml:space="preserve"> and Robot Learning (Lizard </w:t>
+      </w:r>
+      <w:proofErr w:type="spellStart"/>
+      <w:r>
+        <w:rPr>
+          <w:rFonts w:eastAsia="宋体" w:cs="Times New Roman" w:hint="eastAsia"/>
+          <w:b/>
+          <w:sz w:val="21"/>
+          <w:szCs w:val="21"/>
+        </w:rPr>
+        <w:t>Neuromechanics</w:t>
+      </w:r>
+      <w:proofErr w:type="spellEnd"/>
+      <w:r>
+        <w:rPr>
+          <w:rFonts w:eastAsia="宋体" w:cs="Times New Roman" w:hint="eastAsia"/>
+          <w:b/>
+          <w:sz w:val="21"/>
+          <w:szCs w:val="21"/>
+        </w:rPr>
+        <w:t xml:space="preserve">, </w:t>
+      </w:r>
+      <w:proofErr w:type="spellStart"/>
+      <w:r>
+        <w:rPr>
+          <w:rFonts w:eastAsia="宋体" w:cs="Times New Roman" w:hint="eastAsia"/>
+          <w:b/>
+          <w:sz w:val="21"/>
+          <w:szCs w:val="21"/>
+        </w:rPr>
+        <w:t>AutoBag</w:t>
+      </w:r>
+      <w:proofErr w:type="spellEnd"/>
+      <w:r>
+        <w:rPr>
+          <w:rFonts w:eastAsia="宋体" w:cs="Times New Roman" w:hint="eastAsia"/>
+          <w:b/>
+          <w:sz w:val="21"/>
+          <w:szCs w:val="21"/>
+        </w:rPr>
+        <w:t>, SLIP-Bagging, AVSI Projects)</w:t>
+      </w:r>
+      <w:r>
+        <w:rPr>
+          <w:rFonts w:cs="Times New Roman"/>
+          <w:b/>
+          <w:sz w:val="21"/>
+          <w:szCs w:val="21"/>
+        </w:rPr>
+        <w:tab/>
+      </w:r>
+      <w:r>
+        <w:rPr>
+          <w:rFonts w:eastAsia="宋体" w:cs="Times New Roman" w:hint="eastAsia"/>
+          <w:b/>
+          <w:sz w:val="21"/>
+          <w:szCs w:val="21"/>
+        </w:rPr>
+        <w:t xml:space="preserve">       </w:t>
+      </w:r>
+      <w:r>
+        <w:rPr>
+          <w:rFonts w:eastAsia="宋体" w:cs="Times New Roman" w:hint="eastAsia"/>
+          <w:b/>
+          <w:sz w:val="21"/>
+          <w:szCs w:val="21"/>
+        </w:rPr>
+        <w:t>UC</w:t>
+      </w:r>
+      <w:r>
+        <w:rPr>
+          <w:rFonts w:eastAsia="宋体" w:cs="Times New Roman" w:hint="eastAsia"/>
+          <w:b/>
+          <w:sz w:val="21"/>
+          <w:szCs w:val="21"/>
+        </w:rPr>
+        <w:t xml:space="preserve"> </w:t>
+      </w:r>
+      <w:r>
+        <w:rPr>
+          <w:rFonts w:eastAsia="宋体" w:cs="Times New Roman" w:hint="eastAsia"/>
+          <w:b/>
+          <w:sz w:val="21"/>
+          <w:szCs w:val="21"/>
+        </w:rPr>
+        <w:t>Berkeley</w:t>
+      </w:r>
+    </w:p>
+    <w:p>
+      <w:pPr>
+        <w:tabs>
+          <w:tab w:val="right" w:pos="10800"/>
+          <w:tab w:val="right" w:pos="31680"/>
+        </w:tabs>
+        <w:spacing w:line="264" w:lineRule="auto"/>
+        <w:ind w:firstLine="0"/>
+        <w:rPr>
+          <w:rFonts w:eastAsia="宋体" w:cs="Times New Roman" w:hint="eastAsia"/>
+          <w:b/>
+          <w:i/>
+          <w:iCs/>
+          <w:sz w:val="21"/>
+          <w:szCs w:val="21"/>
+        </w:rPr>
+      </w:pPr>
+      <w:r>
+        <w:rPr>
+          <w:rFonts w:eastAsia="宋体" w:cs="Times New Roman" w:hint="eastAsia"/>
+          <w:b/>
+          <w:i/>
+          <w:iCs/>
+          <w:sz w:val="21"/>
+          <w:szCs w:val="21"/>
+        </w:rPr>
+        <w:t>PI</w:t>
+      </w:r>
+      <w:r>
+        <w:rPr>
+          <w:rFonts w:cs="Times New Roman"/>
+          <w:b/>
+          <w:i/>
+          <w:iCs/>
+          <w:sz w:val="21"/>
+          <w:szCs w:val="21"/>
+        </w:rPr>
+        <w:t xml:space="preserve">: </w:t>
+      </w:r>
+      <w:r>
+        <w:rPr>
+          <w:rFonts w:eastAsia="宋体" w:cs="Times New Roman" w:hint="eastAsia"/>
+          <w:b/>
+          <w:i/>
+          <w:iCs/>
+          <w:sz w:val="21"/>
+          <w:szCs w:val="21"/>
+        </w:rPr>
+        <w:t xml:space="preserve">Prof. </w:t>
+      </w:r>
+      <w:r>
+        <w:rPr>
+          <w:rFonts w:eastAsia="宋体" w:cs="Times New Roman" w:hint="eastAsia"/>
+          <w:b/>
+          <w:i/>
+          <w:iCs/>
+          <w:sz w:val="21"/>
+          <w:szCs w:val="21"/>
+        </w:rPr>
+        <w:t>Robert J. Full &amp; Prof. Ken Goldberg</w:t>
+      </w:r>
+      <w:r>
+        <w:rPr>
+          <w:rFonts w:cs="Times New Roman"/>
+          <w:b/>
+          <w:i/>
+          <w:iCs/>
+          <w:sz w:val="21"/>
+          <w:szCs w:val="21"/>
+        </w:rPr>
+        <w:tab/>
+      </w:r>
+      <w:r>
+        <w:rPr>
+          <w:rFonts w:eastAsia="宋体" w:cs="Times New Roman" w:hint="eastAsia"/>
+          <w:b/>
+          <w:i/>
+          <w:iCs/>
+          <w:sz w:val="21"/>
+          <w:szCs w:val="21"/>
+        </w:rPr>
+        <w:t xml:space="preserve"> </w:t>
+      </w:r>
+      <w:r>
+        <w:rPr>
+          <w:rFonts w:eastAsia="宋体" w:cs="Times New Roman" w:hint="eastAsia"/>
+          <w:b/>
+          <w:i/>
+          <w:iCs/>
+          <w:sz w:val="21"/>
+          <w:szCs w:val="21"/>
+        </w:rPr>
+        <w:t>Jun</w:t>
+      </w:r>
+      <w:r>
+        <w:rPr>
+          <w:rFonts w:cs="Times New Roman"/>
+          <w:b/>
+          <w:i/>
+          <w:iCs/>
+          <w:sz w:val="21"/>
+          <w:szCs w:val="21"/>
+        </w:rPr>
+        <w:t xml:space="preserve"> 20</w:t>
+      </w:r>
+      <w:r>
+        <w:rPr>
+          <w:rFonts w:eastAsia="宋体" w:cs="Times New Roman" w:hint="eastAsia"/>
+          <w:b/>
+          <w:i/>
+          <w:iCs/>
+          <w:sz w:val="21"/>
+          <w:szCs w:val="21"/>
+        </w:rPr>
+        <w:t>2</w:t>
+      </w:r>
+      <w:r>
+        <w:rPr>
+          <w:rFonts w:eastAsia="宋体" w:cs="Times New Roman" w:hint="eastAsia"/>
+          <w:b/>
+          <w:i/>
+          <w:iCs/>
+          <w:sz w:val="21"/>
+          <w:szCs w:val="21"/>
+        </w:rPr>
+        <w:t>1</w:t>
+      </w:r>
+      <w:r>
+        <w:rPr>
+          <w:rFonts w:cs="Times New Roman"/>
+          <w:b/>
+          <w:i/>
+          <w:iCs/>
+          <w:sz w:val="21"/>
+          <w:szCs w:val="21"/>
+        </w:rPr>
+        <w:t xml:space="preserve">- </w:t>
+      </w:r>
+      <w:r>
+        <w:rPr>
+          <w:rFonts w:eastAsia="宋体" w:cs="Times New Roman" w:hint="eastAsia"/>
+          <w:b/>
+          <w:i/>
+          <w:iCs/>
+          <w:sz w:val="21"/>
+          <w:szCs w:val="21"/>
+        </w:rPr>
+        <w:t>May 2023</w:t>
       </w:r>
     </w:p>
     <w:p>
@@ -2214,33 +2409,121 @@
           <w:tab w:val="right" w:pos="10800"/>
           <w:tab w:val="right" w:pos="31680"/>
         </w:tabs>
-        <w:spacing w:line="264" w:lineRule="auto"/>
+        <w:spacing w:line="240" w:lineRule="auto"/>
         <w:ind w:left="360"/>
         <w:rPr>
           <w:rFonts w:cs="Times New Roman"/>
-          <w:sz w:val="20"/>
-        </w:rPr>
-      </w:pPr>
-      <w:r>
-        <w:rPr>
-          <w:rFonts w:eastAsia="宋体" w:cs="Times New Roman"/>
-          <w:sz w:val="20"/>
-        </w:rPr>
-        <w:t xml:space="preserve">Helped design lab procedures, prepare chemicals, </w:t>
-      </w:r>
-      <w:r>
-        <w:rPr>
-          <w:rFonts w:eastAsia="宋体" w:cs="Times New Roman"/>
-          <w:sz w:val="20"/>
-        </w:rPr>
-        <w:t>and introduced</w:t>
-      </w:r>
-      <w:r>
-        <w:rPr>
-          <w:rFonts w:eastAsia="宋体" w:cs="Times New Roman"/>
-          <w:sz w:val="20"/>
-        </w:rPr>
-        <w:t xml:space="preserve"> wet lab experiments on biosensor development.</w:t>
+          <w:sz w:val="21"/>
+          <w:szCs w:val="21"/>
+        </w:rPr>
+      </w:pPr>
+      <w:r>
+        <w:rPr>
+          <w:rFonts w:eastAsia="宋体" w:cs="Times New Roman"/>
+          <w:color w:val="333333"/>
+          <w:sz w:val="21"/>
+          <w:szCs w:val="21"/>
+          <w:shd w:val="clear" w:color="auto" w:fill="FFFFFF"/>
+        </w:rPr>
+        <w:t xml:space="preserve">Developed a 3D animal pose-reconstruction pipeline for biomechanics studies, </w:t>
+      </w:r>
+      <w:r>
+        <w:rPr>
+          <w:rFonts w:eastAsia="宋体" w:cs="Times New Roman"/>
+          <w:color w:val="333333"/>
+          <w:sz w:val="21"/>
+          <w:szCs w:val="21"/>
+          <w:shd w:val="clear" w:color="auto" w:fill="FFFFFF"/>
+        </w:rPr>
+        <w:t xml:space="preserve">matching </w:t>
+      </w:r>
+      <w:r>
+        <w:rPr>
+          <w:rFonts w:eastAsia="宋体" w:cs="Times New Roman"/>
+          <w:b/>
+          <w:bCs/>
+          <w:color w:val="333333"/>
+          <w:sz w:val="21"/>
+          <w:szCs w:val="21"/>
+          <w:shd w:val="clear" w:color="auto" w:fill="FFFFFF"/>
+        </w:rPr>
+        <w:t>manual</w:t>
+      </w:r>
+      <w:r>
+        <w:rPr>
+          <w:rFonts w:eastAsia="宋体" w:cs="Times New Roman" w:hint="eastAsia"/>
+          <w:b/>
+          <w:bCs/>
+          <w:color w:val="333333"/>
+          <w:sz w:val="21"/>
+          <w:szCs w:val="21"/>
+          <w:shd w:val="clear" w:color="auto" w:fill="FFFFFF"/>
+        </w:rPr>
+        <w:t xml:space="preserve">-level </w:t>
+      </w:r>
+      <w:r>
+        <w:rPr>
+          <w:rFonts w:eastAsia="宋体" w:cs="Times New Roman"/>
+          <w:b/>
+          <w:bCs/>
+          <w:color w:val="333333"/>
+          <w:sz w:val="21"/>
+          <w:szCs w:val="21"/>
+          <w:shd w:val="clear" w:color="auto" w:fill="FFFFFF"/>
+        </w:rPr>
+        <w:t>annotation accuracy</w:t>
+      </w:r>
+      <w:r>
+        <w:rPr>
+          <w:rFonts w:eastAsia="宋体" w:cs="Times New Roman"/>
+          <w:color w:val="333333"/>
+          <w:sz w:val="21"/>
+          <w:szCs w:val="21"/>
+          <w:shd w:val="clear" w:color="auto" w:fill="FFFFFF"/>
+        </w:rPr>
+        <w:t xml:space="preserve"> with </w:t>
+      </w:r>
+      <w:r>
+        <w:rPr>
+          <w:rFonts w:eastAsia="宋体" w:cs="Times New Roman"/>
+          <w:b/>
+          <w:bCs/>
+          <w:color w:val="333333"/>
+          <w:sz w:val="21"/>
+          <w:szCs w:val="21"/>
+          <w:shd w:val="clear" w:color="auto" w:fill="FFFFFF"/>
+        </w:rPr>
+        <w:t>4×</w:t>
+      </w:r>
+      <w:r>
+        <w:rPr>
+          <w:rFonts w:eastAsia="宋体" w:cs="Times New Roman"/>
+          <w:color w:val="333333"/>
+          <w:sz w:val="21"/>
+          <w:szCs w:val="21"/>
+          <w:shd w:val="clear" w:color="auto" w:fill="FFFFFF"/>
+        </w:rPr>
+        <w:t xml:space="preserve"> higher throughput</w:t>
+      </w:r>
+      <w:r>
+        <w:rPr>
+          <w:rFonts w:eastAsia="宋体" w:cs="Times New Roman" w:hint="eastAsia"/>
+          <w:color w:val="333333"/>
+          <w:sz w:val="21"/>
+          <w:szCs w:val="21"/>
+          <w:shd w:val="clear" w:color="auto" w:fill="FFFFFF"/>
+        </w:rPr>
+        <w:t xml:space="preserve"> on lizard locomotion datasets</w:t>
+      </w:r>
+      <w:r>
+        <w:rPr>
+          <w:rFonts w:eastAsia="宋体" w:cs="Times New Roman"/>
+          <w:color w:val="333333"/>
+          <w:sz w:val="21"/>
+          <w:szCs w:val="21"/>
+          <w:shd w:val="clear" w:color="auto" w:fill="FFFFFF"/>
+        </w:rPr>
+        <w:t>.</w:t>
       </w:r>
     </w:p>
     <w:p>
@@ -2254,144 +2537,343 @@
           <w:tab w:val="right" w:pos="10800"/>
           <w:tab w:val="right" w:pos="31680"/>
         </w:tabs>
-        <w:spacing w:line="276" w:lineRule="auto"/>
+        <w:spacing w:line="240" w:lineRule="auto"/>
         <w:ind w:left="360"/>
         <w:rPr>
           <w:rFonts w:cs="Times New Roman"/>
-          <w:sz w:val="20"/>
-        </w:rPr>
-      </w:pPr>
-      <w:r>
-        <w:rPr>
-          <w:rFonts w:eastAsia="宋体" w:cs="Times New Roman" w:hint="eastAsia"/>
-          <w:sz w:val="20"/>
-        </w:rPr>
-        <w:t>D</w:t>
-      </w:r>
-      <w:r>
-        <w:rPr>
-          <w:rFonts w:eastAsia="宋体" w:cs="Times New Roman"/>
-          <w:sz w:val="20"/>
-        </w:rPr>
-        <w:t xml:space="preserve">rafted and graded assignments on </w:t>
+          <w:sz w:val="21"/>
+          <w:szCs w:val="21"/>
+        </w:rPr>
+      </w:pPr>
+      <w:r>
+        <w:rPr>
+          <w:rFonts w:cs="Times New Roman"/>
+          <w:color w:val="333333"/>
+          <w:sz w:val="21"/>
+          <w:szCs w:val="21"/>
+          <w:shd w:val="clear" w:color="auto" w:fill="FFFFFF"/>
+        </w:rPr>
+        <w:t xml:space="preserve">Built a UV-based self-supervised data collection system </w:t>
+      </w:r>
+      <w:r>
+        <w:rPr>
+          <w:rFonts w:cs="Times New Roman"/>
+          <w:b/>
+          <w:bCs/>
+          <w:color w:val="333333"/>
+          <w:sz w:val="21"/>
+          <w:szCs w:val="21"/>
+          <w:shd w:val="clear" w:color="auto" w:fill="FFFFFF"/>
+        </w:rPr>
+        <w:t>(110 samples/hour)</w:t>
+      </w:r>
+      <w:r>
+        <w:rPr>
+          <w:rFonts w:cs="Times New Roman"/>
+          <w:color w:val="333333"/>
+          <w:sz w:val="21"/>
+          <w:szCs w:val="21"/>
+          <w:shd w:val="clear" w:color="auto" w:fill="FFFFFF"/>
+        </w:rPr>
+        <w:t xml:space="preserve"> and applied U-Net for bag </w:t>
       </w:r>
       <w:proofErr w:type="spellStart"/>
       <w:r>
         <w:rPr>
-          <w:rFonts w:eastAsia="宋体" w:cs="Times New Roman"/>
-          <w:sz w:val="20"/>
-        </w:rPr>
-        <w:t>Gradescope</w:t>
+          <w:rFonts w:cs="Times New Roman"/>
+          <w:color w:val="333333"/>
+          <w:sz w:val="21"/>
+          <w:szCs w:val="21"/>
+          <w:shd w:val="clear" w:color="auto" w:fill="FFFFFF"/>
+        </w:rPr>
+        <w:t>keypoint</w:t>
       </w:r>
       <w:proofErr w:type="spellEnd"/>
       <w:r>
         <w:rPr>
-          <w:rFonts w:eastAsia="宋体" w:cs="Times New Roman"/>
-          <w:sz w:val="20"/>
-        </w:rPr>
-        <w:t>.</w:t>
+          <w:rFonts w:cs="Times New Roman"/>
+          <w:color w:val="333333"/>
+          <w:sz w:val="21"/>
+          <w:szCs w:val="21"/>
+          <w:shd w:val="clear" w:color="auto" w:fill="FFFFFF"/>
+        </w:rPr>
+        <w:t xml:space="preserve"> localization.</w:t>
       </w:r>
     </w:p>
     <w:p>
       <w:pPr>
-        <w:spacing w:beforeLines="40" w:before="96" w:line="240" w:lineRule="auto"/>
-        <w:ind w:firstLine="0"/>
-        <w:contextualSpacing/>
-        <w:rPr>
-          <w:rFonts w:cs="Times New Roman"/>
-          <w:b/>
-        </w:rPr>
-      </w:pPr>
-      <w:r>
-        <w:rPr>
-          <w:rFonts w:cs="Times New Roman"/>
-          <w:b/>
-          <w:sz w:val="22"/>
-        </w:rPr>
-        <w:t>PROFESSIONAL SERVICE</w:t>
-      </w:r>
-      <w:r>
-        <w:rPr>
-          <w:noProof/>
-          <w:sz w:val="4"/>
-        </w:rPr>
-        <w:pict w14:anchorId="16F2B536">
-          <v:rect id="_x0000_i1029" alt="" style="width:540pt;height:1pt;mso-width-percent:0;mso-height-percent:0;mso-width-percent:0;mso-height-percent:0" o:hralign="center" o:hrstd="t" o:hrnoshade="t" o:hr="t" fillcolor="black [3213]" stroked="f"/>
-        </w:pict>
-      </w:r>
-    </w:p>
-    <w:p>
-      <w:pPr>
+        <w:pStyle w:val="ListParagraph"/>
+        <w:numPr>
+          <w:ilvl w:val="0"/>
+          <w:numId w:val="3"/>
+        </w:numPr>
         <w:tabs>
           <w:tab w:val="right" w:pos="10800"/>
           <w:tab w:val="right" w:pos="31680"/>
         </w:tabs>
         <w:spacing w:line="240" w:lineRule="auto"/>
+        <w:ind w:left="360"/>
+        <w:rPr>
+          <w:rFonts w:cs="Times New Roman"/>
+          <w:sz w:val="21"/>
+          <w:szCs w:val="21"/>
+        </w:rPr>
+      </w:pPr>
+      <w:r>
+        <w:rPr>
+          <w:rFonts w:eastAsia="宋体" w:cs="Times New Roman"/>
+          <w:color w:val="333333"/>
+          <w:sz w:val="21"/>
+          <w:szCs w:val="21"/>
+          <w:shd w:val="clear" w:color="auto" w:fill="FFFFFF"/>
+        </w:rPr>
+        <w:t>Co-developed SLIP-Bagging, combining interactive perception</w:t>
+      </w:r>
+      <w:r>
+        <w:rPr>
+          <w:rFonts w:eastAsia="宋体" w:cs="Times New Roman" w:hint="eastAsia"/>
+          <w:color w:val="333333"/>
+          <w:sz w:val="21"/>
+          <w:szCs w:val="21"/>
+          <w:shd w:val="clear" w:color="auto" w:fill="FFFFFF"/>
+        </w:rPr>
+        <w:t xml:space="preserve"> and </w:t>
+      </w:r>
+      <w:proofErr w:type="spellStart"/>
+      <w:r>
+        <w:rPr>
+          <w:rFonts w:eastAsia="宋体" w:cs="Times New Roman" w:hint="eastAsia"/>
+          <w:color w:val="333333"/>
+          <w:sz w:val="21"/>
+          <w:szCs w:val="21"/>
+          <w:shd w:val="clear" w:color="auto" w:fill="FFFFFF"/>
+        </w:rPr>
+        <w:t>SlowFast</w:t>
+      </w:r>
+      <w:proofErr w:type="spellEnd"/>
+      <w:r>
+        <w:rPr>
+          <w:rFonts w:eastAsia="宋体" w:cs="Times New Roman" w:hint="eastAsia"/>
+          <w:color w:val="333333"/>
+          <w:sz w:val="21"/>
+          <w:szCs w:val="21"/>
+          <w:shd w:val="clear" w:color="auto" w:fill="FFFFFF"/>
+        </w:rPr>
+        <w:t xml:space="preserve"> </w:t>
+      </w:r>
+      <w:r>
+        <w:rPr>
+          <w:rFonts w:eastAsia="宋体" w:cs="Times New Roman"/>
+          <w:color w:val="333333"/>
+          <w:sz w:val="21"/>
+          <w:szCs w:val="21"/>
+          <w:shd w:val="clear" w:color="auto" w:fill="FFFFFF"/>
+        </w:rPr>
+        <w:t xml:space="preserve">network to achieve </w:t>
+      </w:r>
+      <w:r>
+        <w:rPr>
+          <w:rFonts w:eastAsia="宋体" w:cs="Times New Roman"/>
+          <w:b/>
+          <w:bCs/>
+          <w:color w:val="333333"/>
+          <w:sz w:val="21"/>
+          <w:szCs w:val="21"/>
+          <w:shd w:val="clear" w:color="auto" w:fill="FFFFFF"/>
+        </w:rPr>
+        <w:t xml:space="preserve">67–81% </w:t>
+      </w:r>
+      <w:r>
+        <w:rPr>
+          <w:rFonts w:eastAsia="宋体" w:cs="Times New Roman"/>
+          <w:color w:val="333333"/>
+          <w:sz w:val="21"/>
+          <w:szCs w:val="21"/>
+          <w:shd w:val="clear" w:color="auto" w:fill="FFFFFF"/>
+        </w:rPr>
+        <w:t>success rates in opening and bagging deformable bags across multiple material types.</w:t>
+      </w:r>
+    </w:p>
+    <w:p>
+      <w:pPr>
+        <w:pStyle w:val="ListParagraph"/>
+        <w:numPr>
+          <w:ilvl w:val="0"/>
+          <w:numId w:val="3"/>
+        </w:numPr>
+        <w:tabs>
+          <w:tab w:val="right" w:pos="10800"/>
+          <w:tab w:val="right" w:pos="31680"/>
+        </w:tabs>
+        <w:spacing w:line="240" w:lineRule="auto"/>
+        <w:ind w:left="360"/>
+        <w:rPr>
+          <w:rFonts w:cs="Times New Roman"/>
+          <w:sz w:val="21"/>
+          <w:szCs w:val="21"/>
+        </w:rPr>
+      </w:pPr>
+      <w:r>
+        <w:rPr>
+          <w:rFonts w:cs="Times New Roman"/>
+          <w:sz w:val="21"/>
+          <w:szCs w:val="21"/>
+        </w:rPr>
+        <w:t xml:space="preserve">Contributed to the AVSI medical robotics framework, achieving </w:t>
+      </w:r>
+      <w:r>
+        <w:rPr>
+          <w:rFonts w:cs="Times New Roman"/>
+          <w:b/>
+          <w:bCs/>
+          <w:sz w:val="21"/>
+          <w:szCs w:val="21"/>
+        </w:rPr>
+        <w:t>80–95%</w:t>
+      </w:r>
+      <w:r>
+        <w:rPr>
+          <w:rFonts w:cs="Times New Roman"/>
+          <w:sz w:val="21"/>
+          <w:szCs w:val="21"/>
+        </w:rPr>
+        <w:t xml:space="preserve"> success in vascular shunt insertion and </w:t>
+      </w:r>
+      <w:r>
+        <w:rPr>
+          <w:rFonts w:cs="Times New Roman"/>
+          <w:b/>
+          <w:bCs/>
+          <w:sz w:val="21"/>
+          <w:szCs w:val="21"/>
+        </w:rPr>
+        <w:t>70–100%</w:t>
+      </w:r>
+      <w:r>
+        <w:rPr>
+          <w:rFonts w:cs="Times New Roman"/>
+          <w:sz w:val="21"/>
+          <w:szCs w:val="21"/>
+        </w:rPr>
+        <w:t xml:space="preserve"> success in vascular dilation, </w:t>
+      </w:r>
+      <w:r>
+        <w:rPr>
+          <w:rFonts w:eastAsia="宋体" w:cs="Times New Roman" w:hint="eastAsia"/>
+          <w:sz w:val="21"/>
+          <w:szCs w:val="21"/>
+        </w:rPr>
+        <w:t xml:space="preserve">at </w:t>
+      </w:r>
+      <w:r>
+        <w:rPr>
+          <w:rFonts w:cs="Times New Roman"/>
+          <w:b/>
+          <w:bCs/>
+          <w:sz w:val="21"/>
+          <w:szCs w:val="21"/>
+        </w:rPr>
+        <w:t xml:space="preserve">sub-millimeter </w:t>
+      </w:r>
+      <w:r>
+        <w:rPr>
+          <w:rFonts w:eastAsia="宋体" w:cs="Times New Roman" w:hint="eastAsia"/>
+          <w:b/>
+          <w:bCs/>
+          <w:sz w:val="21"/>
+          <w:szCs w:val="21"/>
+        </w:rPr>
+        <w:t>accuracy</w:t>
+      </w:r>
+      <w:r>
+        <w:rPr>
+          <w:rFonts w:cs="Times New Roman"/>
+          <w:sz w:val="21"/>
+          <w:szCs w:val="21"/>
+        </w:rPr>
+        <w:t xml:space="preserve"> through visual </w:t>
+      </w:r>
+      <w:proofErr w:type="spellStart"/>
+      <w:r>
+        <w:rPr>
+          <w:rFonts w:cs="Times New Roman"/>
+          <w:sz w:val="21"/>
+          <w:szCs w:val="21"/>
+        </w:rPr>
+        <w:t>servoing</w:t>
+      </w:r>
+      <w:proofErr w:type="spellEnd"/>
+      <w:r>
+        <w:rPr>
+          <w:rFonts w:cs="Times New Roman"/>
+          <w:sz w:val="21"/>
+          <w:szCs w:val="21"/>
+        </w:rPr>
+        <w:t>.</w:t>
+      </w:r>
+    </w:p>
+    <w:p>
+      <w:pPr>
+        <w:spacing w:beforeLines="40" w:before="96" w:line="240" w:lineRule="auto"/>
         <w:ind w:firstLine="0"/>
-        <w:rPr>
-          <w:b/>
-          <w:bCs/>
+        <w:contextualSpacing/>
+        <w:rPr>
+          <w:rFonts w:cs="Times New Roman" w:hint="eastAsia"/>
+          <w:b/>
+        </w:rPr>
+      </w:pPr>
+      <w:r>
+        <w:rPr>
+          <w:rFonts w:cs="Times New Roman"/>
+          <w:b/>
+          <w:sz w:val="22"/>
+        </w:rPr>
+        <w:t>PROFESSIONAL SERVICE</w:t>
+      </w:r>
+      <w:r>
+        <w:rPr>
+          <w:noProof/>
+          <w:sz w:val="4"/>
+        </w:rPr>
+        <w:pict w14:anchorId="16F2B536">
+          <v:rect id="_x0000_i1029" alt="" style="width:540pt;height:1pt;mso-width-percent:0;mso-height-percent:0;mso-width-percent:0;mso-height-percent:0" o:hralign="center" o:hrstd="t" o:hrnoshade="t" o:hr="t" fillcolor="black [3213]" stroked="f"/>
+        </w:pict>
+      </w:r>
+      <w:r>
+        <w:rPr>
+          <w:rFonts w:eastAsia="宋体" w:cs="Times New Roman"/>
+          <w:b/>
           <w:sz w:val="20"/>
           <w:szCs w:val="20"/>
         </w:rPr>
-      </w:pPr>
-      <w:r>
-        <w:rPr>
-          <w:rFonts w:eastAsia="宋体" w:cs="Times New Roman"/>
+        <w:t>Conference Reviewer</w:t>
+      </w:r>
+      <w:r>
+        <w:rPr>
+          <w:rFonts w:eastAsia="宋体" w:cs="Times New Roman" w:hint="eastAsia"/>
           <w:b/>
           <w:sz w:val="20"/>
           <w:szCs w:val="20"/>
         </w:rPr>
-        <w:t xml:space="preserve">Conference Reviewer for </w:t>
-      </w:r>
-      <w:r>
-        <w:rPr>
-          <w:rFonts w:eastAsia="宋体" w:cs="Times New Roman"/>
-          <w:b/>
-          <w:i/>
-          <w:iCs/>
+        <w:t xml:space="preserve"> for</w:t>
+      </w:r>
+      <w:r>
+        <w:rPr>
+          <w:rFonts w:eastAsia="宋体" w:cs="Times New Roman"/>
+          <w:b/>
           <w:sz w:val="20"/>
           <w:szCs w:val="20"/>
         </w:rPr>
-        <w:t>IEEE International Conference on Robotics and Automation (ICRA)</w:t>
-      </w:r>
-      <w:r>
-        <w:rPr>
-          <w:rFonts w:eastAsia="宋体" w:cs="Times New Roman"/>
+        <w:t xml:space="preserve"> IEEE International Conference on Robotics and Automation (ICRA 2023, 2026); IEEE/RSJ International Conference on Intelligent Robots and Systems (IROS 2023)</w:t>
+      </w:r>
+      <w:r>
+        <w:rPr>
+          <w:rFonts w:eastAsia="宋体" w:cs="Times New Roman" w:hint="eastAsia"/>
           <w:b/>
           <w:sz w:val="20"/>
           <w:szCs w:val="20"/>
         </w:rPr>
-        <w:t>, 2023</w:t>
-      </w:r>
-      <w:r>
-        <w:rPr>
-          <w:rFonts w:eastAsia="宋体" w:cs="Times New Roman"/>
-          <w:b/>
-          <w:sz w:val="20"/>
-          <w:szCs w:val="20"/>
-        </w:rPr>
-        <w:t xml:space="preserve"> and </w:t>
-      </w:r>
-      <w:r>
-        <w:rPr>
-          <w:b/>
-          <w:bCs/>
-          <w:i/>
-          <w:iCs/>
-          <w:sz w:val="20"/>
-          <w:szCs w:val="20"/>
-        </w:rPr>
-        <w:t xml:space="preserve">IEEE/RSJ International Conference on Intelligent Robots and Systems (IROS), </w:t>
-      </w:r>
-      <w:r>
-        <w:rPr>
-          <w:b/>
-          <w:bCs/>
-          <w:sz w:val="20"/>
-          <w:szCs w:val="20"/>
-        </w:rPr>
-        <w:t>2023</w:t>
+        <w:t>.</w:t>
       </w:r>
     </w:p>
     <w:p>
@@ -2403,7 +2885,7 @@
         <w:spacing w:beforeLines="40" w:before="96" w:line="240" w:lineRule="auto"/>
         <w:ind w:firstLine="0"/>
         <w:rPr>
-          <w:rFonts w:eastAsia="宋体" w:cs="Times New Roman"/>
+          <w:rFonts w:eastAsia="宋体" w:cs="Times New Roman" w:hint="eastAsia"/>
           <w:b/>
         </w:rPr>
       </w:pPr>
@@ -2439,118 +2921,37 @@
         </w:tabs>
         <w:spacing w:line="240" w:lineRule="auto"/>
         <w:ind w:left="360"/>
-        <w:rPr>
-          <w:rFonts w:eastAsia="宋体" w:cs="Times New Roman"/>
-          <w:b/>
-          <w:sz w:val="20"/>
-        </w:rPr>
-      </w:pPr>
-      <w:r>
-        <w:rPr>
-          <w:rFonts w:eastAsia="宋体" w:cs="Times New Roman"/>
-          <w:b/>
-          <w:sz w:val="20"/>
-        </w:rPr>
-        <w:t>Programming Languages (descending proficiency)</w:t>
-      </w:r>
-      <w:r>
-        <w:rPr>
-          <w:rFonts w:eastAsia="宋体" w:cs="Times New Roman"/>
-          <w:b/>
-          <w:sz w:val="20"/>
-        </w:rPr>
-        <w:t>:</w:t>
-      </w:r>
-      <w:r>
-        <w:rPr>
-          <w:rFonts w:eastAsia="宋体" w:cs="Times New Roman"/>
-          <w:sz w:val="20"/>
-        </w:rPr>
-        <w:t xml:space="preserve"> Python, </w:t>
-      </w:r>
-      <w:r>
-        <w:rPr>
-          <w:rFonts w:eastAsia="宋体" w:cs="Times New Roman"/>
-          <w:sz w:val="20"/>
-        </w:rPr>
-        <w:t xml:space="preserve">MATLAB, </w:t>
-      </w:r>
-      <w:r>
-        <w:rPr>
-          <w:rFonts w:eastAsia="宋体" w:cs="Times New Roman"/>
-          <w:sz w:val="20"/>
-        </w:rPr>
-        <w:t xml:space="preserve">ROS, </w:t>
-      </w:r>
-      <w:r>
-        <w:rPr>
-          <w:rFonts w:eastAsia="宋体" w:cs="Times New Roman"/>
-          <w:sz w:val="20"/>
-        </w:rPr>
-        <w:t>C</w:t>
-      </w:r>
-      <w:r>
-        <w:rPr>
-          <w:rFonts w:eastAsia="宋体" w:cs="Times New Roman"/>
-          <w:sz w:val="20"/>
-        </w:rPr>
-        <w:t xml:space="preserve">++, </w:t>
-      </w:r>
-      <w:r>
-        <w:rPr>
-          <w:rFonts w:eastAsia="宋体" w:cs="Times New Roman"/>
-          <w:sz w:val="20"/>
-        </w:rPr>
-        <w:t>Java</w:t>
-      </w:r>
-      <w:r>
-        <w:rPr>
-          <w:rFonts w:eastAsia="宋体" w:cs="Times New Roman"/>
-          <w:sz w:val="20"/>
-        </w:rPr>
-        <w:t>,</w:t>
-      </w:r>
-      <w:r>
-        <w:rPr>
-          <w:rFonts w:eastAsia="宋体" w:cs="Times New Roman"/>
-          <w:sz w:val="20"/>
-        </w:rPr>
-        <w:t xml:space="preserve"> </w:t>
-      </w:r>
-      <w:r>
-        <w:rPr>
-          <w:rFonts w:eastAsia="宋体" w:cs="Times New Roman"/>
-          <w:sz w:val="20"/>
-        </w:rPr>
-        <w:t>HTML</w:t>
-      </w:r>
-      <w:r>
-        <w:rPr>
-          <w:rFonts w:eastAsia="宋体" w:cs="Times New Roman"/>
-          <w:sz w:val="20"/>
-        </w:rPr>
-        <w:t xml:space="preserve"> &amp; CSS</w:t>
-      </w:r>
-      <w:r>
-        <w:rPr>
-          <w:rFonts w:eastAsia="宋体" w:cs="Times New Roman"/>
-          <w:sz w:val="20"/>
-        </w:rPr>
-        <w:t xml:space="preserve">, </w:t>
-      </w:r>
-      <w:r>
-        <w:rPr>
-          <w:rFonts w:eastAsia="宋体" w:cs="Times New Roman"/>
-          <w:sz w:val="20"/>
-        </w:rPr>
-        <w:t>R</w:t>
-      </w:r>
-      <w:r>
-        <w:rPr>
-          <w:rFonts w:eastAsia="宋体" w:cs="Times New Roman"/>
-          <w:sz w:val="20"/>
-        </w:rPr>
-        <w:t>.</w:t>
+        <w:jc w:val="right"/>
+        <w:rPr>
+          <w:rFonts w:eastAsia="宋体" w:cs="Times New Roman"/>
+          <w:b/>
+          <w:sz w:val="20"/>
+        </w:rPr>
+      </w:pPr>
+      <w:r>
+        <w:rPr>
+          <w:rFonts w:eastAsia="宋体" w:cs="Times New Roman"/>
+          <w:b/>
+          <w:bCs/>
+          <w:sz w:val="20"/>
+        </w:rPr>
+        <w:t xml:space="preserve">Programming Languages: </w:t>
+      </w:r>
+      <w:r>
+        <w:rPr>
+          <w:rFonts w:eastAsia="宋体" w:cs="Times New Roman" w:hint="eastAsia"/>
+          <w:b/>
+          <w:bCs/>
+          <w:sz w:val="20"/>
+        </w:rPr>
+        <w:t xml:space="preserve">                                 </w:t>
+      </w:r>
+      <w:r>
+        <w:rPr>
+          <w:rFonts w:eastAsia="宋体" w:cs="Times New Roman"/>
+          <w:sz w:val="20"/>
+        </w:rPr>
+        <w:t>Python, C/C++, MATLAB, Verilog, Java; familiar with Assembly, Bash, and SQL.</w:t>
       </w:r>
     </w:p>
     <w:p>
@@ -2566,48 +2967,108 @@
         </w:tabs>
         <w:spacing w:line="240" w:lineRule="auto"/>
         <w:ind w:left="360"/>
-        <w:rPr>
-          <w:rFonts w:eastAsia="宋体" w:cs="Times New Roman"/>
-          <w:b/>
-          <w:sz w:val="20"/>
-        </w:rPr>
-      </w:pPr>
-      <w:r>
-        <w:rPr>
-          <w:rFonts w:eastAsia="宋体" w:cs="Times New Roman"/>
-          <w:b/>
-          <w:sz w:val="20"/>
-        </w:rPr>
-        <w:t xml:space="preserve">Software: </w:t>
-      </w:r>
-      <w:r>
-        <w:rPr>
-          <w:rFonts w:eastAsia="宋体" w:cs="Times New Roman"/>
-          <w:sz w:val="20"/>
-        </w:rPr>
-        <w:t xml:space="preserve">AutoCAD, </w:t>
-      </w:r>
-      <w:r>
-        <w:rPr>
-          <w:rFonts w:eastAsia="宋体" w:cs="Times New Roman"/>
-          <w:sz w:val="20"/>
-        </w:rPr>
-        <w:t xml:space="preserve">COMSOL, </w:t>
-      </w:r>
-      <w:r>
-        <w:rPr>
-          <w:rFonts w:eastAsia="宋体" w:cs="Times New Roman"/>
-          <w:sz w:val="20"/>
-        </w:rPr>
-        <w:t>I</w:t>
-      </w:r>
-      <w:r>
-        <w:rPr>
-          <w:rFonts w:eastAsia="宋体" w:cs="Times New Roman" w:hint="eastAsia"/>
-          <w:sz w:val="20"/>
-        </w:rPr>
-        <w:t>mageJ</w:t>
-      </w:r>
+        <w:jc w:val="right"/>
+        <w:rPr>
+          <w:rFonts w:eastAsia="宋体" w:cs="Times New Roman"/>
+          <w:b/>
+          <w:sz w:val="20"/>
+        </w:rPr>
+      </w:pPr>
+      <w:r>
+        <w:rPr>
+          <w:rFonts w:eastAsia="宋体" w:cs="Times New Roman"/>
+          <w:b/>
+          <w:bCs/>
+          <w:sz w:val="20"/>
+        </w:rPr>
+        <w:t xml:space="preserve">Machine Learning and Robotics: Frameworks: </w:t>
+      </w:r>
+      <w:proofErr w:type="spellStart"/>
+      <w:r>
+        <w:rPr>
+          <w:rFonts w:eastAsia="宋体" w:cs="Times New Roman"/>
+          <w:sz w:val="20"/>
+        </w:rPr>
+        <w:t>PyTorch</w:t>
+      </w:r>
+      <w:proofErr w:type="spellEnd"/>
+      <w:r>
+        <w:rPr>
+          <w:rFonts w:eastAsia="宋体" w:cs="Times New Roman"/>
+          <w:sz w:val="20"/>
+        </w:rPr>
+        <w:t xml:space="preserve">, TensorFlow, </w:t>
+      </w:r>
+      <w:proofErr w:type="spellStart"/>
+      <w:proofErr w:type="gramStart"/>
+      <w:r>
+        <w:rPr>
+          <w:rFonts w:eastAsia="宋体" w:cs="Times New Roman"/>
+          <w:sz w:val="20"/>
+        </w:rPr>
+        <w:t>Keras</w:t>
+      </w:r>
+      <w:proofErr w:type="spellEnd"/>
+      <w:r>
+        <w:rPr>
+          <w:rFonts w:eastAsia="宋体" w:cs="Times New Roman"/>
+          <w:sz w:val="20"/>
+        </w:rPr>
+        <w:t>;</w:t>
+      </w:r>
+      <w:r>
+        <w:rPr>
+          <w:rFonts w:eastAsia="宋体" w:cs="Times New Roman"/>
+          <w:b/>
+          <w:bCs/>
+          <w:sz w:val="20"/>
+        </w:rPr>
+        <w:t xml:space="preserve"> </w:t>
+      </w:r>
+      <w:r>
+        <w:rPr>
+          <w:rFonts w:eastAsia="宋体" w:cs="Times New Roman" w:hint="eastAsia"/>
+          <w:b/>
+          <w:bCs/>
+          <w:sz w:val="20"/>
+        </w:rPr>
+        <w:t xml:space="preserve">  </w:t>
+      </w:r>
+      <w:proofErr w:type="gramEnd"/>
+      <w:r>
+        <w:rPr>
+          <w:rFonts w:eastAsia="宋体" w:cs="Times New Roman" w:hint="eastAsia"/>
+          <w:b/>
+          <w:bCs/>
+          <w:sz w:val="20"/>
+        </w:rPr>
+        <w:t xml:space="preserve">    </w:t>
+      </w:r>
+      <w:r>
+        <w:rPr>
+          <w:rFonts w:eastAsia="宋体" w:cs="Times New Roman"/>
+          <w:b/>
+          <w:bCs/>
+          <w:sz w:val="20"/>
+        </w:rPr>
+        <w:t xml:space="preserve">Platforms: </w:t>
+      </w:r>
+      <w:r>
+        <w:rPr>
+          <w:rFonts w:eastAsia="宋体" w:cs="Times New Roman"/>
+          <w:sz w:val="20"/>
+        </w:rPr>
+        <w:t xml:space="preserve">ROS2, Gazebo, </w:t>
+      </w:r>
+      <w:proofErr w:type="spellStart"/>
+      <w:r>
+        <w:rPr>
+          <w:rFonts w:eastAsia="宋体" w:cs="Times New Roman"/>
+          <w:sz w:val="20"/>
+        </w:rPr>
+        <w:t>MuJoCo</w:t>
+      </w:r>
+      <w:proofErr w:type="spellEnd"/>
       <w:r>
         <w:rPr>
           <w:rFonts w:eastAsia="宋体" w:cs="Times New Roman"/>
@@ -2615,47 +3076,115 @@
         </w:rPr>
         <w:t xml:space="preserve">, </w:t>
       </w:r>
-      <w:r>
-        <w:rPr>
-          <w:rFonts w:eastAsia="宋体" w:cs="Times New Roman"/>
-          <w:sz w:val="20"/>
-        </w:rPr>
-        <w:t>LaTeX</w:t>
-      </w:r>
-      <w:r>
-        <w:rPr>
-          <w:rFonts w:eastAsia="宋体" w:cs="Times New Roman"/>
-          <w:sz w:val="20"/>
-        </w:rPr>
-        <w:t xml:space="preserve">, </w:t>
-      </w:r>
-      <w:r>
-        <w:rPr>
-          <w:rFonts w:eastAsia="宋体" w:cs="Times New Roman"/>
-          <w:sz w:val="20"/>
-        </w:rPr>
-        <w:t>Solid</w:t>
-      </w:r>
-      <w:r>
-        <w:rPr>
-          <w:rFonts w:eastAsia="宋体" w:cs="Times New Roman"/>
-          <w:sz w:val="20"/>
-        </w:rPr>
-        <w:t>W</w:t>
-      </w:r>
-      <w:r>
-        <w:rPr>
-          <w:rFonts w:eastAsia="宋体" w:cs="Times New Roman"/>
-          <w:sz w:val="20"/>
-        </w:rPr>
-        <w:t>orks</w:t>
-      </w:r>
-      <w:r>
-        <w:rPr>
-          <w:rFonts w:eastAsia="宋体" w:cs="Times New Roman"/>
-          <w:sz w:val="20"/>
-        </w:rPr>
-        <w:t>.</w:t>
+      <w:proofErr w:type="spellStart"/>
+      <w:proofErr w:type="gramStart"/>
+      <w:r>
+        <w:rPr>
+          <w:rFonts w:eastAsia="宋体" w:cs="Times New Roman"/>
+          <w:sz w:val="20"/>
+        </w:rPr>
+        <w:t>PyBullet</w:t>
+      </w:r>
+      <w:proofErr w:type="spellEnd"/>
+      <w:r>
+        <w:rPr>
+          <w:rFonts w:eastAsia="宋体" w:cs="Times New Roman"/>
+          <w:b/>
+          <w:bCs/>
+          <w:sz w:val="20"/>
+        </w:rPr>
+        <w:t xml:space="preserve">; </w:t>
+      </w:r>
+      <w:r>
+        <w:rPr>
+          <w:rFonts w:eastAsia="宋体" w:cs="Times New Roman" w:hint="eastAsia"/>
+          <w:b/>
+          <w:bCs/>
+          <w:sz w:val="20"/>
+        </w:rPr>
+        <w:t xml:space="preserve">  </w:t>
+      </w:r>
+      <w:proofErr w:type="gramEnd"/>
+      <w:r>
+        <w:rPr>
+          <w:rFonts w:eastAsia="宋体" w:cs="Times New Roman" w:hint="eastAsia"/>
+          <w:b/>
+          <w:bCs/>
+          <w:sz w:val="20"/>
+        </w:rPr>
+        <w:t xml:space="preserve">         </w:t>
+      </w:r>
+      <w:r>
+        <w:rPr>
+          <w:rFonts w:eastAsia="宋体" w:cs="Times New Roman"/>
+          <w:b/>
+          <w:bCs/>
+          <w:sz w:val="20"/>
+        </w:rPr>
+        <w:t xml:space="preserve">Methods: </w:t>
+      </w:r>
+      <w:r>
+        <w:rPr>
+          <w:rFonts w:eastAsia="宋体" w:cs="Times New Roman"/>
+          <w:sz w:val="20"/>
+        </w:rPr>
+        <w:t xml:space="preserve">CNNs, LSTMs, Transformers, </w:t>
+      </w:r>
+      <w:r>
+        <w:rPr>
+          <w:rFonts w:eastAsia="宋体" w:cs="Times New Roman" w:hint="eastAsia"/>
+          <w:sz w:val="20"/>
+        </w:rPr>
+        <w:t>i</w:t>
+      </w:r>
+      <w:r>
+        <w:rPr>
+          <w:rFonts w:eastAsia="宋体" w:cs="Times New Roman"/>
+          <w:sz w:val="20"/>
+        </w:rPr>
+        <w:t xml:space="preserve">mitation </w:t>
+      </w:r>
+      <w:r>
+        <w:rPr>
+          <w:rFonts w:eastAsia="宋体" w:cs="Times New Roman" w:hint="eastAsia"/>
+          <w:sz w:val="20"/>
+        </w:rPr>
+        <w:t>l</w:t>
+      </w:r>
+      <w:r>
+        <w:rPr>
+          <w:rFonts w:eastAsia="宋体" w:cs="Times New Roman"/>
+          <w:sz w:val="20"/>
+        </w:rPr>
+        <w:t xml:space="preserve">earning, </w:t>
+      </w:r>
+      <w:r>
+        <w:rPr>
+          <w:rFonts w:eastAsia="宋体" w:cs="Times New Roman" w:hint="eastAsia"/>
+          <w:sz w:val="20"/>
+        </w:rPr>
+        <w:t>r</w:t>
+      </w:r>
+      <w:r>
+        <w:rPr>
+          <w:rFonts w:eastAsia="宋体" w:cs="Times New Roman"/>
+          <w:sz w:val="20"/>
+        </w:rPr>
+        <w:t xml:space="preserve">einforcement </w:t>
+      </w:r>
+      <w:r>
+        <w:rPr>
+          <w:rFonts w:eastAsia="宋体" w:cs="Times New Roman" w:hint="eastAsia"/>
+          <w:sz w:val="20"/>
+        </w:rPr>
+        <w:t>l</w:t>
+      </w:r>
+      <w:r>
+        <w:rPr>
+          <w:rFonts w:eastAsia="宋体" w:cs="Times New Roman"/>
+          <w:sz w:val="20"/>
+        </w:rPr>
+        <w:t>earning (PPO, residual RL).</w:t>
       </w:r>
     </w:p>
     <w:p>
@@ -2681,283 +3210,96 @@
         <w:rPr>
           <w:rFonts w:eastAsia="宋体" w:cs="Times New Roman"/>
           <w:b/>
-          <w:sz w:val="20"/>
-        </w:rPr>
-        <w:t>Skills:</w:t>
-      </w:r>
-      <w:r>
-        <w:rPr>
-          <w:rFonts w:eastAsia="宋体" w:cs="Times New Roman"/>
-          <w:b/>
-          <w:sz w:val="20"/>
-        </w:rPr>
-        <w:t xml:space="preserve"> </w:t>
-      </w:r>
-      <w:r>
-        <w:rPr>
-          <w:rFonts w:eastAsia="宋体" w:cs="Times New Roman"/>
-          <w:bCs/>
-          <w:sz w:val="20"/>
-        </w:rPr>
-        <w:t xml:space="preserve">BioMEMS Design and Fabrication, </w:t>
-      </w:r>
-      <w:r>
-        <w:rPr>
-          <w:rFonts w:eastAsia="宋体" w:cs="Times New Roman"/>
-          <w:bCs/>
-          <w:sz w:val="20"/>
-        </w:rPr>
-        <w:t>C</w:t>
-      </w:r>
-      <w:r>
-        <w:rPr>
-          <w:rFonts w:eastAsia="宋体" w:cs="Times New Roman"/>
-          <w:bCs/>
-          <w:sz w:val="20"/>
-        </w:rPr>
-        <w:t>ircuit</w:t>
-      </w:r>
-      <w:r>
-        <w:rPr>
-          <w:rFonts w:eastAsia="宋体" w:cs="Times New Roman"/>
-          <w:bCs/>
-          <w:sz w:val="20"/>
-        </w:rPr>
-        <w:t xml:space="preserve"> Design, </w:t>
-      </w:r>
-      <w:r>
-        <w:rPr>
-          <w:rFonts w:eastAsia="宋体" w:cs="Times New Roman"/>
-          <w:bCs/>
-          <w:sz w:val="20"/>
-        </w:rPr>
-        <w:t xml:space="preserve">CNC </w:t>
-      </w:r>
-      <w:r>
-        <w:rPr>
-          <w:rFonts w:eastAsia="宋体" w:cs="Times New Roman"/>
-          <w:bCs/>
-          <w:sz w:val="20"/>
-        </w:rPr>
-        <w:t>F</w:t>
-      </w:r>
-      <w:r>
-        <w:rPr>
-          <w:rFonts w:eastAsia="宋体" w:cs="Times New Roman"/>
-          <w:bCs/>
-          <w:sz w:val="20"/>
-        </w:rPr>
-        <w:t>a</w:t>
-      </w:r>
-      <w:r>
-        <w:rPr>
-          <w:rFonts w:eastAsia="宋体" w:cs="Times New Roman"/>
-          <w:bCs/>
-          <w:sz w:val="20"/>
-        </w:rPr>
-        <w:t>brication</w:t>
-      </w:r>
-      <w:r>
-        <w:rPr>
-          <w:rFonts w:eastAsia="宋体" w:cs="Times New Roman"/>
-          <w:bCs/>
-          <w:sz w:val="20"/>
-        </w:rPr>
-        <w:t xml:space="preserve">, </w:t>
-      </w:r>
-      <w:r>
-        <w:rPr>
-          <w:rFonts w:eastAsia="宋体" w:cs="Times New Roman"/>
-          <w:bCs/>
-          <w:sz w:val="20"/>
-        </w:rPr>
-        <w:t xml:space="preserve">ELISA, Fluorescence Microscopy, Metallographic </w:t>
-      </w:r>
-      <w:r>
-        <w:rPr>
-          <w:rFonts w:eastAsia="宋体" w:cs="Times New Roman"/>
-          <w:bCs/>
-          <w:sz w:val="20"/>
-        </w:rPr>
-        <w:t>A</w:t>
-      </w:r>
-      <w:r>
-        <w:rPr>
-          <w:rFonts w:eastAsia="宋体" w:cs="Times New Roman"/>
-          <w:bCs/>
-          <w:sz w:val="20"/>
-        </w:rPr>
-        <w:t xml:space="preserve">nalysis, </w:t>
-      </w:r>
-      <w:r>
-        <w:rPr>
-          <w:rFonts w:eastAsia="宋体" w:cs="Times New Roman"/>
-          <w:bCs/>
-          <w:sz w:val="20"/>
-        </w:rPr>
-        <w:t>PCR, Western Blots</w:t>
-      </w:r>
-      <w:r>
-        <w:rPr>
-          <w:rFonts w:eastAsia="宋体" w:cs="Times New Roman"/>
-          <w:bCs/>
-          <w:sz w:val="20"/>
-        </w:rPr>
-        <w:t>, 3D printing</w:t>
-      </w:r>
-      <w:r>
-        <w:rPr>
-          <w:rFonts w:eastAsia="宋体" w:cs="Times New Roman"/>
-          <w:bCs/>
-          <w:sz w:val="20"/>
-        </w:rPr>
-        <w:t>.</w:t>
-      </w:r>
-    </w:p>
-    <w:p>
-      <w:pPr>
-        <w:spacing w:beforeLines="40" w:before="96" w:line="240" w:lineRule="auto"/>
-        <w:ind w:firstLine="0"/>
-        <w:rPr>
-          <w:rFonts w:eastAsia="宋体" w:cs="Times New Roman"/>
-          <w:b/>
-        </w:rPr>
-      </w:pPr>
-      <w:r>
-        <w:rPr>
-          <w:rFonts w:cs="Times New Roman"/>
-          <w:b/>
-          <w:sz w:val="22"/>
-        </w:rPr>
-        <w:t>ACTIVITIES</w:t>
-      </w:r>
-      <w:r>
-        <w:rPr>
-          <w:rFonts w:cs="Times New Roman"/>
-          <w:noProof/>
-          <w:sz w:val="4"/>
-        </w:rPr>
-        <w:pict w14:anchorId="2BAA5D22">
-          <v:rect id="_x0000_i1031" alt="" style="width:540pt;height:1pt;mso-width-percent:0;mso-height-percent:0;mso-width-percent:0;mso-height-percent:0" o:hralign="center" o:hrstd="t" o:hrnoshade="t" o:hr="t" fillcolor="black [3213]" stroked="f"/>
-        </w:pict>
-      </w:r>
-      <w:bookmarkStart w:id="0" w:name="_Hlk489733255"/>
-    </w:p>
-    <w:p>
-      <w:pPr>
-        <w:tabs>
-          <w:tab w:val="right" w:pos="10800"/>
-          <w:tab w:val="right" w:pos="31680"/>
-        </w:tabs>
-        <w:spacing w:line="264" w:lineRule="auto"/>
-        <w:ind w:firstLine="0"/>
-        <w:rPr>
-          <w:rFonts w:cs="Times New Roman"/>
-          <w:sz w:val="20"/>
-        </w:rPr>
-      </w:pPr>
-      <w:r>
-        <w:rPr>
-          <w:rFonts w:eastAsia="宋体" w:cs="Times New Roman"/>
-          <w:b/>
-          <w:sz w:val="20"/>
-        </w:rPr>
-        <w:t>B</w:t>
-      </w:r>
-      <w:r>
-        <w:rPr>
-          <w:rFonts w:eastAsia="宋体" w:cs="Times New Roman" w:hint="eastAsia"/>
-          <w:b/>
-          <w:sz w:val="20"/>
-        </w:rPr>
-        <w:t>erkeley</w:t>
-      </w:r>
-      <w:r>
-        <w:rPr>
-          <w:rFonts w:eastAsia="宋体" w:cs="Times New Roman"/>
-          <w:b/>
-          <w:sz w:val="20"/>
-        </w:rPr>
-        <w:t xml:space="preserve"> Showcase </w:t>
-      </w:r>
-      <w:r>
-        <w:rPr>
-          <w:rFonts w:cs="Times New Roman"/>
-          <w:b/>
-          <w:bCs/>
-          <w:i/>
-          <w:iCs/>
-          <w:sz w:val="20"/>
-        </w:rPr>
-        <w:t xml:space="preserve">Volunteer </w:t>
-      </w:r>
-      <w:r>
-        <w:rPr>
-          <w:rFonts w:cs="Times New Roman"/>
-          <w:b/>
-          <w:bCs/>
-          <w:i/>
-          <w:iCs/>
-          <w:sz w:val="20"/>
-        </w:rPr>
-        <w:tab/>
-      </w:r>
-      <w:r>
-        <w:rPr>
-          <w:rFonts w:cs="Times New Roman"/>
-          <w:b/>
-          <w:sz w:val="20"/>
-        </w:rPr>
-        <w:t>Berkeley</w:t>
-      </w:r>
-      <w:r>
-        <w:rPr>
-          <w:rFonts w:cs="Times New Roman"/>
-          <w:b/>
-          <w:sz w:val="20"/>
-        </w:rPr>
-        <w:t>, C</w:t>
-      </w:r>
-      <w:r>
-        <w:rPr>
-          <w:rFonts w:cs="Times New Roman"/>
-          <w:b/>
-          <w:sz w:val="20"/>
-        </w:rPr>
-        <w:t>A</w:t>
-      </w:r>
-      <w:r>
-        <w:rPr>
-          <w:rFonts w:eastAsia="宋体" w:cs="Times New Roman" w:hint="eastAsia"/>
-          <w:sz w:val="20"/>
-        </w:rPr>
-        <w:t>,</w:t>
-      </w:r>
-      <w:r>
-        <w:rPr>
-          <w:rFonts w:eastAsia="宋体" w:cs="Times New Roman"/>
-          <w:sz w:val="20"/>
-        </w:rPr>
-        <w:t xml:space="preserve"> </w:t>
-      </w:r>
-      <w:r>
-        <w:rPr>
-          <w:rFonts w:cs="Times New Roman"/>
-          <w:b/>
-          <w:i/>
-          <w:sz w:val="20"/>
-        </w:rPr>
-        <w:t>Oct.8</w:t>
-      </w:r>
-      <w:r>
-        <w:rPr>
-          <w:rFonts w:cs="Times New Roman"/>
-          <w:b/>
-          <w:i/>
-          <w:sz w:val="20"/>
-          <w:vertAlign w:val="superscript"/>
-        </w:rPr>
-        <w:t>th</w:t>
+          <w:bCs/>
+          <w:sz w:val="20"/>
+        </w:rPr>
+        <w:t>Electronics Design and Simulation:</w:t>
+      </w:r>
+      <w:r>
+        <w:rPr>
+          <w:rFonts w:eastAsia="宋体" w:cs="Times New Roman"/>
+          <w:b/>
+          <w:sz w:val="20"/>
+        </w:rPr>
+        <w:t xml:space="preserve"> PCB design: </w:t>
+      </w:r>
+      <w:r>
+        <w:rPr>
+          <w:rFonts w:eastAsia="宋体" w:cs="Times New Roman"/>
+          <w:bCs/>
+          <w:sz w:val="20"/>
+        </w:rPr>
+        <w:t xml:space="preserve">Cadence Allegro, Altium Designer, </w:t>
+      </w:r>
+      <w:proofErr w:type="spellStart"/>
+      <w:proofErr w:type="gramStart"/>
+      <w:r>
+        <w:rPr>
+          <w:rFonts w:eastAsia="宋体" w:cs="Times New Roman"/>
+          <w:bCs/>
+          <w:sz w:val="20"/>
+        </w:rPr>
+        <w:t>KiCad</w:t>
+      </w:r>
+      <w:proofErr w:type="spellEnd"/>
+      <w:r>
+        <w:rPr>
+          <w:rFonts w:eastAsia="宋体" w:cs="Times New Roman"/>
+          <w:b/>
+          <w:sz w:val="20"/>
+        </w:rPr>
+        <w:t xml:space="preserve">; </w:t>
+      </w:r>
+      <w:r>
+        <w:rPr>
+          <w:rFonts w:eastAsia="宋体" w:cs="Times New Roman" w:hint="eastAsia"/>
+          <w:b/>
+          <w:sz w:val="20"/>
+        </w:rPr>
+        <w:t xml:space="preserve">  </w:t>
+      </w:r>
+      <w:proofErr w:type="gramEnd"/>
+      <w:r>
+        <w:rPr>
+          <w:rFonts w:eastAsia="宋体" w:cs="Times New Roman" w:hint="eastAsia"/>
+          <w:b/>
+          <w:sz w:val="20"/>
+        </w:rPr>
+        <w:t xml:space="preserve">      </w:t>
+      </w:r>
+      <w:r>
+        <w:rPr>
+          <w:rFonts w:eastAsia="宋体" w:cs="Times New Roman" w:hint="eastAsia"/>
+          <w:b/>
+          <w:sz w:val="20"/>
+        </w:rPr>
+        <w:t>S</w:t>
+      </w:r>
+      <w:r>
+        <w:rPr>
+          <w:rFonts w:eastAsia="宋体" w:cs="Times New Roman"/>
+          <w:b/>
+          <w:sz w:val="20"/>
+        </w:rPr>
+        <w:t xml:space="preserve">imulation: </w:t>
+      </w:r>
+      <w:proofErr w:type="spellStart"/>
+      <w:r>
+        <w:rPr>
+          <w:rFonts w:eastAsia="宋体" w:cs="Times New Roman"/>
+          <w:bCs/>
+          <w:sz w:val="20"/>
+        </w:rPr>
+        <w:t>LTspice</w:t>
+      </w:r>
+      <w:proofErr w:type="spellEnd"/>
+      <w:r>
+        <w:rPr>
+          <w:rFonts w:eastAsia="宋体" w:cs="Times New Roman"/>
+          <w:bCs/>
+          <w:sz w:val="20"/>
+        </w:rPr>
+        <w:t>, HSPICE.</w:t>
       </w:r>
     </w:p>
     <w:p>
@@ -2971,35 +3313,440 @@
           <w:tab w:val="right" w:pos="10800"/>
           <w:tab w:val="right" w:pos="31680"/>
         </w:tabs>
-        <w:spacing w:line="264" w:lineRule="auto"/>
+        <w:spacing w:line="240" w:lineRule="auto"/>
         <w:ind w:left="360"/>
-        <w:rPr>
-          <w:rFonts w:eastAsia="宋体" w:cs="Times New Roman"/>
-          <w:sz w:val="20"/>
-        </w:rPr>
-      </w:pPr>
-      <w:r>
-        <w:rPr>
-          <w:rFonts w:eastAsia="宋体" w:cs="Times New Roman"/>
-          <w:sz w:val="20"/>
-        </w:rPr>
-        <w:t>Conducted robotics demos for Bay Area/Northern California students who are underrepresented, first generation, or attend</w:t>
-      </w:r>
-      <w:r>
-        <w:rPr>
-          <w:rFonts w:eastAsia="宋体" w:cs="Times New Roman"/>
-          <w:sz w:val="20"/>
-        </w:rPr>
-        <w:t>ing</w:t>
-      </w:r>
-      <w:r>
-        <w:rPr>
-          <w:rFonts w:eastAsia="宋体" w:cs="Times New Roman"/>
-          <w:sz w:val="20"/>
-        </w:rPr>
-        <w:t xml:space="preserve"> an under-resourced school.</w:t>
-      </w:r>
-      <w:bookmarkEnd w:id="0"/>
+        <w:jc w:val="both"/>
+        <w:rPr>
+          <w:rFonts w:eastAsia="宋体" w:cs="Times New Roman"/>
+          <w:bCs/>
+          <w:sz w:val="20"/>
+        </w:rPr>
+      </w:pPr>
+      <w:r>
+        <w:rPr>
+          <w:rFonts w:eastAsia="宋体" w:cs="Times New Roman"/>
+          <w:b/>
+          <w:bCs/>
+          <w:sz w:val="20"/>
+        </w:rPr>
+        <w:t>Embedded Systems:</w:t>
+      </w:r>
+      <w:r>
+        <w:rPr>
+          <w:rFonts w:eastAsia="宋体" w:cs="Times New Roman"/>
+          <w:b/>
+          <w:sz w:val="20"/>
+        </w:rPr>
+        <w:t xml:space="preserve"> </w:t>
+      </w:r>
+      <w:r>
+        <w:rPr>
+          <w:rFonts w:eastAsia="宋体" w:cs="Times New Roman" w:hint="eastAsia"/>
+          <w:b/>
+          <w:sz w:val="20"/>
+        </w:rPr>
+        <w:t xml:space="preserve">                                              </w:t>
+      </w:r>
+      <w:r>
+        <w:rPr>
+          <w:rFonts w:eastAsia="宋体" w:cs="Times New Roman"/>
+          <w:b/>
+          <w:sz w:val="20"/>
+        </w:rPr>
+        <w:t>MC</w:t>
+      </w:r>
+      <w:r>
+        <w:rPr>
+          <w:rFonts w:eastAsia="宋体" w:cs="Times New Roman" w:hint="eastAsia"/>
+          <w:b/>
+          <w:sz w:val="20"/>
+        </w:rPr>
+        <w:t>Us</w:t>
+      </w:r>
+      <w:r>
+        <w:rPr>
+          <w:rFonts w:eastAsia="宋体" w:cs="Times New Roman"/>
+          <w:b/>
+          <w:sz w:val="20"/>
+        </w:rPr>
+        <w:t xml:space="preserve">: </w:t>
+      </w:r>
+      <w:r>
+        <w:rPr>
+          <w:rFonts w:eastAsia="宋体" w:cs="Times New Roman"/>
+          <w:bCs/>
+          <w:sz w:val="20"/>
+        </w:rPr>
+        <w:t>ESP32</w:t>
+      </w:r>
+      <w:r>
+        <w:rPr>
+          <w:rFonts w:eastAsia="宋体" w:cs="Times New Roman" w:hint="eastAsia"/>
+          <w:bCs/>
+          <w:sz w:val="20"/>
+        </w:rPr>
+        <w:t xml:space="preserve">, </w:t>
+      </w:r>
+      <w:r>
+        <w:rPr>
+          <w:rFonts w:eastAsia="宋体" w:cs="Times New Roman"/>
+          <w:bCs/>
+          <w:sz w:val="20"/>
+        </w:rPr>
+        <w:t xml:space="preserve">STM32, NXP (i.MX RT, MCX), Microchip </w:t>
+      </w:r>
+      <w:r>
+        <w:rPr>
+          <w:rFonts w:eastAsia="宋体" w:cs="Times New Roman" w:hint="eastAsia"/>
+          <w:bCs/>
+          <w:sz w:val="20"/>
+        </w:rPr>
+        <w:t>PIC</w:t>
+      </w:r>
+      <w:r>
+        <w:rPr>
+          <w:rFonts w:eastAsia="宋体" w:cs="Times New Roman"/>
+          <w:bCs/>
+          <w:sz w:val="20"/>
+        </w:rPr>
+        <w:t xml:space="preserve">, Nordic </w:t>
+      </w:r>
+      <w:proofErr w:type="gramStart"/>
+      <w:r>
+        <w:rPr>
+          <w:rFonts w:eastAsia="宋体" w:cs="Times New Roman"/>
+          <w:bCs/>
+          <w:sz w:val="20"/>
+        </w:rPr>
+        <w:t>nRF5x;</w:t>
+      </w:r>
+      <w:proofErr w:type="gramEnd"/>
+      <w:r>
+        <w:rPr>
+          <w:rFonts w:eastAsia="宋体" w:cs="Times New Roman"/>
+          <w:bCs/>
+          <w:sz w:val="20"/>
+        </w:rPr>
+        <w:t xml:space="preserve"> </w:t>
+      </w:r>
+    </w:p>
+    <w:p>
+      <w:pPr>
+        <w:pStyle w:val="ListParagraph"/>
+        <w:tabs>
+          <w:tab w:val="right" w:pos="10800"/>
+          <w:tab w:val="right" w:pos="31680"/>
+        </w:tabs>
+        <w:spacing w:line="240" w:lineRule="auto"/>
+        <w:ind w:left="360" w:firstLineChars="1500" w:firstLine="3012"/>
+        <w:jc w:val="both"/>
+        <w:rPr>
+          <w:rFonts w:eastAsia="宋体" w:cs="Times New Roman"/>
+          <w:b/>
+          <w:sz w:val="20"/>
+        </w:rPr>
+      </w:pPr>
+      <w:r>
+        <w:rPr>
+          <w:rFonts w:eastAsia="宋体" w:cs="Times New Roman"/>
+          <w:b/>
+          <w:sz w:val="20"/>
+        </w:rPr>
+        <w:t xml:space="preserve">FPGA: </w:t>
+      </w:r>
+      <w:r>
+        <w:rPr>
+          <w:rFonts w:eastAsia="宋体" w:cs="Times New Roman" w:hint="eastAsia"/>
+          <w:bCs/>
+          <w:sz w:val="20"/>
+        </w:rPr>
+        <w:t xml:space="preserve">Xilinx </w:t>
+      </w:r>
+      <w:proofErr w:type="spellStart"/>
+      <w:proofErr w:type="gramStart"/>
+      <w:r>
+        <w:rPr>
+          <w:rFonts w:eastAsia="宋体" w:cs="Times New Roman"/>
+          <w:bCs/>
+          <w:sz w:val="20"/>
+        </w:rPr>
+        <w:t>Vivado</w:t>
+      </w:r>
+      <w:proofErr w:type="spellEnd"/>
+      <w:r>
+        <w:rPr>
+          <w:rFonts w:eastAsia="宋体" w:cs="Times New Roman"/>
+          <w:bCs/>
+          <w:sz w:val="20"/>
+        </w:rPr>
+        <w:t xml:space="preserve">; </w:t>
+      </w:r>
+      <w:r>
+        <w:rPr>
+          <w:rFonts w:eastAsia="宋体" w:cs="Times New Roman" w:hint="eastAsia"/>
+          <w:bCs/>
+          <w:sz w:val="20"/>
+        </w:rPr>
+        <w:t xml:space="preserve">  </w:t>
+      </w:r>
+      <w:proofErr w:type="gramEnd"/>
+      <w:r>
+        <w:rPr>
+          <w:rFonts w:eastAsia="宋体" w:cs="Times New Roman" w:hint="eastAsia"/>
+          <w:bCs/>
+          <w:sz w:val="20"/>
+        </w:rPr>
+        <w:t xml:space="preserve">    </w:t>
+      </w:r>
+      <w:r>
+        <w:rPr>
+          <w:rFonts w:eastAsia="宋体" w:cs="Times New Roman" w:hint="eastAsia"/>
+          <w:b/>
+          <w:sz w:val="20"/>
+        </w:rPr>
+        <w:t>Communication</w:t>
+      </w:r>
+      <w:r>
+        <w:rPr>
+          <w:rFonts w:eastAsia="宋体" w:cs="Times New Roman" w:hint="eastAsia"/>
+          <w:b/>
+          <w:sz w:val="20"/>
+        </w:rPr>
+        <w:t xml:space="preserve"> Protocol</w:t>
+      </w:r>
+      <w:r>
+        <w:rPr>
+          <w:rFonts w:eastAsia="宋体" w:cs="Times New Roman"/>
+          <w:b/>
+          <w:sz w:val="20"/>
+        </w:rPr>
+        <w:t xml:space="preserve">: </w:t>
+      </w:r>
+      <w:r>
+        <w:rPr>
+          <w:rFonts w:eastAsia="宋体" w:cs="Times New Roman"/>
+          <w:bCs/>
+          <w:sz w:val="20"/>
+        </w:rPr>
+        <w:t>JTAG, SPI, I2C, UART, CAN, Ethernet.</w:t>
+      </w:r>
+    </w:p>
+    <w:p>
+      <w:pPr>
+        <w:pStyle w:val="ListParagraph"/>
+        <w:numPr>
+          <w:ilvl w:val="0"/>
+          <w:numId w:val="5"/>
+        </w:numPr>
+        <w:tabs>
+          <w:tab w:val="right" w:pos="10800"/>
+          <w:tab w:val="right" w:pos="31680"/>
+        </w:tabs>
+        <w:spacing w:line="240" w:lineRule="auto"/>
+        <w:ind w:left="360"/>
+        <w:rPr>
+          <w:rFonts w:eastAsia="宋体" w:cs="Times New Roman"/>
+          <w:b/>
+          <w:sz w:val="20"/>
+        </w:rPr>
+      </w:pPr>
+      <w:r>
+        <w:rPr>
+          <w:rFonts w:eastAsia="宋体" w:cs="Times New Roman"/>
+          <w:b/>
+          <w:bCs/>
+          <w:sz w:val="20"/>
+        </w:rPr>
+        <w:t>Mechanical Design and Fabrication:</w:t>
+      </w:r>
+      <w:r>
+        <w:rPr>
+          <w:rFonts w:eastAsia="宋体" w:cs="Times New Roman"/>
+          <w:b/>
+          <w:sz w:val="20"/>
+        </w:rPr>
+        <w:t xml:space="preserve"> </w:t>
+      </w:r>
+      <w:r>
+        <w:rPr>
+          <w:rFonts w:eastAsia="宋体" w:cs="Times New Roman" w:hint="eastAsia"/>
+          <w:b/>
+          <w:sz w:val="20"/>
+        </w:rPr>
+        <w:t xml:space="preserve">                                                                                   </w:t>
+      </w:r>
+      <w:r>
+        <w:rPr>
+          <w:rFonts w:eastAsia="宋体" w:cs="Times New Roman"/>
+          <w:b/>
+          <w:sz w:val="20"/>
+        </w:rPr>
+        <w:t xml:space="preserve">CAD: </w:t>
+      </w:r>
+      <w:r>
+        <w:rPr>
+          <w:rFonts w:eastAsia="宋体" w:cs="Times New Roman"/>
+          <w:bCs/>
+          <w:sz w:val="20"/>
+        </w:rPr>
+        <w:t xml:space="preserve">SolidWorks, AutoCAD, </w:t>
+      </w:r>
+      <w:proofErr w:type="spellStart"/>
+      <w:proofErr w:type="gramStart"/>
+      <w:r>
+        <w:rPr>
+          <w:rFonts w:eastAsia="宋体" w:cs="Times New Roman"/>
+          <w:bCs/>
+          <w:sz w:val="20"/>
+        </w:rPr>
+        <w:t>Onshape</w:t>
+      </w:r>
+      <w:proofErr w:type="spellEnd"/>
+      <w:r>
+        <w:rPr>
+          <w:rFonts w:eastAsia="宋体" w:cs="Times New Roman"/>
+          <w:bCs/>
+          <w:sz w:val="20"/>
+        </w:rPr>
+        <w:t>;</w:t>
+      </w:r>
+      <w:proofErr w:type="gramEnd"/>
+      <w:r>
+        <w:rPr>
+          <w:rFonts w:eastAsia="宋体" w:cs="Times New Roman"/>
+          <w:bCs/>
+          <w:sz w:val="20"/>
+        </w:rPr>
+        <w:t xml:space="preserve"> </w:t>
+      </w:r>
+    </w:p>
+    <w:p>
+      <w:pPr>
+        <w:pStyle w:val="ListParagraph"/>
+        <w:tabs>
+          <w:tab w:val="right" w:pos="10800"/>
+          <w:tab w:val="right" w:pos="31680"/>
+        </w:tabs>
+        <w:spacing w:line="240" w:lineRule="auto"/>
+        <w:ind w:left="360" w:firstLineChars="1700" w:firstLine="3413"/>
+        <w:jc w:val="right"/>
+        <w:rPr>
+          <w:rFonts w:eastAsia="宋体" w:cs="Times New Roman"/>
+          <w:b/>
+          <w:sz w:val="20"/>
+        </w:rPr>
+      </w:pPr>
+      <w:r>
+        <w:rPr>
+          <w:rFonts w:eastAsia="宋体" w:cs="Times New Roman"/>
+          <w:b/>
+          <w:sz w:val="20"/>
+        </w:rPr>
+        <w:t xml:space="preserve">Fabrication: </w:t>
+      </w:r>
+      <w:r>
+        <w:rPr>
+          <w:rFonts w:eastAsia="宋体" w:cs="Times New Roman"/>
+          <w:bCs/>
+          <w:sz w:val="20"/>
+        </w:rPr>
+        <w:t>3D printing (FDM/SLA), CNC machining, laser cutting, soft lithography.</w:t>
+      </w:r>
+    </w:p>
+    <w:p>
+      <w:pPr>
+        <w:pStyle w:val="ListParagraph"/>
+        <w:numPr>
+          <w:ilvl w:val="0"/>
+          <w:numId w:val="5"/>
+        </w:numPr>
+        <w:tabs>
+          <w:tab w:val="right" w:pos="10800"/>
+          <w:tab w:val="right" w:pos="31680"/>
+        </w:tabs>
+        <w:spacing w:line="240" w:lineRule="auto"/>
+        <w:ind w:left="360"/>
+        <w:rPr>
+          <w:rFonts w:eastAsia="宋体" w:cs="Times New Roman" w:hint="eastAsia"/>
+          <w:b/>
+          <w:sz w:val="20"/>
+        </w:rPr>
+      </w:pPr>
+      <w:r>
+        <w:rPr>
+          <w:rFonts w:eastAsia="宋体" w:cs="Times New Roman"/>
+          <w:b/>
+          <w:bCs/>
+          <w:sz w:val="20"/>
+        </w:rPr>
+        <w:t>Experimental Methods and Characterization:</w:t>
+      </w:r>
+      <w:r>
+        <w:rPr>
+          <w:rFonts w:eastAsia="宋体" w:cs="Times New Roman"/>
+          <w:b/>
+          <w:sz w:val="20"/>
+        </w:rPr>
+        <w:t xml:space="preserve"> </w:t>
+      </w:r>
+      <w:r>
+        <w:rPr>
+          <w:rFonts w:eastAsia="宋体" w:cs="Times New Roman"/>
+          <w:bCs/>
+          <w:sz w:val="20"/>
+        </w:rPr>
+        <w:t xml:space="preserve">Instron, LCR </w:t>
+      </w:r>
+      <w:r>
+        <w:rPr>
+          <w:rFonts w:eastAsia="宋体" w:cs="Times New Roman" w:hint="eastAsia"/>
+          <w:bCs/>
+          <w:sz w:val="20"/>
+        </w:rPr>
+        <w:t xml:space="preserve">&amp; source </w:t>
+      </w:r>
+      <w:r>
+        <w:rPr>
+          <w:rFonts w:eastAsia="宋体" w:cs="Times New Roman"/>
+          <w:bCs/>
+          <w:sz w:val="20"/>
+        </w:rPr>
+        <w:t xml:space="preserve">meter, oscilloscope, </w:t>
+      </w:r>
+      <w:r>
+        <w:rPr>
+          <w:rFonts w:eastAsia="宋体" w:cs="Times New Roman" w:hint="eastAsia"/>
+          <w:bCs/>
+          <w:sz w:val="20"/>
+        </w:rPr>
+        <w:t xml:space="preserve">network analyzer, DAQs, </w:t>
+      </w:r>
+      <w:proofErr w:type="spellStart"/>
+      <w:r>
+        <w:rPr>
+          <w:rFonts w:eastAsia="宋体" w:cs="Times New Roman"/>
+          <w:bCs/>
+          <w:sz w:val="20"/>
+        </w:rPr>
+        <w:t>potentiostat</w:t>
+      </w:r>
+      <w:proofErr w:type="spellEnd"/>
+      <w:r>
+        <w:rPr>
+          <w:rFonts w:eastAsia="宋体" w:cs="Times New Roman" w:hint="eastAsia"/>
+          <w:bCs/>
+          <w:sz w:val="20"/>
+        </w:rPr>
+        <w:t>.</w:t>
+      </w:r>
+      <w:r>
+        <w:rPr>
+          <w:rFonts w:eastAsia="宋体" w:cs="Times New Roman" w:hint="eastAsia"/>
+          <w:b/>
+          <w:sz w:val="20"/>
+        </w:rPr>
+        <w:t xml:space="preserve">          </w:t>
+      </w:r>
     </w:p>
     <w:sectPr>
       <w:pgSz w:w="12240" w:h="15840" w:code="1"/>
@@ -3012,7 +3759,7 @@
 </file>
 
 <file path=word/endnotes.xml><?xml version="1.0" encoding="utf-8"?>
-<w:endnotes xmlns:wpc="http://schemas.microsoft.com/office/word/2010/wordprocessingCanvas" xmlns:cx="http://schemas.microsoft.com/office/drawing/2014/chartex" xmlns:cx1="http://schemas.microsoft.com/office/drawing/2015/9/8/chartex" xmlns:cx2="http://schemas.microsoft.com/office/drawing/2015/10/21/chartex" xmlns:cx3="http://schemas.microsoft.com/office/drawing/2016/5/9/chartex" xmlns:cx4="http://schemas.microsoft.com/office/drawing/2016/5/10/chartex" xmlns:cx5="http://schemas.microsoft.com/office/drawing/2016/5/11/chartex" xmlns:cx6="http://schemas.microsoft.com/office/drawing/2016/5/12/chartex" xmlns:cx7="http://schemas.microsoft.com/office/drawing/2016/5/13/chartex" xmlns:cx8="http://schemas.microsoft.com/office/drawing/2016/5/14/chartex" xmlns:mc="http://schemas.openxmlformats.org/markup-compatibility/2006" xmlns:aink="http://schemas.microsoft.com/office/drawing/2016/ink" xmlns:am3d="http://schemas.microsoft.com/office/drawing/2017/model3d" xmlns:o="urn:schemas-microsoft-com:office:office" xmlns:oel="http://schemas.microsoft.com/office/2019/extlst" xmlns:r="http://schemas.openxmlformats.org/officeDocument/2006/relationships" xmlns:m="http://schemas.openxmlformats.org/officeDocument/2006/math" xmlns:v="urn:schemas-microsoft-com:vml" xmlns:wp14="http://schemas.microsoft.com/office/word/2010/wordprocessingDrawing" xmlns:wp="http://schemas.openxmlformats.org/drawingml/2006/wordprocessingDrawing" xmlns:w10="urn:schemas-microsoft-com:office:word" xmlns:w="http://schemas.openxmlformats.org/wordprocessingml/2006/main" xmlns:w14="http://schemas.microsoft.com/office/word/2010/wordml" xmlns:w15="http://schemas.microsoft.com/office/word/2012/wordml" xmlns:w16cex="http://schemas.microsoft.com/office/word/2018/wordml/cex" xmlns:w16cid="http://schemas.microsoft.com/office/word/2016/wordml/cid" xmlns:w16="http://schemas.microsoft.com/office/word/2018/wordml" xmlns:w16du="http://schemas.microsoft.com/office/word/2023/wordml/word16du" xmlns:w16sdtdh="http://schemas.microsoft.com/office/word/2020/wordml/sdtdatahash" xmlns:w16se="http://schemas.microsoft.com/office/word/2015/wordml/symex" xmlns:wpg="http://schemas.microsoft.com/office/word/2010/wordprocessingGroup" xmlns:wpi="http://schemas.microsoft.com/office/word/2010/wordprocessingInk" xmlns:wne="http://schemas.microsoft.com/office/word/2006/wordml" xmlns:wps="http://schemas.microsoft.com/office/word/2010/wordprocessingShape" mc:Ignorable="w14 w15 w16se w16cid w16 w16cex w16sdtdh w16du wp14">
+<w:endnotes xmlns:wpc="http://schemas.microsoft.com/office/word/2010/wordprocessingCanvas" xmlns:cx="http://schemas.microsoft.com/office/drawing/2014/chartex" xmlns:cx1="http://schemas.microsoft.com/office/drawing/2015/9/8/chartex" xmlns:cx2="http://schemas.microsoft.com/office/drawing/2015/10/21/chartex" xmlns:cx3="http://schemas.microsoft.com/office/drawing/2016/5/9/chartex" xmlns:cx4="http://schemas.microsoft.com/office/drawing/2016/5/10/chartex" xmlns:cx5="http://schemas.microsoft.com/office/drawing/2016/5/11/chartex" xmlns:cx6="http://schemas.microsoft.com/office/drawing/2016/5/12/chartex" xmlns:cx7="http://schemas.microsoft.com/office/drawing/2016/5/13/chartex" xmlns:cx8="http://schemas.microsoft.com/office/drawing/2016/5/14/chartex" xmlns:mc="http://schemas.openxmlformats.org/markup-compatibility/2006" xmlns:aink="http://schemas.microsoft.com/office/drawing/2016/ink" xmlns:am3d="http://schemas.microsoft.com/office/drawing/2017/model3d" xmlns:o="urn:schemas-microsoft-com:office:office" xmlns:oel="http://schemas.microsoft.com/office/2019/extlst" xmlns:r="http://schemas.openxmlformats.org/officeDocument/2006/relationships" xmlns:m="http://schemas.openxmlformats.org/officeDocument/2006/math" xmlns:v="urn:schemas-microsoft-com:vml" xmlns:wp14="http://schemas.microsoft.com/office/word/2010/wordprocessingDrawing" xmlns:wp="http://schemas.openxmlformats.org/drawingml/2006/wordprocessingDrawing" xmlns:w10="urn:schemas-microsoft-com:office:word" xmlns:w="http://schemas.openxmlformats.org/wordprocessingml/2006/main" xmlns:w14="http://schemas.microsoft.com/office/word/2010/wordml" xmlns:w15="http://schemas.microsoft.com/office/word/2012/wordml" xmlns:w16cex="http://schemas.microsoft.com/office/word/2018/wordml/cex" xmlns:w16cid="http://schemas.microsoft.com/office/word/2016/wordml/cid" xmlns:w16="http://schemas.microsoft.com/office/word/2018/wordml" xmlns:w16du="http://schemas.microsoft.com/office/word/2023/wordml/word16du" xmlns:w16sdtdh="http://schemas.microsoft.com/office/word/2020/wordml/sdtdatahash" xmlns:w16sdtfl="http://schemas.microsoft.com/office/word/2024/wordml/sdtformatlock" xmlns:w16se="http://schemas.microsoft.com/office/word/2015/wordml/symex" xmlns:wpg="http://schemas.microsoft.com/office/word/2010/wordprocessingGroup" xmlns:wpi="http://schemas.microsoft.com/office/word/2010/wordprocessingInk" xmlns:wne="http://schemas.microsoft.com/office/word/2006/wordml" xmlns:wps="http://schemas.microsoft.com/office/word/2010/wordprocessingShape" mc:Ignorable="w14 w15 w16se w16cid w16 w16cex w16sdtdh w16sdtfl w16du wp14">
   <w:endnote w:type="separator" w:id="-1">
     <w:p>
       <w:pPr>
@@ -3044,7 +3791,7 @@
 </file>
 
 <file path=word/footnotes.xml><?xml version="1.0" encoding="utf-8"?>
-<w:footnotes xmlns:wpc="http://schemas.microsoft.com/office/word/2010/wordprocessingCanvas" xmlns:cx="http://schemas.microsoft.com/office/drawing/2014/chartex" xmlns:cx1="http://schemas.microsoft.com/office/drawing/2015/9/8/chartex" xmlns:cx2="http://schemas.microsoft.com/office/drawing/2015/10/21/chartex" xmlns:cx3="http://schemas.microsoft.com/office/drawing/2016/5/9/chartex" xmlns:cx4="http://schemas.microsoft.com/office/drawing/2016/5/10/chartex" xmlns:cx5="http://schemas.microsoft.com/office/drawing/2016/5/11/chartex" xmlns:cx6="http://schemas.microsoft.com/office/drawing/2016/5/12/chartex" xmlns:cx7="http://schemas.microsoft.com/office/drawing/2016/5/13/chartex" xmlns:cx8="http://schemas.microsoft.com/office/drawing/2016/5/14/chartex" xmlns:mc="http://schemas.openxmlformats.org/markup-compatibility/2006" xmlns:aink="http://schemas.microsoft.com/office/drawing/2016/ink" xmlns:am3d="http://schemas.microsoft.com/office/drawing/2017/model3d" xmlns:o="urn:schemas-microsoft-com:office:office" xmlns:oel="http://schemas.microsoft.com/office/2019/extlst" xmlns:r="http://schemas.openxmlformats.org/officeDocument/2006/relationships" xmlns:m="http://schemas.openxmlformats.org/officeDocument/2006/math" xmlns:v="urn:schemas-microsoft-com:vml" xmlns:wp14="http://schemas.microsoft.com/office/word/2010/wordprocessingDrawing" xmlns:wp="http://schemas.openxmlformats.org/drawingml/2006/wordprocessingDrawing" xmlns:w10="urn:schemas-microsoft-com:office:word" xmlns:w="http://schemas.openxmlformats.org/wordprocessingml/2006/main" xmlns:w14="http://schemas.microsoft.com/office/word/2010/wordml" xmlns:w15="http://schemas.microsoft.com/office/word/2012/wordml" xmlns:w16cex="http://schemas.microsoft.com/office/word/2018/wordml/cex" xmlns:w16cid="http://schemas.microsoft.com/office/word/2016/wordml/cid" xmlns:w16="http://schemas.microsoft.com/office/word/2018/wordml" xmlns:w16du="http://schemas.microsoft.com/office/word/2023/wordml/word16du" xmlns:w16sdtdh="http://schemas.microsoft.com/office/word/2020/wordml/sdtdatahash" xmlns:w16se="http://schemas.microsoft.com/office/word/2015/wordml/symex" xmlns:wpg="http://schemas.microsoft.com/office/word/2010/wordprocessingGroup" xmlns:wpi="http://schemas.microsoft.com/office/word/2010/wordprocessingInk" xmlns:wne="http://schemas.microsoft.com/office/word/2006/wordml" xmlns:wps="http://schemas.microsoft.com/office/word/2010/wordprocessingShape" mc:Ignorable="w14 w15 w16se w16cid w16 w16cex w16sdtdh w16du wp14">
+<w:footnotes xmlns:wpc="http://schemas.microsoft.com/office/word/2010/wordprocessingCanvas" xmlns:cx="http://schemas.microsoft.com/office/drawing/2014/chartex" xmlns:cx1="http://schemas.microsoft.com/office/drawing/2015/9/8/chartex" xmlns:cx2="http://schemas.microsoft.com/office/drawing/2015/10/21/chartex" xmlns:cx3="http://schemas.microsoft.com/office/drawing/2016/5/9/chartex" xmlns:cx4="http://schemas.microsoft.com/office/drawing/2016/5/10/chartex" xmlns:cx5="http://schemas.microsoft.com/office/drawing/2016/5/11/chartex" xmlns:cx6="http://schemas.microsoft.com/office/drawing/2016/5/12/chartex" xmlns:cx7="http://schemas.microsoft.com/office/drawing/2016/5/13/chartex" xmlns:cx8="http://schemas.microsoft.com/office/drawing/2016/5/14/chartex" xmlns:mc="http://schemas.openxmlformats.org/markup-compatibility/2006" xmlns:aink="http://schemas.microsoft.com/office/drawing/2016/ink" xmlns:am3d="http://schemas.microsoft.com/office/drawing/2017/model3d" xmlns:o="urn:schemas-microsoft-com:office:office" xmlns:oel="http://schemas.microsoft.com/office/2019/extlst" xmlns:r="http://schemas.openxmlformats.org/officeDocument/2006/relationships" xmlns:m="http://schemas.openxmlformats.org/officeDocument/2006/math" xmlns:v="urn:schemas-microsoft-com:vml" xmlns:wp14="http://schemas.microsoft.com/office/word/2010/wordprocessingDrawing" xmlns:wp="http://schemas.openxmlformats.org/drawingml/2006/wordprocessingDrawing" xmlns:w10="urn:schemas-microsoft-com:office:word" xmlns:w="http://schemas.openxmlformats.org/wordprocessingml/2006/main" xmlns:w14="http://schemas.microsoft.com/office/word/2010/wordml" xmlns:w15="http://schemas.microsoft.com/office/word/2012/wordml" xmlns:w16cex="http://schemas.microsoft.com/office/word/2018/wordml/cex" xmlns:w16cid="http://schemas.microsoft.com/office/word/2016/wordml/cid" xmlns:w16="http://schemas.microsoft.com/office/word/2018/wordml" xmlns:w16du="http://schemas.microsoft.com/office/word/2023/wordml/word16du" xmlns:w16sdtdh="http://schemas.microsoft.com/office/word/2020/wordml/sdtdatahash" xmlns:w16sdtfl="http://schemas.microsoft.com/office/word/2024/wordml/sdtformatlock" xmlns:w16se="http://schemas.microsoft.com/office/word/2015/wordml/symex" xmlns:wpg="http://schemas.microsoft.com/office/word/2010/wordprocessingGroup" xmlns:wpi="http://schemas.microsoft.com/office/word/2010/wordprocessingInk" xmlns:wne="http://schemas.microsoft.com/office/word/2006/wordml" xmlns:wps="http://schemas.microsoft.com/office/word/2010/wordprocessingShape" mc:Ignorable="w14 w15 w16se w16cid w16 w16cex w16sdtdh w16sdtfl w16du wp14">
   <w:footnote w:type="separator" w:id="-1">
     <w:p>
       <w:pPr>
@@ -3076,21 +3823,21 @@
 </file>
 
 <file path=word/numbering.xml><?xml version="1.0" encoding="utf-8"?>
-<w:numbering xmlns:wpc="http://schemas.microsoft.com/office/word/2010/wordprocessingCanvas" xmlns:cx="http://schemas.microsoft.com/office/drawing/2014/chartex" xmlns:cx1="http://schemas.microsoft.com/office/drawing/2015/9/8/chartex" xmlns:cx2="http://schemas.microsoft.com/office/drawing/2015/10/21/chartex" xmlns:cx3="http://schemas.microsoft.com/office/drawing/2016/5/9/chartex" xmlns:cx4="http://schemas.microsoft.com/office/drawing/2016/5/10/chartex" xmlns:cx5="http://schemas.microsoft.com/office/drawing/2016/5/11/chartex" xmlns:cx6="http://schemas.microsoft.com/office/drawing/2016/5/12/chartex" xmlns:cx7="http://schemas.microsoft.com/office/drawing/2016/5/13/chartex" xmlns:cx8="http://schemas.microsoft.com/office/drawing/2016/5/14/chartex" xmlns:mc="http://schemas.openxmlformats.org/markup-compatibility/2006" xmlns:aink="http://schemas.microsoft.com/office/drawing/2016/ink" xmlns:am3d="http://schemas.microsoft.com/office/drawing/2017/model3d" xmlns:o="urn:schemas-microsoft-com:office:office" xmlns:oel="http://schemas.microsoft.com/office/2019/extlst" xmlns:r="http://schemas.openxmlformats.org/officeDocument/2006/relationships" xmlns:m="http://schemas.openxmlformats.org/officeDocument/2006/math" xmlns:v="urn:schemas-microsoft-com:vml" xmlns:wp14="http://schemas.microsoft.com/office/word/2010/wordprocessingDrawing" xmlns:wp="http://schemas.openxmlformats.org/drawingml/2006/wordprocessingDrawing" xmlns:w10="urn:schemas-microsoft-com:office:word" xmlns:w="http://schemas.openxmlformats.org/wordprocessingml/2006/main" xmlns:w14="http://schemas.microsoft.com/office/word/2010/wordml" xmlns:w15="http://schemas.microsoft.com/office/word/2012/wordml" xmlns:w16cex="http://schemas.microsoft.com/office/word/2018/wordml/cex" xmlns:w16cid="http://schemas.microsoft.com/office/word/2016/wordml/cid" xmlns:w16="http://schemas.microsoft.com/office/word/2018/wordml" xmlns:w16du="http://schemas.microsoft.com/office/word/2023/wordml/word16du" xmlns:w16sdtdh="http://schemas.microsoft.com/office/word/2020/wordml/sdtdatahash" xmlns:w16se="http://schemas.microsoft.com/office/word/2015/wordml/symex" xmlns:wpg="http://schemas.microsoft.com/office/word/2010/wordprocessingGroup" xmlns:wpi="http://schemas.microsoft.com/office/word/2010/wordprocessingInk" xmlns:wne="http://schemas.microsoft.com/office/word/2006/wordml" xmlns:wps="http://schemas.microsoft.com/office/word/2010/wordprocessingShape" mc:Ignorable="w14 w15 w16se w16cid w16 w16cex w16sdtdh w16du wp14">
+<w:numbering xmlns:wpc="http://schemas.microsoft.com/office/word/2010/wordprocessingCanvas" xmlns:cx="http://schemas.microsoft.com/office/drawing/2014/chartex" xmlns:cx1="http://schemas.microsoft.com/office/drawing/2015/9/8/chartex" xmlns:cx2="http://schemas.microsoft.com/office/drawing/2015/10/21/chartex" xmlns:cx3="http://schemas.microsoft.com/office/drawing/2016/5/9/chartex" xmlns:cx4="http://schemas.microsoft.com/office/drawing/2016/5/10/chartex" xmlns:cx5="http://schemas.microsoft.com/office/drawing/2016/5/11/chartex" xmlns:cx6="http://schemas.microsoft.com/office/drawing/2016/5/12/chartex" xmlns:cx7="http://schemas.microsoft.com/office/drawing/2016/5/13/chartex" xmlns:cx8="http://schemas.microsoft.com/office/drawing/2016/5/14/chartex" xmlns:mc="http://schemas.openxmlformats.org/markup-compatibility/2006" xmlns:aink="http://schemas.microsoft.com/office/drawing/2016/ink" xmlns:am3d="http://schemas.microsoft.com/office/drawing/2017/model3d" xmlns:o="urn:schemas-microsoft-com:office:office" xmlns:oel="http://schemas.microsoft.com/office/2019/extlst" xmlns:r="http://schemas.openxmlformats.org/officeDocument/2006/relationships" xmlns:m="http://schemas.openxmlformats.org/officeDocument/2006/math" xmlns:v="urn:schemas-microsoft-com:vml" xmlns:wp14="http://schemas.microsoft.com/office/word/2010/wordprocessingDrawing" xmlns:wp="http://schemas.openxmlformats.org/drawingml/2006/wordprocessingDrawing" xmlns:w10="urn:schemas-microsoft-com:office:word" xmlns:w="http://schemas.openxmlformats.org/wordprocessingml/2006/main" xmlns:w14="http://schemas.microsoft.com/office/word/2010/wordml" xmlns:w15="http://schemas.microsoft.com/office/word/2012/wordml" xmlns:w16cex="http://schemas.microsoft.com/office/word/2018/wordml/cex" xmlns:w16cid="http://schemas.microsoft.com/office/word/2016/wordml/cid" xmlns:w16="http://schemas.microsoft.com/office/word/2018/wordml" xmlns:w16du="http://schemas.microsoft.com/office/word/2023/wordml/word16du" xmlns:w16sdtdh="http://schemas.microsoft.com/office/word/2020/wordml/sdtdatahash" xmlns:w16sdtfl="http://schemas.microsoft.com/office/word/2024/wordml/sdtformatlock" xmlns:w16se="http://schemas.microsoft.com/office/word/2015/wordml/symex" xmlns:wpg="http://schemas.microsoft.com/office/word/2010/wordprocessingGroup" xmlns:wpi="http://schemas.microsoft.com/office/word/2010/wordprocessingInk" xmlns:wne="http://schemas.microsoft.com/office/word/2006/wordml" xmlns:wps="http://schemas.microsoft.com/office/word/2010/wordprocessingShape" mc:Ignorable="w14 w15 w16se w16cid w16 w16cex w16sdtdh w16sdtfl w16du wp14">
   <w:abstractNum w:abstractNumId="0" w15:restartNumberingAfterBreak="0">
     <w:nsid w:val="04393756"/>
     <w:multiLevelType w:val="hybridMultilevel"/>
-    <w:tmpl w:val="0868DC3C"/>
+    <w:tmpl w:val="562C4C2C"/>
     <w:lvl w:ilvl="0" w:tplc="04090001">
       <w:start w:val="1"/>
       <w:numFmt w:val="bullet"/>
-      <w:lvlText w:val=""/>
+      <w:lvlText w:val=""/>
       <w:lvlJc w:val="left"/>
       <w:pPr>
         <w:ind w:left="720" w:hanging="360"/>
       </w:pPr>
       <w:rPr>
-        <w:rFonts w:ascii="Symbol" w:hAnsi="Symbol" w:hint="default"/>
+        <w:rFonts w:ascii="Wingdings" w:hAnsi="Wingdings" w:hint="default"/>
       </w:rPr>
     </w:lvl>
     <w:lvl w:ilvl="1" w:tplc="04090003" w:tentative="1">
@@ -3831,7 +4578,7 @@
 </file>
 
 <file path=word/styles.xml><?xml version="1.0" encoding="utf-8"?>
-<w:styles xmlns:mc="http://schemas.openxmlformats.org/markup-compatibility/2006" xmlns:r="http://schemas.openxmlformats.org/officeDocument/2006/relationships" xmlns:w="http://schemas.openxmlformats.org/wordprocessingml/2006/main" xmlns:w14="http://schemas.microsoft.com/office/word/2010/wordml" xmlns:w15="http://schemas.microsoft.com/office/word/2012/wordml" xmlns:w16cex="http://schemas.microsoft.com/office/word/2018/wordml/cex" xmlns:w16cid="http://schemas.microsoft.com/office/word/2016/wordml/cid" xmlns:w16="http://schemas.microsoft.com/office/word/2018/wordml" xmlns:w16du="http://schemas.microsoft.com/office/word/2023/wordml/word16du" xmlns:w16sdtdh="http://schemas.microsoft.com/office/word/2020/wordml/sdtdatahash" xmlns:w16se="http://schemas.microsoft.com/office/word/2015/wordml/symex" mc:Ignorable="w14 w15 w16se w16cid w16 w16cex w16sdtdh w16du">
+<w:styles xmlns:mc="http://schemas.openxmlformats.org/markup-compatibility/2006" xmlns:r="http://schemas.openxmlformats.org/officeDocument/2006/relationships" xmlns:w="http://schemas.openxmlformats.org/wordprocessingml/2006/main" xmlns:w14="http://schemas.microsoft.com/office/word/2010/wordml" xmlns:w15="http://schemas.microsoft.com/office/word/2012/wordml" xmlns:w16cex="http://schemas.microsoft.com/office/word/2018/wordml/cex" xmlns:w16cid="http://schemas.microsoft.com/office/word/2016/wordml/cid" xmlns:w16="http://schemas.microsoft.com/office/word/2018/wordml" xmlns:w16du="http://schemas.microsoft.com/office/word/2023/wordml/word16du" xmlns:w16sdtdh="http://schemas.microsoft.com/office/word/2020/wordml/sdtdatahash" xmlns:w16sdtfl="http://schemas.microsoft.com/office/word/2024/wordml/sdtformatlock" xmlns:w16se="http://schemas.microsoft.com/office/word/2015/wordml/symex" mc:Ignorable="w14 w15 w16se w16cid w16 w16cex w16sdtdh w16sdtfl w16du">
   <w:docDefaults>
     <w:rPrDefault>
       <w:rPr>
@@ -4229,7 +4976,7 @@
   <w:style w:type="paragraph" w:default="1" w:styleId="Normal">
     <w:name w:val="Normal"/>
     <w:qFormat/>
-    <w:rsid w:val="00AF3ED1"/>
+    <w:rsid w:val="005D63E1"/>
     <w:rPr>
       <w:rFonts w:ascii="Times New Roman" w:hAnsi="Times New Roman"/>
       <w:kern w:val="2"/>
@@ -4283,7 +5030,6 @@
   <w:style w:type="character" w:default="1" w:styleId="DefaultParagraphFont">
     <w:name w:val="Default Paragraph Font"/>
     <w:uiPriority w:val="1"/>
-    <w:semiHidden/>
     <w:unhideWhenUsed/>
   </w:style>
   <w:style w:type="table" w:default="1" w:styleId="TableNormal">
